--- a/uit/nhap_mon_co_so_du_lieu/Quiz_AI.docx
+++ b/uit/nhap_mon_co_so_du_lieu/Quiz_AI.docx
@@ -89,7 +89,11 @@
         </w:rPr>
       </w:pPr>
       <w:r>
-        <w:rPr/>
+        <w:rPr>
+          <w:rFonts w:ascii="Times New Roman" w:hAnsi="Times New Roman"/>
+          <w:b w:val="false"/>
+          <w:bCs w:val="false"/>
+        </w:rPr>
       </w:r>
     </w:p>
     <w:p>
@@ -156,74 +160,11 @@
         </w:rPr>
       </w:pPr>
       <w:r>
-        <w:rPr/>
-      </w:r>
-    </w:p>
-    <w:p>
-      <w:pPr>
-        <w:pStyle w:val="Normal"/>
-        <w:rPr/>
-      </w:pPr>
-      <w:r>
-        <w:rPr>
-          <w:rStyle w:val="Strong"/>
-          <w:rFonts w:ascii="Times New Roman" w:hAnsi="Times New Roman"/>
-          <w:b w:val="false"/>
-          <w:bCs w:val="false"/>
-        </w:rPr>
-        <w:t>Trong ngôn ngữ SQL, lệnh nào dùng để xóa toàn bộ dữ liệu trong một bảng nhưng vẫn giữ lại cấu trúc bảng?</w:t>
-      </w:r>
-    </w:p>
-    <w:p>
-      <w:pPr>
-        <w:pStyle w:val="Normal"/>
-        <w:rPr/>
-      </w:pPr>
-      <w:r>
-        <w:rPr>
-          <w:rStyle w:val="Strong"/>
-          <w:rFonts w:ascii="Times New Roman" w:hAnsi="Times New Roman"/>
-          <w:b w:val="false"/>
-          <w:bCs w:val="false"/>
-        </w:rPr>
-        <w:t>a. DROP</w:t>
-        <w:br/>
-        <w:t>b. DELETE</w:t>
-        <w:br/>
-      </w:r>
-      <w:r>
-        <w:rPr>
-          <w:rStyle w:val="Strong"/>
-          <w:rFonts w:ascii="Times New Roman" w:hAnsi="Times New Roman"/>
-          <w:b w:val="false"/>
-          <w:bCs w:val="false"/>
-          <w:color w:val="FF0000"/>
-        </w:rPr>
-        <w:t>c. TRUNCATE</w:t>
-      </w:r>
-      <w:r>
-        <w:rPr>
-          <w:rStyle w:val="Strong"/>
-          <w:rFonts w:ascii="Times New Roman" w:hAnsi="Times New Roman"/>
-          <w:b w:val="false"/>
-          <w:bCs w:val="false"/>
-        </w:rPr>
-        <w:br/>
-        <w:t>d. ALTER</w:t>
-      </w:r>
-    </w:p>
-    <w:p>
-      <w:pPr>
-        <w:pStyle w:val="Normal"/>
-        <w:rPr>
-          <w:rStyle w:val="Strong"/>
-          <w:rFonts w:ascii="Times New Roman" w:hAnsi="Times New Roman"/>
-          <w:b w:val="false"/>
-          <w:bCs w:val="false"/>
-        </w:rPr>
-      </w:pPr>
-      <w:r>
-        <w:rPr/>
+        <w:rPr>
+          <w:rFonts w:ascii="Times New Roman" w:hAnsi="Times New Roman"/>
+          <w:b w:val="false"/>
+          <w:bCs w:val="false"/>
+        </w:rPr>
       </w:r>
     </w:p>
     <w:p>
@@ -338,7 +279,11 @@
         </w:rPr>
       </w:pPr>
       <w:r>
-        <w:rPr/>
+        <w:rPr>
+          <w:rFonts w:ascii="Times New Roman" w:hAnsi="Times New Roman"/>
+          <w:b w:val="false"/>
+          <w:bCs w:val="false"/>
+        </w:rPr>
       </w:r>
     </w:p>
     <w:p>
@@ -405,84 +350,11 @@
         </w:rPr>
       </w:pPr>
       <w:r>
-        <w:rPr/>
-      </w:r>
-    </w:p>
-    <w:p>
-      <w:pPr>
-        <w:pStyle w:val="Normal"/>
-        <w:rPr/>
-      </w:pPr>
-      <w:r>
-        <w:rPr>
-          <w:rStyle w:val="Strong"/>
-          <w:rFonts w:ascii="Times New Roman" w:hAnsi="Times New Roman"/>
-          <w:b w:val="false"/>
-          <w:bCs w:val="false"/>
-        </w:rPr>
-        <w:t>Trong SQL Server, câu lệnh nào sau đây dùng để cấp quyền (grant privileges) cho người dùng?</w:t>
-      </w:r>
-    </w:p>
-    <w:p>
-      <w:pPr>
-        <w:pStyle w:val="Normal"/>
-        <w:rPr/>
-      </w:pPr>
-      <w:r>
-        <w:rPr>
-          <w:rStyle w:val="Strong"/>
-          <w:rFonts w:ascii="Times New Roman" w:hAnsi="Times New Roman"/>
-          <w:b w:val="false"/>
-          <w:bCs w:val="false"/>
-          <w:color w:val="FF0000"/>
-        </w:rPr>
-        <w:t>a. GRANT</w:t>
-      </w:r>
-      <w:r>
-        <w:rPr>
-          <w:rStyle w:val="Strong"/>
-          <w:rFonts w:ascii="Times New Roman" w:hAnsi="Times New Roman"/>
-          <w:b w:val="false"/>
-          <w:bCs w:val="false"/>
-        </w:rPr>
-        <w:br/>
-        <w:t xml:space="preserve">b. REVOKE </w:t>
-      </w:r>
-      <w:r>
-        <w:rPr>
-          <w:rStyle w:val="Strong"/>
-          <w:rFonts w:ascii="Times New Roman" w:hAnsi="Times New Roman"/>
-          <w:b w:val="false"/>
-          <w:bCs w:val="false"/>
-          <w:color w:val="800080"/>
-        </w:rPr>
-        <w:t>(thu hồi)</w:t>
-      </w:r>
-      <w:r>
-        <w:rPr>
-          <w:rStyle w:val="Strong"/>
-          <w:rFonts w:ascii="Times New Roman" w:hAnsi="Times New Roman"/>
-          <w:b w:val="false"/>
-          <w:bCs w:val="false"/>
-        </w:rPr>
-        <w:br/>
-        <w:t>c. COMMIT</w:t>
-        <w:br/>
-        <w:t>d. ROLLBACK</w:t>
-      </w:r>
-    </w:p>
-    <w:p>
-      <w:pPr>
-        <w:pStyle w:val="Normal"/>
-        <w:rPr>
-          <w:rStyle w:val="Strong"/>
-          <w:rFonts w:ascii="Times New Roman" w:hAnsi="Times New Roman"/>
-          <w:b w:val="false"/>
-          <w:bCs w:val="false"/>
-        </w:rPr>
-      </w:pPr>
-      <w:r>
-        <w:rPr/>
+        <w:rPr>
+          <w:rFonts w:ascii="Times New Roman" w:hAnsi="Times New Roman"/>
+          <w:b w:val="false"/>
+          <w:bCs w:val="false"/>
+        </w:rPr>
       </w:r>
     </w:p>
     <w:p>
@@ -577,57 +449,43 @@
         </w:rPr>
       </w:pPr>
       <w:r>
-        <w:rPr/>
-      </w:r>
-    </w:p>
-    <w:p>
-      <w:pPr>
-        <w:pStyle w:val="Normal"/>
-        <w:rPr>
-          <w:rStyle w:val="Strong"/>
-          <w:rFonts w:ascii="Times New Roman" w:hAnsi="Times New Roman"/>
-          <w:b w:val="false"/>
-          <w:bCs w:val="false"/>
-        </w:rPr>
-      </w:pPr>
-      <w:r>
-        <w:rPr/>
-      </w:r>
-    </w:p>
-    <w:p>
-      <w:pPr>
-        <w:pStyle w:val="Normal"/>
-        <w:rPr>
-          <w:rStyle w:val="Strong"/>
-          <w:rFonts w:ascii="Times New Roman" w:hAnsi="Times New Roman"/>
-          <w:b w:val="false"/>
-          <w:bCs w:val="false"/>
-        </w:rPr>
-      </w:pPr>
-      <w:r>
-        <w:rPr/>
-      </w:r>
-    </w:p>
-    <w:p>
-      <w:pPr>
-        <w:pStyle w:val="Normal"/>
-        <w:rPr/>
-      </w:pPr>
-      <w:r>
-        <w:rPr>
-          <w:rStyle w:val="Strong"/>
-          <w:rFonts w:ascii="Times New Roman" w:hAnsi="Times New Roman"/>
-          <w:b w:val="false"/>
-          <w:bCs w:val="false"/>
-        </w:rPr>
-        <w:t>Trong SQL, câu lệnh nào sau đây dùng để tăng lương thêm 10% cho tất cả nhân viên trong bảng NHANVIEN?</w:t>
-      </w:r>
-    </w:p>
-    <w:p>
-      <w:pPr>
-        <w:pStyle w:val="Normal"/>
-        <w:rPr/>
-      </w:pPr>
+        <w:rPr>
+          <w:rFonts w:ascii="Times New Roman" w:hAnsi="Times New Roman"/>
+          <w:b w:val="false"/>
+          <w:bCs w:val="false"/>
+        </w:rPr>
+      </w:r>
+    </w:p>
+    <w:p>
+      <w:pPr>
+        <w:pStyle w:val="Normal"/>
+        <w:rPr/>
+      </w:pPr>
+      <w:r>
+        <w:rPr>
+          <w:rStyle w:val="Strong"/>
+          <w:rFonts w:ascii="Times New Roman" w:hAnsi="Times New Roman"/>
+          <w:b w:val="false"/>
+          <w:bCs w:val="false"/>
+        </w:rPr>
+        <w:t>Trong mô hình ER, mối kết hợp đệ quy (recursive relationship) là gì?</w:t>
+      </w:r>
+    </w:p>
+    <w:p>
+      <w:pPr>
+        <w:pStyle w:val="Normal"/>
+        <w:rPr/>
+      </w:pPr>
+      <w:r>
+        <w:rPr>
+          <w:rStyle w:val="Strong"/>
+          <w:rFonts w:ascii="Times New Roman" w:hAnsi="Times New Roman"/>
+          <w:b w:val="false"/>
+          <w:bCs w:val="false"/>
+        </w:rPr>
+        <w:t>a. Mối kết hợp giữa hai loại thực thể khác nhau.</w:t>
+        <w:br/>
+      </w:r>
       <w:r>
         <w:rPr>
           <w:rStyle w:val="Strong"/>
@@ -636,65 +494,67 @@
           <w:bCs w:val="false"/>
           <w:color w:val="FF0000"/>
         </w:rPr>
-        <w:t>a. UPDATE NHANVIEN SET LUONG = LUONG * 1.1;</w:t>
-      </w:r>
-      <w:r>
-        <w:rPr>
-          <w:rStyle w:val="Strong"/>
-          <w:rFonts w:ascii="Times New Roman" w:hAnsi="Times New Roman"/>
-          <w:b w:val="false"/>
-          <w:bCs w:val="false"/>
-        </w:rPr>
-        <w:br/>
-        <w:t>b. ALTER NHANVIEN SET LUONG = LUONG * 1.1;</w:t>
-        <w:br/>
-        <w:t>c. MODIFY NHANVIEN SET LUONG = LUONG * 1.1;</w:t>
-        <w:br/>
-        <w:t>d. CHANGE NHANVIEN SET LUONG = LUONG * 1.1;</w:t>
-      </w:r>
-    </w:p>
-    <w:p>
-      <w:pPr>
-        <w:pStyle w:val="Normal"/>
-        <w:rPr>
-          <w:rStyle w:val="Strong"/>
-          <w:rFonts w:ascii="Times New Roman" w:hAnsi="Times New Roman"/>
-          <w:b w:val="false"/>
-          <w:bCs w:val="false"/>
-        </w:rPr>
-      </w:pPr>
-      <w:r>
-        <w:rPr/>
-      </w:r>
-    </w:p>
-    <w:p>
-      <w:pPr>
-        <w:pStyle w:val="Normal"/>
-        <w:rPr/>
-      </w:pPr>
-      <w:r>
-        <w:rPr>
-          <w:rStyle w:val="Strong"/>
-          <w:rFonts w:ascii="Times New Roman" w:hAnsi="Times New Roman"/>
-          <w:b w:val="false"/>
-          <w:bCs w:val="false"/>
-        </w:rPr>
-        <w:t>Trong mô hình ER, mối kết hợp đệ quy (recursive relationship) là gì?</w:t>
-      </w:r>
-    </w:p>
-    <w:p>
-      <w:pPr>
-        <w:pStyle w:val="Normal"/>
-        <w:rPr/>
-      </w:pPr>
-      <w:r>
-        <w:rPr>
-          <w:rStyle w:val="Strong"/>
-          <w:rFonts w:ascii="Times New Roman" w:hAnsi="Times New Roman"/>
-          <w:b w:val="false"/>
-          <w:bCs w:val="false"/>
-        </w:rPr>
-        <w:t>a. Mối kết hợp giữa hai loại thực thể khác nhau.</w:t>
+        <w:t>b. Mối kết hợp giữa một loại thực thể và chính nó.</w:t>
+      </w:r>
+      <w:r>
+        <w:rPr>
+          <w:rStyle w:val="Strong"/>
+          <w:rFonts w:ascii="Times New Roman" w:hAnsi="Times New Roman"/>
+          <w:b w:val="false"/>
+          <w:bCs w:val="false"/>
+        </w:rPr>
+        <w:br/>
+        <w:t>c. Mối kết hợp có số ngôi bằng 3.</w:t>
+        <w:br/>
+        <w:t>d. Mối kết hợp có thuộc tính riêng.</w:t>
+      </w:r>
+    </w:p>
+    <w:p>
+      <w:pPr>
+        <w:pStyle w:val="Normal"/>
+        <w:rPr>
+          <w:rStyle w:val="Strong"/>
+          <w:rFonts w:ascii="Times New Roman" w:hAnsi="Times New Roman"/>
+          <w:b w:val="false"/>
+          <w:bCs w:val="false"/>
+        </w:rPr>
+      </w:pPr>
+      <w:r>
+        <w:rPr>
+          <w:rFonts w:ascii="Times New Roman" w:hAnsi="Times New Roman"/>
+          <w:b w:val="false"/>
+          <w:bCs w:val="false"/>
+        </w:rPr>
+      </w:r>
+    </w:p>
+    <w:p>
+      <w:pPr>
+        <w:pStyle w:val="Normal"/>
+        <w:rPr/>
+      </w:pPr>
+      <w:r>
+        <w:rPr>
+          <w:rStyle w:val="Strong"/>
+          <w:rFonts w:ascii="Times New Roman" w:hAnsi="Times New Roman"/>
+          <w:b w:val="false"/>
+          <w:bCs w:val="false"/>
+        </w:rPr>
+        <w:t>Trong cơ sở dữ liệu quan hệ, khóa ứng viên (Candidate Key) là gì?</w:t>
+      </w:r>
+    </w:p>
+    <w:p>
+      <w:pPr>
+        <w:pStyle w:val="Normal"/>
+        <w:rPr/>
+      </w:pPr>
+      <w:r>
+        <w:rPr>
+          <w:rStyle w:val="Strong"/>
+          <w:rFonts w:ascii="Times New Roman" w:hAnsi="Times New Roman"/>
+          <w:b w:val="false"/>
+          <w:bCs w:val="false"/>
+        </w:rPr>
+        <w:t>a. Một khóa ngoại được chọn để tham chiếu.</w:t>
         <w:br/>
       </w:r>
       <w:r>
@@ -705,63 +565,121 @@
           <w:bCs w:val="false"/>
           <w:color w:val="FF0000"/>
         </w:rPr>
-        <w:t>b. Mối kết hợp giữa một loại thực thể và chính nó.</w:t>
-      </w:r>
-      <w:r>
-        <w:rPr>
-          <w:rStyle w:val="Strong"/>
-          <w:rFonts w:ascii="Times New Roman" w:hAnsi="Times New Roman"/>
-          <w:b w:val="false"/>
-          <w:bCs w:val="false"/>
-        </w:rPr>
-        <w:br/>
-        <w:t>c. Mối kết hợp có số ngôi bằng 3.</w:t>
-        <w:br/>
-        <w:t>d. Mối kết hợp có thuộc tính riêng.</w:t>
-      </w:r>
-    </w:p>
-    <w:p>
-      <w:pPr>
-        <w:pStyle w:val="Normal"/>
-        <w:rPr>
-          <w:rStyle w:val="Strong"/>
-          <w:rFonts w:ascii="Times New Roman" w:hAnsi="Times New Roman"/>
-          <w:b w:val="false"/>
-          <w:bCs w:val="false"/>
-        </w:rPr>
-      </w:pPr>
-      <w:r>
-        <w:rPr/>
-      </w:r>
-    </w:p>
-    <w:p>
-      <w:pPr>
-        <w:pStyle w:val="Normal"/>
-        <w:rPr/>
-      </w:pPr>
-      <w:r>
-        <w:rPr>
-          <w:rStyle w:val="Strong"/>
-          <w:rFonts w:ascii="Times New Roman" w:hAnsi="Times New Roman"/>
-          <w:b w:val="false"/>
-          <w:bCs w:val="false"/>
-        </w:rPr>
-        <w:t>Trong SQL, lệnh nào dùng để xóa bảng cùng toàn bộ dữ liệu và cấu trúc của nó?</w:t>
-      </w:r>
-    </w:p>
-    <w:p>
-      <w:pPr>
-        <w:pStyle w:val="Normal"/>
-        <w:rPr/>
-      </w:pPr>
-      <w:r>
-        <w:rPr>
-          <w:rStyle w:val="Strong"/>
-          <w:rFonts w:ascii="Times New Roman" w:hAnsi="Times New Roman"/>
-          <w:b w:val="false"/>
-          <w:bCs w:val="false"/>
-        </w:rPr>
-        <w:t>a. DELETE TABLE &lt;tên_bảng&gt;</w:t>
+        <w:t>b. Một siêu khóa nhỏ nhất, có thể được chọn làm khóa chính.</w:t>
+      </w:r>
+      <w:r>
+        <w:rPr>
+          <w:rStyle w:val="Strong"/>
+          <w:rFonts w:ascii="Times New Roman" w:hAnsi="Times New Roman"/>
+          <w:b w:val="false"/>
+          <w:bCs w:val="false"/>
+        </w:rPr>
+        <w:br/>
+        <w:t>c. Tập hợp tất cả các siêu khóa trong một quan hệ.</w:t>
+        <w:br/>
+        <w:t>d. Một thuộc tính bất kỳ có trong quan hệ.</w:t>
+      </w:r>
+    </w:p>
+    <w:p>
+      <w:pPr>
+        <w:pStyle w:val="Normal"/>
+        <w:rPr>
+          <w:rStyle w:val="Strong"/>
+          <w:rFonts w:ascii="Times New Roman" w:hAnsi="Times New Roman"/>
+          <w:b w:val="false"/>
+          <w:bCs w:val="false"/>
+        </w:rPr>
+      </w:pPr>
+      <w:r>
+        <w:rPr>
+          <w:rFonts w:ascii="Times New Roman" w:hAnsi="Times New Roman"/>
+          <w:b w:val="false"/>
+          <w:bCs w:val="false"/>
+        </w:rPr>
+      </w:r>
+    </w:p>
+    <w:p>
+      <w:pPr>
+        <w:pStyle w:val="Normal"/>
+        <w:rPr>
+          <w:rStyle w:val="Strong"/>
+          <w:rFonts w:ascii="Times New Roman" w:hAnsi="Times New Roman"/>
+          <w:b w:val="false"/>
+          <w:bCs w:val="false"/>
+        </w:rPr>
+      </w:pPr>
+      <w:r>
+        <w:rPr>
+          <w:rFonts w:ascii="Times New Roman" w:hAnsi="Times New Roman"/>
+          <w:b w:val="false"/>
+          <w:bCs w:val="false"/>
+        </w:rPr>
+      </w:r>
+    </w:p>
+    <w:p>
+      <w:pPr>
+        <w:pStyle w:val="Normal"/>
+        <w:rPr>
+          <w:rStyle w:val="Strong"/>
+          <w:rFonts w:ascii="Times New Roman" w:hAnsi="Times New Roman"/>
+          <w:b w:val="false"/>
+          <w:bCs w:val="false"/>
+        </w:rPr>
+      </w:pPr>
+      <w:r>
+        <w:rPr>
+          <w:rFonts w:ascii="Times New Roman" w:hAnsi="Times New Roman"/>
+          <w:b w:val="false"/>
+          <w:bCs w:val="false"/>
+        </w:rPr>
+      </w:r>
+    </w:p>
+    <w:p>
+      <w:pPr>
+        <w:pStyle w:val="Normal"/>
+        <w:rPr>
+          <w:rStyle w:val="Strong"/>
+          <w:rFonts w:ascii="Times New Roman" w:hAnsi="Times New Roman"/>
+          <w:b w:val="false"/>
+          <w:bCs w:val="false"/>
+        </w:rPr>
+      </w:pPr>
+      <w:r>
+        <w:rPr>
+          <w:rFonts w:ascii="Times New Roman" w:hAnsi="Times New Roman"/>
+          <w:b w:val="false"/>
+          <w:bCs w:val="false"/>
+        </w:rPr>
+      </w:r>
+    </w:p>
+    <w:p>
+      <w:pPr>
+        <w:pStyle w:val="Normal"/>
+        <w:rPr/>
+      </w:pPr>
+      <w:r>
+        <w:rPr>
+          <w:rStyle w:val="Strong"/>
+          <w:rFonts w:ascii="Times New Roman" w:hAnsi="Times New Roman"/>
+          <w:b w:val="false"/>
+          <w:bCs w:val="false"/>
+        </w:rPr>
+        <w:t>Trong mô hình dữ liệu quan hệ, bộ (tuple) là gì?</w:t>
+      </w:r>
+    </w:p>
+    <w:p>
+      <w:pPr>
+        <w:pStyle w:val="Normal"/>
+        <w:rPr/>
+      </w:pPr>
+      <w:r>
+        <w:rPr>
+          <w:rStyle w:val="Strong"/>
+          <w:rFonts w:ascii="Times New Roman" w:hAnsi="Times New Roman"/>
+          <w:b w:val="false"/>
+          <w:bCs w:val="false"/>
+        </w:rPr>
+        <w:t>a. Một tập các quan hệ trong cơ sở dữ liệu.</w:t>
         <w:br/>
       </w:r>
       <w:r>
@@ -772,63 +690,72 @@
           <w:bCs w:val="false"/>
           <w:color w:val="FF0000"/>
         </w:rPr>
-        <w:t>b. DROP TABLE &lt;tên_bảng&gt;</w:t>
-      </w:r>
-      <w:r>
-        <w:rPr>
-          <w:rStyle w:val="Strong"/>
-          <w:rFonts w:ascii="Times New Roman" w:hAnsi="Times New Roman"/>
-          <w:b w:val="false"/>
-          <w:bCs w:val="false"/>
-        </w:rPr>
-        <w:br/>
-        <w:t>c. TRUNCATE TABLE &lt;tên_bảng&gt;</w:t>
-        <w:br/>
-        <w:t>d. REMOVE TABLE &lt;tên_bảng&gt;</w:t>
-      </w:r>
-    </w:p>
-    <w:p>
-      <w:pPr>
-        <w:pStyle w:val="Normal"/>
-        <w:rPr>
-          <w:rStyle w:val="Strong"/>
-          <w:rFonts w:ascii="Times New Roman" w:hAnsi="Times New Roman"/>
-          <w:b w:val="false"/>
-          <w:bCs w:val="false"/>
-        </w:rPr>
-      </w:pPr>
-      <w:r>
-        <w:rPr/>
-      </w:r>
-    </w:p>
-    <w:p>
-      <w:pPr>
-        <w:pStyle w:val="Normal"/>
-        <w:rPr/>
-      </w:pPr>
-      <w:r>
-        <w:rPr>
-          <w:rStyle w:val="Strong"/>
-          <w:rFonts w:ascii="Times New Roman" w:hAnsi="Times New Roman"/>
-          <w:b w:val="false"/>
-          <w:bCs w:val="false"/>
-        </w:rPr>
-        <w:t>Trong cơ sở dữ liệu quan hệ, khóa ứng viên (Candidate Key) là gì?</w:t>
-      </w:r>
-    </w:p>
-    <w:p>
-      <w:pPr>
-        <w:pStyle w:val="Normal"/>
-        <w:rPr/>
-      </w:pPr>
-      <w:r>
-        <w:rPr>
-          <w:rStyle w:val="Strong"/>
-          <w:rFonts w:ascii="Times New Roman" w:hAnsi="Times New Roman"/>
-          <w:b w:val="false"/>
-          <w:bCs w:val="false"/>
-        </w:rPr>
-        <w:t>a. Một khóa ngoại được chọn để tham chiếu.</w:t>
+        <w:t>b. Một dòng (row) trong bảng, biểu diễn một đối tượng cụ thể.</w:t>
+      </w:r>
+      <w:r>
+        <w:rPr>
+          <w:rStyle w:val="Strong"/>
+          <w:rFonts w:ascii="Times New Roman" w:hAnsi="Times New Roman"/>
+          <w:b w:val="false"/>
+          <w:bCs w:val="false"/>
+        </w:rPr>
+        <w:br/>
+        <w:t>c. Một cột (column) trong bảng, mô tả tính chất của dữ liệu.</w:t>
+        <w:br/>
+        <w:t>d. Tập hợp các giá trị có thể nhận đư</w:t>
+      </w:r>
+      <w:r>
+        <w:rPr>
+          <w:rStyle w:val="Strong"/>
+          <w:rFonts w:ascii="Times New Roman" w:hAnsi="Times New Roman"/>
+          <w:b w:val="false"/>
+          <w:bCs w:val="false"/>
+        </w:rPr>
+        <w:t>ợc của một thuộc tính.</w:t>
+      </w:r>
+    </w:p>
+    <w:p>
+      <w:pPr>
+        <w:pStyle w:val="Normal"/>
+        <w:rPr>
+          <w:rStyle w:val="Strong"/>
+          <w:rFonts w:ascii="Times New Roman" w:hAnsi="Times New Roman"/>
+          <w:b w:val="false"/>
+          <w:bCs w:val="false"/>
+        </w:rPr>
+      </w:pPr>
+      <w:r>
+        <w:rPr/>
+      </w:r>
+    </w:p>
+    <w:p>
+      <w:pPr>
+        <w:pStyle w:val="Normal"/>
+        <w:rPr/>
+      </w:pPr>
+      <w:r>
+        <w:rPr>
+          <w:rStyle w:val="Strong"/>
+          <w:rFonts w:ascii="Times New Roman" w:hAnsi="Times New Roman"/>
+          <w:b w:val="false"/>
+          <w:bCs w:val="false"/>
+        </w:rPr>
+        <w:t>Trong mô hình ER, loại thực thể yếu (weak entity type) có đặc điểm nào sau đây?</w:t>
+      </w:r>
+    </w:p>
+    <w:p>
+      <w:pPr>
+        <w:pStyle w:val="Normal"/>
+        <w:rPr/>
+      </w:pPr>
+      <w:r>
+        <w:rPr>
+          <w:rStyle w:val="Strong"/>
+          <w:rFonts w:ascii="Times New Roman" w:hAnsi="Times New Roman"/>
+          <w:b w:val="false"/>
+          <w:bCs w:val="false"/>
+        </w:rPr>
+        <w:t>a. Có khóa riêng để phân biệt các thực thể.</w:t>
         <w:br/>
       </w:r>
       <w:r>
@@ -839,69 +766,55 @@
           <w:bCs w:val="false"/>
           <w:color w:val="FF0000"/>
         </w:rPr>
-        <w:t>b. Một siêu khóa nhỏ nhất, có thể được chọn làm khóa chính.</w:t>
-      </w:r>
-      <w:r>
-        <w:rPr>
-          <w:rStyle w:val="Strong"/>
-          <w:rFonts w:ascii="Times New Roman" w:hAnsi="Times New Roman"/>
-          <w:b w:val="false"/>
-          <w:bCs w:val="false"/>
-        </w:rPr>
-        <w:br/>
-        <w:t>c. Tập hợp tất cả các siêu khóa trong một quan hệ.</w:t>
-        <w:br/>
-        <w:t>d. Một thuộc tính bất kỳ có trong quan hệ.</w:t>
-      </w:r>
-    </w:p>
-    <w:p>
-      <w:pPr>
-        <w:pStyle w:val="Normal"/>
-        <w:rPr>
-          <w:rStyle w:val="Strong"/>
-          <w:rFonts w:ascii="Times New Roman" w:hAnsi="Times New Roman"/>
-          <w:b w:val="false"/>
-          <w:bCs w:val="false"/>
-        </w:rPr>
-      </w:pPr>
-      <w:r>
-        <w:rPr/>
-      </w:r>
-    </w:p>
-    <w:p>
-      <w:pPr>
-        <w:pStyle w:val="Normal"/>
-        <w:rPr/>
-      </w:pPr>
-      <w:r>
-        <w:rPr>
-          <w:rStyle w:val="Strong"/>
-          <w:rFonts w:ascii="Times New Roman" w:hAnsi="Times New Roman"/>
-          <w:b w:val="false"/>
-          <w:bCs w:val="false"/>
-        </w:rPr>
-        <w:t>Trong SQL, để đảm bảo rằng giá trị trong cột GIA của bảng SANPHAM luôn lớn hơn 0, ta dùng ràng buộc nào?</w:t>
-      </w:r>
-    </w:p>
-    <w:p>
-      <w:pPr>
-        <w:pStyle w:val="Normal"/>
-        <w:rPr/>
-      </w:pPr>
-      <w:r>
-        <w:rPr>
-          <w:rStyle w:val="Strong"/>
-          <w:rFonts w:ascii="Times New Roman" w:hAnsi="Times New Roman"/>
-          <w:b w:val="false"/>
-          <w:bCs w:val="false"/>
-        </w:rPr>
-        <w:t>a. PRIMARY KEY</w:t>
-        <w:br/>
-        <w:t>b. FOREIGN KEY</w:t>
-        <w:br/>
-        <w:t>c. UNIQUE</w:t>
-        <w:br/>
-      </w:r>
+        <w:t>b. Không có thuộc tính khóa riêng, phải dựa vào thực thể mạnh.</w:t>
+      </w:r>
+      <w:r>
+        <w:rPr>
+          <w:rStyle w:val="Strong"/>
+          <w:rFonts w:ascii="Times New Roman" w:hAnsi="Times New Roman"/>
+          <w:b w:val="false"/>
+          <w:bCs w:val="false"/>
+        </w:rPr>
+        <w:br/>
+        <w:t>c. Luôn có mối kết hợp đệ quy với chính nó.</w:t>
+        <w:br/>
+        <w:t>d. Luôn có thuộc tính đa trị.</w:t>
+      </w:r>
+    </w:p>
+    <w:p>
+      <w:pPr>
+        <w:pStyle w:val="Normal"/>
+        <w:rPr>
+          <w:rStyle w:val="Strong"/>
+          <w:rFonts w:ascii="Times New Roman" w:hAnsi="Times New Roman"/>
+          <w:b w:val="false"/>
+          <w:bCs w:val="false"/>
+        </w:rPr>
+      </w:pPr>
+      <w:r>
+        <w:rPr/>
+      </w:r>
+    </w:p>
+    <w:p>
+      <w:pPr>
+        <w:pStyle w:val="Normal"/>
+        <w:rPr/>
+      </w:pPr>
+      <w:r>
+        <w:rPr>
+          <w:rStyle w:val="Strong"/>
+          <w:rFonts w:ascii="Times New Roman" w:hAnsi="Times New Roman"/>
+          <w:b w:val="false"/>
+          <w:bCs w:val="false"/>
+        </w:rPr>
+        <w:t>Trong cơ sở dữ liệu quan hệ, siêu khóa (Super Key) là gì?</w:t>
+      </w:r>
+    </w:p>
+    <w:p>
+      <w:pPr>
+        <w:pStyle w:val="Normal"/>
+        <w:rPr/>
+      </w:pPr>
       <w:r>
         <w:rPr>
           <w:rStyle w:val="Strong"/>
@@ -910,51 +823,65 @@
           <w:bCs w:val="false"/>
           <w:color w:val="FF0000"/>
         </w:rPr>
-        <w:t>d. CHECK</w:t>
-      </w:r>
-    </w:p>
-    <w:p>
-      <w:pPr>
-        <w:pStyle w:val="Normal"/>
-        <w:rPr>
-          <w:rStyle w:val="Strong"/>
-          <w:rFonts w:ascii="Times New Roman" w:hAnsi="Times New Roman"/>
-          <w:b w:val="false"/>
-          <w:bCs w:val="false"/>
-        </w:rPr>
-      </w:pPr>
-      <w:r>
-        <w:rPr/>
-      </w:r>
-    </w:p>
-    <w:p>
-      <w:pPr>
-        <w:pStyle w:val="Normal"/>
-        <w:rPr/>
-      </w:pPr>
-      <w:r>
-        <w:rPr>
-          <w:rStyle w:val="Strong"/>
-          <w:rFonts w:ascii="Times New Roman" w:hAnsi="Times New Roman"/>
-          <w:b w:val="false"/>
-          <w:bCs w:val="false"/>
-        </w:rPr>
-        <w:t>Trong mô hình dữ liệu quan hệ, bộ (tuple) là gì?</w:t>
-      </w:r>
-    </w:p>
-    <w:p>
-      <w:pPr>
-        <w:pStyle w:val="Normal"/>
-        <w:rPr/>
-      </w:pPr>
-      <w:r>
-        <w:rPr>
-          <w:rStyle w:val="Strong"/>
-          <w:rFonts w:ascii="Times New Roman" w:hAnsi="Times New Roman"/>
-          <w:b w:val="false"/>
-          <w:bCs w:val="false"/>
-        </w:rPr>
-        <w:t>a. Một tập các quan hệ trong cơ sở dữ liệu.</w:t>
+        <w:t>a. Một tập thuộc tính có thể phân biệt được mọi bộ (tuple) trong quan hệ.</w:t>
+      </w:r>
+      <w:r>
+        <w:rPr>
+          <w:rStyle w:val="Strong"/>
+          <w:rFonts w:ascii="Times New Roman" w:hAnsi="Times New Roman"/>
+          <w:b w:val="false"/>
+          <w:bCs w:val="false"/>
+        </w:rPr>
+        <w:br/>
+        <w:t>b. Một tập thuộc tính nhỏ nhất dùng để phân biệt các bộ.</w:t>
+        <w:br/>
+        <w:t>c. Thuộc tính được chọn làm khóa chính.</w:t>
+        <w:br/>
+        <w:t>d. Tập hợp tất cả các khóa ngoại trong quan hệ.</w:t>
+      </w:r>
+    </w:p>
+    <w:p>
+      <w:pPr>
+        <w:pStyle w:val="Normal"/>
+        <w:rPr>
+          <w:rStyle w:val="Strong"/>
+          <w:rFonts w:ascii="Times New Roman" w:hAnsi="Times New Roman"/>
+          <w:b w:val="false"/>
+          <w:bCs w:val="false"/>
+        </w:rPr>
+      </w:pPr>
+      <w:r>
+        <w:rPr/>
+      </w:r>
+    </w:p>
+    <w:p>
+      <w:pPr>
+        <w:pStyle w:val="Normal"/>
+        <w:rPr/>
+      </w:pPr>
+      <w:r>
+        <w:rPr>
+          <w:rStyle w:val="Strong"/>
+          <w:rFonts w:ascii="Times New Roman" w:hAnsi="Times New Roman"/>
+          <w:b w:val="false"/>
+          <w:bCs w:val="false"/>
+        </w:rPr>
+        <w:t>Trong mô hình ER, bản số (cardinality) của một mối kết hợp biểu diễn điều gì?</w:t>
+      </w:r>
+    </w:p>
+    <w:p>
+      <w:pPr>
+        <w:pStyle w:val="Normal"/>
+        <w:rPr/>
+      </w:pPr>
+      <w:r>
+        <w:rPr>
+          <w:rStyle w:val="Strong"/>
+          <w:rFonts w:ascii="Times New Roman" w:hAnsi="Times New Roman"/>
+          <w:b w:val="false"/>
+          <w:bCs w:val="false"/>
+        </w:rPr>
+        <w:t>a. Số lượng thuộc tính có trong một thực thể.</w:t>
         <w:br/>
       </w:r>
       <w:r>
@@ -965,19 +892,3898 @@
           <w:bCs w:val="false"/>
           <w:color w:val="FF0000"/>
         </w:rPr>
-        <w:t>b. Một dòng (row) trong bảng, biểu diễn một đối tượng cụ thể.</w:t>
-      </w:r>
-      <w:r>
-        <w:rPr>
-          <w:rStyle w:val="Strong"/>
-          <w:rFonts w:ascii="Times New Roman" w:hAnsi="Times New Roman"/>
-          <w:b w:val="false"/>
-          <w:bCs w:val="false"/>
-        </w:rPr>
-        <w:br/>
-        <w:t>c. Một cột (column) trong bảng, mô tả tính chất của dữ liệu.</w:t>
-        <w:br/>
-        <w:t>d. Tập hợp các giá trị có thể nhận được của một thuộc tính.</w:t>
+        <w:t>b. Số lượng thực thể tối thiểu và tối đa tham gia vào mối kết hợp.</w:t>
+      </w:r>
+      <w:r>
+        <w:rPr>
+          <w:rStyle w:val="Strong"/>
+          <w:rFonts w:ascii="Times New Roman" w:hAnsi="Times New Roman"/>
+          <w:b w:val="false"/>
+          <w:bCs w:val="false"/>
+        </w:rPr>
+        <w:br/>
+        <w:t>c. Số lượng quan hệ trong một cơ sở dữ liệu.</w:t>
+        <w:br/>
+        <w:t>d. Số lượng bộ (tuple) có trong một quan hệ.</w:t>
+      </w:r>
+    </w:p>
+    <w:p>
+      <w:pPr>
+        <w:pStyle w:val="Normal"/>
+        <w:rPr>
+          <w:rStyle w:val="Strong"/>
+          <w:rFonts w:ascii="Times New Roman" w:hAnsi="Times New Roman"/>
+          <w:b w:val="false"/>
+          <w:bCs w:val="false"/>
+        </w:rPr>
+      </w:pPr>
+      <w:r>
+        <w:rPr/>
+      </w:r>
+    </w:p>
+    <w:p>
+      <w:pPr>
+        <w:pStyle w:val="Normal"/>
+        <w:rPr/>
+      </w:pPr>
+      <w:r>
+        <w:rPr>
+          <w:rStyle w:val="Strong"/>
+          <w:rFonts w:ascii="Times New Roman" w:hAnsi="Times New Roman"/>
+          <w:b w:val="false"/>
+          <w:bCs w:val="false"/>
+        </w:rPr>
+        <w:t>Trong cơ sở dữ liệu quan hệ, khóa ngoại (Foreign Key) có thể nhận giá trị nào dưới đây?</w:t>
+      </w:r>
+    </w:p>
+    <w:p>
+      <w:pPr>
+        <w:pStyle w:val="Normal"/>
+        <w:rPr/>
+      </w:pPr>
+      <w:r>
+        <w:rPr>
+          <w:rStyle w:val="Strong"/>
+          <w:rFonts w:ascii="Times New Roman" w:hAnsi="Times New Roman"/>
+          <w:b w:val="false"/>
+          <w:bCs w:val="false"/>
+        </w:rPr>
+        <w:t>a. Bất kỳ giá trị nào, miễn đúng kiểu dữ liệu.</w:t>
+        <w:br/>
+      </w:r>
+      <w:r>
+        <w:rPr>
+          <w:rStyle w:val="Strong"/>
+          <w:rFonts w:eastAsia="NSimSun" w:cs="Lucida Sans" w:ascii="Times New Roman" w:hAnsi="Times New Roman"/>
+          <w:b w:val="false"/>
+          <w:bCs w:val="false"/>
+          <w:color w:val="FF0000"/>
+          <w:kern w:val="2"/>
+          <w:sz w:val="24"/>
+          <w:szCs w:val="24"/>
+          <w:lang w:val="en-US" w:eastAsia="zh-CN" w:bidi="hi-IN"/>
+        </w:rPr>
+        <w:t>b. Giá trị khóa chính tồn tại ở bảng được tham chiếu hoặc NULL.</w:t>
+      </w:r>
+      <w:r>
+        <w:rPr>
+          <w:rStyle w:val="Strong"/>
+          <w:rFonts w:ascii="Times New Roman" w:hAnsi="Times New Roman"/>
+          <w:b w:val="false"/>
+          <w:bCs w:val="false"/>
+        </w:rPr>
+        <w:br/>
+        <w:t>c. Giá trị trùng lặp tùy ý.</w:t>
+        <w:br/>
+        <w:t>d. Giá trị ngẫu nhiên miễn là duy nhất.</w:t>
+      </w:r>
+    </w:p>
+    <w:p>
+      <w:pPr>
+        <w:pStyle w:val="Normal"/>
+        <w:rPr>
+          <w:rStyle w:val="Strong"/>
+          <w:rFonts w:ascii="Times New Roman" w:hAnsi="Times New Roman"/>
+          <w:b w:val="false"/>
+          <w:bCs w:val="false"/>
+        </w:rPr>
+      </w:pPr>
+      <w:r>
+        <w:rPr/>
+      </w:r>
+    </w:p>
+    <w:p>
+      <w:pPr>
+        <w:pStyle w:val="Normal"/>
+        <w:rPr/>
+      </w:pPr>
+      <w:r>
+        <w:rPr>
+          <w:rStyle w:val="Strong"/>
+          <w:rFonts w:ascii="Times New Roman" w:hAnsi="Times New Roman"/>
+          <w:b w:val="false"/>
+          <w:bCs w:val="false"/>
+        </w:rPr>
+        <w:t>Trong mô hình dữ liệu quan hệ, miền giá trị (Domain) của một thuộc tính là gì?</w:t>
+      </w:r>
+    </w:p>
+    <w:p>
+      <w:pPr>
+        <w:pStyle w:val="Normal"/>
+        <w:rPr/>
+      </w:pPr>
+      <w:r>
+        <w:rPr>
+          <w:rStyle w:val="Strong"/>
+          <w:rFonts w:ascii="Times New Roman" w:hAnsi="Times New Roman"/>
+          <w:b w:val="false"/>
+          <w:bCs w:val="false"/>
+        </w:rPr>
+        <w:t>a. Tập tất cả các thuộc tính trong một quan hệ.</w:t>
+        <w:br/>
+      </w:r>
+      <w:r>
+        <w:rPr>
+          <w:rStyle w:val="Strong"/>
+          <w:rFonts w:eastAsia="NSimSun" w:cs="Lucida Sans" w:ascii="Times New Roman" w:hAnsi="Times New Roman"/>
+          <w:b w:val="false"/>
+          <w:bCs w:val="false"/>
+          <w:color w:val="FF0000"/>
+          <w:kern w:val="2"/>
+          <w:sz w:val="24"/>
+          <w:szCs w:val="24"/>
+          <w:lang w:val="en-US" w:eastAsia="zh-CN" w:bidi="hi-IN"/>
+        </w:rPr>
+        <w:t>b. Tập các giá trị có thể nhận được của thuộc tính đó.</w:t>
+      </w:r>
+      <w:r>
+        <w:rPr>
+          <w:rStyle w:val="Strong"/>
+          <w:rFonts w:ascii="Times New Roman" w:hAnsi="Times New Roman"/>
+          <w:b w:val="false"/>
+          <w:bCs w:val="false"/>
+        </w:rPr>
+        <w:br/>
+        <w:t>c. Tập các bộ (tuple) trong một quan hệ.</w:t>
+        <w:br/>
+        <w:t>d. Tập các quan hệ trong cơ sở dữ liệu.</w:t>
+      </w:r>
+    </w:p>
+    <w:p>
+      <w:pPr>
+        <w:pStyle w:val="Normal"/>
+        <w:rPr>
+          <w:rStyle w:val="Strong"/>
+          <w:rFonts w:ascii="Times New Roman" w:hAnsi="Times New Roman"/>
+          <w:b w:val="false"/>
+          <w:bCs w:val="false"/>
+        </w:rPr>
+      </w:pPr>
+      <w:r>
+        <w:rPr/>
+      </w:r>
+    </w:p>
+    <w:p>
+      <w:pPr>
+        <w:pStyle w:val="Normal"/>
+        <w:rPr/>
+      </w:pPr>
+      <w:r>
+        <w:rPr>
+          <w:rStyle w:val="Strong"/>
+          <w:rFonts w:ascii="Times New Roman" w:hAnsi="Times New Roman"/>
+          <w:b w:val="false"/>
+          <w:bCs w:val="false"/>
+        </w:rPr>
+        <w:t>Trong mô hình ER, số ngôi (degree) của mối kết hợp là gì?</w:t>
+      </w:r>
+    </w:p>
+    <w:p>
+      <w:pPr>
+        <w:pStyle w:val="Normal"/>
+        <w:rPr/>
+      </w:pPr>
+      <w:r>
+        <w:rPr>
+          <w:rStyle w:val="Strong"/>
+          <w:rFonts w:eastAsia="NSimSun" w:cs="Lucida Sans" w:ascii="Times New Roman" w:hAnsi="Times New Roman"/>
+          <w:b w:val="false"/>
+          <w:bCs w:val="false"/>
+          <w:color w:val="FF0000"/>
+          <w:kern w:val="2"/>
+          <w:sz w:val="24"/>
+          <w:szCs w:val="24"/>
+          <w:lang w:val="en-US" w:eastAsia="zh-CN" w:bidi="hi-IN"/>
+        </w:rPr>
+        <w:t>a. Số lượng thực thể tham gia vào mối kết hợp.</w:t>
+      </w:r>
+      <w:r>
+        <w:rPr>
+          <w:rStyle w:val="Strong"/>
+          <w:rFonts w:ascii="Times New Roman" w:hAnsi="Times New Roman"/>
+          <w:b w:val="false"/>
+          <w:bCs w:val="false"/>
+        </w:rPr>
+        <w:br/>
+        <w:t>b. Số lượng thuộc tính có trong một mối kết hợp.</w:t>
+        <w:br/>
+        <w:t>c. Số lượng khóa của thực thể trong quan hệ.</w:t>
+        <w:br/>
+        <w:t>d. Số lượng bộ (tuple) được sinh ra từ mối kết hợp.</w:t>
+      </w:r>
+    </w:p>
+    <w:p>
+      <w:pPr>
+        <w:pStyle w:val="Normal"/>
+        <w:rPr>
+          <w:rStyle w:val="Strong"/>
+          <w:rFonts w:ascii="Times New Roman" w:hAnsi="Times New Roman"/>
+          <w:b w:val="false"/>
+          <w:bCs w:val="false"/>
+        </w:rPr>
+      </w:pPr>
+      <w:r>
+        <w:rPr/>
+      </w:r>
+    </w:p>
+    <w:p>
+      <w:pPr>
+        <w:pStyle w:val="Normal"/>
+        <w:rPr/>
+      </w:pPr>
+      <w:r>
+        <w:rPr>
+          <w:rStyle w:val="Strong"/>
+          <w:rFonts w:ascii="Times New Roman" w:hAnsi="Times New Roman"/>
+          <w:b w:val="false"/>
+          <w:bCs w:val="false"/>
+        </w:rPr>
+        <w:t>Trong cơ sở dữ liệu quan hệ, ràng buộc toàn vẹn thực thể (Entity Integrity Constraint) quy định điều gì?</w:t>
+      </w:r>
+    </w:p>
+    <w:p>
+      <w:pPr>
+        <w:pStyle w:val="Normal"/>
+        <w:rPr/>
+      </w:pPr>
+      <w:r>
+        <w:rPr>
+          <w:rStyle w:val="Strong"/>
+          <w:rFonts w:ascii="Times New Roman" w:hAnsi="Times New Roman"/>
+          <w:b w:val="false"/>
+          <w:bCs w:val="false"/>
+        </w:rPr>
+        <w:t>a. Mỗi bảng phải có ít nhất một khóa ngoại.</w:t>
+        <w:br/>
+      </w:r>
+      <w:r>
+        <w:rPr>
+          <w:rStyle w:val="Strong"/>
+          <w:rFonts w:eastAsia="NSimSun" w:cs="Lucida Sans" w:ascii="Times New Roman" w:hAnsi="Times New Roman"/>
+          <w:b w:val="false"/>
+          <w:bCs w:val="false"/>
+          <w:color w:val="FF0000"/>
+          <w:kern w:val="2"/>
+          <w:sz w:val="24"/>
+          <w:szCs w:val="24"/>
+          <w:lang w:val="en-US" w:eastAsia="zh-CN" w:bidi="hi-IN"/>
+        </w:rPr>
+        <w:t>b. Giá trị của khóa chính (Primary Key) không được Null.</w:t>
+      </w:r>
+      <w:r>
+        <w:rPr>
+          <w:rStyle w:val="Strong"/>
+          <w:rFonts w:ascii="Times New Roman" w:hAnsi="Times New Roman"/>
+          <w:b w:val="false"/>
+          <w:bCs w:val="false"/>
+        </w:rPr>
+        <w:br/>
+        <w:t>c. Mỗi bộ (tuple) trong quan hệ phải khác nhau.</w:t>
+        <w:br/>
+        <w:t>d. Các thuộc tính phải có cùng kiểu dữ liệu.</w:t>
+      </w:r>
+    </w:p>
+    <w:p>
+      <w:pPr>
+        <w:pStyle w:val="Normal"/>
+        <w:rPr>
+          <w:rStyle w:val="Strong"/>
+          <w:rFonts w:ascii="Times New Roman" w:hAnsi="Times New Roman"/>
+          <w:b w:val="false"/>
+          <w:bCs w:val="false"/>
+        </w:rPr>
+      </w:pPr>
+      <w:r>
+        <w:rPr/>
+      </w:r>
+    </w:p>
+    <w:p>
+      <w:pPr>
+        <w:pStyle w:val="Normal"/>
+        <w:rPr>
+          <w:rStyle w:val="Strong"/>
+          <w:rFonts w:ascii="Times New Roman" w:hAnsi="Times New Roman"/>
+          <w:b w:val="false"/>
+          <w:bCs w:val="false"/>
+        </w:rPr>
+      </w:pPr>
+      <w:r>
+        <w:rPr/>
+      </w:r>
+    </w:p>
+    <w:p>
+      <w:pPr>
+        <w:pStyle w:val="Normal"/>
+        <w:rPr/>
+      </w:pPr>
+      <w:r>
+        <w:rPr>
+          <w:rStyle w:val="Strong"/>
+          <w:rFonts w:ascii="Times New Roman" w:hAnsi="Times New Roman"/>
+          <w:b w:val="false"/>
+          <w:bCs w:val="false"/>
+        </w:rPr>
+        <w:t>Trong mô hình ER, thuộc tính dẫn xuất (derived attribute) có đặc điểm gì?</w:t>
+      </w:r>
+    </w:p>
+    <w:p>
+      <w:pPr>
+        <w:pStyle w:val="Normal"/>
+        <w:rPr/>
+      </w:pPr>
+      <w:r>
+        <w:rPr>
+          <w:rStyle w:val="Strong"/>
+          <w:rFonts w:ascii="Times New Roman" w:hAnsi="Times New Roman"/>
+          <w:b w:val="false"/>
+          <w:bCs w:val="false"/>
+        </w:rPr>
+        <w:t>a. Giá trị của nó luôn nhập trực tiếp từ người dùng.</w:t>
+        <w:br/>
+      </w:r>
+      <w:r>
+        <w:rPr>
+          <w:rStyle w:val="Strong"/>
+          <w:rFonts w:eastAsia="NSimSun" w:cs="Lucida Sans" w:ascii="Times New Roman" w:hAnsi="Times New Roman"/>
+          <w:b w:val="false"/>
+          <w:bCs w:val="false"/>
+          <w:color w:val="FF0000"/>
+          <w:kern w:val="2"/>
+          <w:sz w:val="24"/>
+          <w:szCs w:val="24"/>
+          <w:lang w:val="en-US" w:eastAsia="zh-CN" w:bidi="hi-IN"/>
+        </w:rPr>
+        <w:t>b. Giá trị của nó được tính toán từ các thuộc tính khác.</w:t>
+      </w:r>
+      <w:r>
+        <w:rPr>
+          <w:rStyle w:val="Strong"/>
+          <w:rFonts w:ascii="Times New Roman" w:hAnsi="Times New Roman"/>
+          <w:b w:val="false"/>
+          <w:bCs w:val="false"/>
+        </w:rPr>
+        <w:br/>
+        <w:t>c. Nó luôn là khóa chính của thực thể.</w:t>
+        <w:br/>
+        <w:t>d. Nó là thuộc tính đa trị, có thể nhận nhiều giá trị.</w:t>
+      </w:r>
+    </w:p>
+    <w:p>
+      <w:pPr>
+        <w:pStyle w:val="Normal"/>
+        <w:rPr>
+          <w:rStyle w:val="Strong"/>
+          <w:rFonts w:ascii="Times New Roman" w:hAnsi="Times New Roman"/>
+          <w:b w:val="false"/>
+          <w:bCs w:val="false"/>
+        </w:rPr>
+      </w:pPr>
+      <w:r>
+        <w:rPr/>
+      </w:r>
+    </w:p>
+    <w:p>
+      <w:pPr>
+        <w:pStyle w:val="Normal"/>
+        <w:rPr/>
+      </w:pPr>
+      <w:r>
+        <w:rPr>
+          <w:rStyle w:val="Strong"/>
+          <w:rFonts w:ascii="Times New Roman" w:hAnsi="Times New Roman"/>
+          <w:b w:val="false"/>
+          <w:bCs w:val="false"/>
+        </w:rPr>
+        <w:t>Trong cơ sở dữ liệu quan hệ, ràng buộc toàn vẹn miền (Domain Integrity Constraint) có ý nghĩa gì?</w:t>
+      </w:r>
+    </w:p>
+    <w:p>
+      <w:pPr>
+        <w:pStyle w:val="Normal"/>
+        <w:rPr/>
+      </w:pPr>
+      <w:r>
+        <w:rPr>
+          <w:rStyle w:val="Strong"/>
+          <w:rFonts w:eastAsia="NSimSun" w:cs="Lucida Sans" w:ascii="Times New Roman" w:hAnsi="Times New Roman"/>
+          <w:b w:val="false"/>
+          <w:bCs w:val="false"/>
+          <w:color w:val="FF0000"/>
+          <w:kern w:val="2"/>
+          <w:sz w:val="24"/>
+          <w:szCs w:val="24"/>
+          <w:lang w:val="en-US" w:eastAsia="zh-CN" w:bidi="hi-IN"/>
+        </w:rPr>
+        <w:t>a. Giá trị trong một cột phải thuộc về miền giá trị xác định trước.</w:t>
+      </w:r>
+      <w:r>
+        <w:rPr>
+          <w:rStyle w:val="Strong"/>
+          <w:rFonts w:ascii="Times New Roman" w:hAnsi="Times New Roman"/>
+          <w:b w:val="false"/>
+          <w:bCs w:val="false"/>
+        </w:rPr>
+        <w:br/>
+        <w:t>b. Mỗi bảng phải có một khóa chính.</w:t>
+        <w:br/>
+        <w:t>c. Mỗi giá trị khóa ngoại phải tham chiếu</w:t>
+      </w:r>
+      <w:r>
+        <w:rPr>
+          <w:rStyle w:val="Strong"/>
+          <w:rFonts w:ascii="Times New Roman" w:hAnsi="Times New Roman"/>
+          <w:b w:val="false"/>
+          <w:bCs w:val="false"/>
+        </w:rPr>
+        <w:t xml:space="preserve"> đến một khóa chính.</w:t>
+        <w:br/>
+        <w:t>d. Không có hai bộ nào trong một quan hệ được giống nhau.</w:t>
+      </w:r>
+    </w:p>
+    <w:p>
+      <w:pPr>
+        <w:pStyle w:val="Normal"/>
+        <w:rPr>
+          <w:rStyle w:val="Strong"/>
+          <w:rFonts w:ascii="Times New Roman" w:hAnsi="Times New Roman"/>
+          <w:b w:val="false"/>
+          <w:bCs w:val="false"/>
+        </w:rPr>
+      </w:pPr>
+      <w:r>
+        <w:rPr/>
+      </w:r>
+    </w:p>
+    <w:p>
+      <w:pPr>
+        <w:pStyle w:val="Normal"/>
+        <w:rPr/>
+      </w:pPr>
+      <w:r>
+        <w:rPr>
+          <w:rStyle w:val="Strong"/>
+          <w:rFonts w:ascii="Times New Roman" w:hAnsi="Times New Roman"/>
+          <w:b w:val="false"/>
+          <w:bCs w:val="false"/>
+        </w:rPr>
+        <w:t>Trong mô hình ER, thuộc tính đa hợp (composite attribute) là gì?</w:t>
+      </w:r>
+    </w:p>
+    <w:p>
+      <w:pPr>
+        <w:pStyle w:val="Normal"/>
+        <w:rPr/>
+      </w:pPr>
+      <w:r>
+        <w:rPr>
+          <w:rStyle w:val="Strong"/>
+          <w:rFonts w:ascii="Times New Roman" w:hAnsi="Times New Roman"/>
+          <w:b w:val="false"/>
+          <w:bCs w:val="false"/>
+        </w:rPr>
+        <w:t>a. Thuộc tính có thể nhận nhiều giá trị khác nhau cùng lúc.</w:t>
+        <w:br/>
+      </w:r>
+      <w:r>
+        <w:rPr>
+          <w:rStyle w:val="Strong"/>
+          <w:rFonts w:eastAsia="NSimSun" w:cs="Lucida Sans" w:ascii="Times New Roman" w:hAnsi="Times New Roman"/>
+          <w:b w:val="false"/>
+          <w:bCs w:val="false"/>
+          <w:color w:val="FF0000"/>
+          <w:kern w:val="2"/>
+          <w:sz w:val="24"/>
+          <w:szCs w:val="24"/>
+          <w:lang w:val="en-US" w:eastAsia="zh-CN" w:bidi="hi-IN"/>
+        </w:rPr>
+        <w:t>b. Thuộc tính được tạo thành từ nhiều thuộc tính con nhỏ hơn.</w:t>
+      </w:r>
+      <w:r>
+        <w:rPr>
+          <w:rStyle w:val="Strong"/>
+          <w:rFonts w:ascii="Times New Roman" w:hAnsi="Times New Roman"/>
+          <w:b w:val="false"/>
+          <w:bCs w:val="false"/>
+        </w:rPr>
+        <w:br/>
+        <w:t>c. Thuộc tính có giá trị tính toán từ các thuộc tính khác.</w:t>
+        <w:br/>
+        <w:t>d. Thuộc tính được chọn làm k</w:t>
+      </w:r>
+      <w:r>
+        <w:rPr>
+          <w:rStyle w:val="Strong"/>
+          <w:rFonts w:ascii="Times New Roman" w:hAnsi="Times New Roman"/>
+          <w:b w:val="false"/>
+          <w:bCs w:val="false"/>
+        </w:rPr>
+        <w:t>hóa chính.</w:t>
+      </w:r>
+    </w:p>
+    <w:p>
+      <w:pPr>
+        <w:pStyle w:val="Normal"/>
+        <w:rPr>
+          <w:rStyle w:val="Strong"/>
+          <w:rFonts w:ascii="Times New Roman" w:hAnsi="Times New Roman"/>
+          <w:b w:val="false"/>
+          <w:bCs w:val="false"/>
+        </w:rPr>
+      </w:pPr>
+      <w:r>
+        <w:rPr/>
+      </w:r>
+    </w:p>
+    <w:p>
+      <w:pPr>
+        <w:pStyle w:val="Normal"/>
+        <w:rPr/>
+      </w:pPr>
+      <w:r>
+        <w:rPr>
+          <w:rStyle w:val="Strong"/>
+          <w:rFonts w:ascii="Times New Roman" w:hAnsi="Times New Roman"/>
+          <w:b w:val="false"/>
+          <w:bCs w:val="false"/>
+        </w:rPr>
+        <w:t>Trong cơ sở dữ liệu quan hệ, khóa chính (Primary Key) có thể gồm:</w:t>
+      </w:r>
+    </w:p>
+    <w:p>
+      <w:pPr>
+        <w:pStyle w:val="Normal"/>
+        <w:rPr/>
+      </w:pPr>
+      <w:r>
+        <w:rPr>
+          <w:rStyle w:val="Strong"/>
+          <w:rFonts w:ascii="Times New Roman" w:hAnsi="Times New Roman"/>
+          <w:b w:val="false"/>
+          <w:bCs w:val="false"/>
+          <w:color w:val="FF0000"/>
+        </w:rPr>
+        <w:t>a. Một hoặc nhiều thuộc tính, nhưng phải đảm bảo duy nhất và không Null.</w:t>
+      </w:r>
+      <w:r>
+        <w:rPr>
+          <w:rStyle w:val="Strong"/>
+          <w:rFonts w:ascii="Times New Roman" w:hAnsi="Times New Roman"/>
+          <w:b w:val="false"/>
+          <w:bCs w:val="false"/>
+        </w:rPr>
+        <w:br/>
+        <w:t>b. Nhiều thuộc tính, cho phép Null.</w:t>
+        <w:br/>
+        <w:t>c. Một thuộc tính bất kỳ, miễn có kiểu dữ liệu phù hợp.</w:t>
+        <w:br/>
+        <w:t>d. Tất cả các thuộc tính trong quan hệ.</w:t>
+      </w:r>
+    </w:p>
+    <w:p>
+      <w:pPr>
+        <w:pStyle w:val="Normal"/>
+        <w:rPr>
+          <w:rStyle w:val="Strong"/>
+          <w:rFonts w:ascii="Times New Roman" w:hAnsi="Times New Roman"/>
+          <w:b w:val="false"/>
+          <w:bCs w:val="false"/>
+        </w:rPr>
+      </w:pPr>
+      <w:r>
+        <w:rPr/>
+      </w:r>
+    </w:p>
+    <w:p>
+      <w:pPr>
+        <w:pStyle w:val="Normal"/>
+        <w:rPr/>
+      </w:pPr>
+      <w:r>
+        <w:rPr>
+          <w:rStyle w:val="Strong"/>
+          <w:rFonts w:ascii="Times New Roman" w:hAnsi="Times New Roman"/>
+          <w:b w:val="false"/>
+          <w:bCs w:val="false"/>
+        </w:rPr>
+        <w:t>Trong mô hình ER, thuộc tính khóa (key attribute) được ký hiệu như thế nào?</w:t>
+      </w:r>
+    </w:p>
+    <w:p>
+      <w:pPr>
+        <w:pStyle w:val="Normal"/>
+        <w:rPr/>
+      </w:pPr>
+      <w:r>
+        <w:rPr>
+          <w:rStyle w:val="Strong"/>
+          <w:rFonts w:ascii="Times New Roman" w:hAnsi="Times New Roman"/>
+          <w:b w:val="false"/>
+          <w:bCs w:val="false"/>
+        </w:rPr>
+        <w:t>a. Tên thuộc tính được in đậm.</w:t>
+        <w:br/>
+      </w:r>
+      <w:r>
+        <w:rPr>
+          <w:rStyle w:val="Strong"/>
+          <w:rFonts w:ascii="Times New Roman" w:hAnsi="Times New Roman"/>
+          <w:b w:val="false"/>
+          <w:bCs w:val="false"/>
+          <w:color w:val="FF0000"/>
+        </w:rPr>
+        <w:t>b. Tên thuộc tính gạch dưới.</w:t>
+      </w:r>
+      <w:r>
+        <w:rPr>
+          <w:rStyle w:val="Strong"/>
+          <w:rFonts w:ascii="Times New Roman" w:hAnsi="Times New Roman"/>
+          <w:b w:val="false"/>
+          <w:bCs w:val="false"/>
+        </w:rPr>
+        <w:br/>
+        <w:t>c. Thuộc tính vẽ bằng hình elip kép.</w:t>
+        <w:br/>
+        <w:t>d. Thuộc tính vẽ bằng hình chữ nhật kép.</w:t>
+      </w:r>
+    </w:p>
+    <w:p>
+      <w:pPr>
+        <w:pStyle w:val="Normal"/>
+        <w:rPr>
+          <w:rStyle w:val="Strong"/>
+          <w:rFonts w:ascii="Times New Roman" w:hAnsi="Times New Roman"/>
+          <w:b w:val="false"/>
+          <w:bCs w:val="false"/>
+        </w:rPr>
+      </w:pPr>
+      <w:r>
+        <w:rPr/>
+      </w:r>
+    </w:p>
+    <w:p>
+      <w:pPr>
+        <w:pStyle w:val="Normal"/>
+        <w:rPr/>
+      </w:pPr>
+      <w:r>
+        <w:rPr>
+          <w:rStyle w:val="Strong"/>
+          <w:rFonts w:ascii="Times New Roman" w:hAnsi="Times New Roman"/>
+          <w:b w:val="false"/>
+          <w:bCs w:val="false"/>
+        </w:rPr>
+        <w:t>Trong cơ sở dữ liệu quan hệ, ràng buộc toàn vẹn tham chiếu đảm bảo điều gì?</w:t>
+      </w:r>
+    </w:p>
+    <w:p>
+      <w:pPr>
+        <w:pStyle w:val="Normal"/>
+        <w:rPr/>
+      </w:pPr>
+      <w:r>
+        <w:rPr>
+          <w:rStyle w:val="Strong"/>
+          <w:rFonts w:ascii="Times New Roman" w:hAnsi="Times New Roman"/>
+          <w:b w:val="false"/>
+          <w:bCs w:val="false"/>
+        </w:rPr>
+        <w:t>a. Khóa chính của bảng không được Null.</w:t>
+        <w:br/>
+        <w:t>b. Dữ liệu trong một cột phải thuộc miền giá trị xác định.</w:t>
+        <w:br/>
+      </w:r>
+      <w:r>
+        <w:rPr>
+          <w:rStyle w:val="Strong"/>
+          <w:rFonts w:eastAsia="NSimSun" w:cs="Lucida Sans" w:ascii="Times New Roman" w:hAnsi="Times New Roman"/>
+          <w:b w:val="false"/>
+          <w:bCs w:val="false"/>
+          <w:color w:val="FF0000"/>
+          <w:kern w:val="2"/>
+          <w:sz w:val="24"/>
+          <w:szCs w:val="24"/>
+          <w:lang w:val="en-US" w:eastAsia="zh-CN" w:bidi="hi-IN"/>
+        </w:rPr>
+        <w:t>c. Mỗi giá trị khóa ngoại phải tham chiếu đến một giá trị khóa chính hợp lệ.</w:t>
+      </w:r>
+      <w:r>
+        <w:rPr>
+          <w:rStyle w:val="Strong"/>
+          <w:rFonts w:ascii="Times New Roman" w:hAnsi="Times New Roman"/>
+          <w:b w:val="false"/>
+          <w:bCs w:val="false"/>
+        </w:rPr>
+        <w:br/>
+        <w:t>d. Không có 2 bộ nào trong quan hệ giống nhau.</w:t>
+      </w:r>
+    </w:p>
+    <w:p>
+      <w:pPr>
+        <w:pStyle w:val="Normal"/>
+        <w:rPr>
+          <w:rStyle w:val="Strong"/>
+          <w:rFonts w:ascii="Times New Roman" w:hAnsi="Times New Roman"/>
+          <w:b w:val="false"/>
+          <w:bCs w:val="false"/>
+        </w:rPr>
+      </w:pPr>
+      <w:r>
+        <w:rPr/>
+      </w:r>
+    </w:p>
+    <w:p>
+      <w:pPr>
+        <w:pStyle w:val="Normal"/>
+        <w:rPr/>
+      </w:pPr>
+      <w:r>
+        <w:rPr>
+          <w:rStyle w:val="Strong"/>
+          <w:rFonts w:ascii="Times New Roman" w:hAnsi="Times New Roman"/>
+          <w:b w:val="false"/>
+          <w:bCs w:val="false"/>
+        </w:rPr>
+        <w:t>Trong mô hình ER, mối kết hợp có thuộc tính riêng thường được biểu diễn thế nào trong mô hình quan hệ?</w:t>
+      </w:r>
+    </w:p>
+    <w:p>
+      <w:pPr>
+        <w:pStyle w:val="Normal"/>
+        <w:rPr/>
+      </w:pPr>
+      <w:r>
+        <w:rPr>
+          <w:rStyle w:val="Strong"/>
+          <w:rFonts w:ascii="Times New Roman" w:hAnsi="Times New Roman"/>
+          <w:b w:val="false"/>
+          <w:bCs w:val="false"/>
+        </w:rPr>
+        <w:t>a. Gộp thuộc tính đó vào bảng của một thực thể tham gia.</w:t>
+        <w:br/>
+      </w:r>
+      <w:r>
+        <w:rPr>
+          <w:rStyle w:val="Strong"/>
+          <w:rFonts w:eastAsia="NSimSun" w:cs="Lucida Sans" w:ascii="Times New Roman" w:hAnsi="Times New Roman"/>
+          <w:b w:val="false"/>
+          <w:bCs w:val="false"/>
+          <w:color w:val="FF0000"/>
+          <w:kern w:val="2"/>
+          <w:sz w:val="24"/>
+          <w:szCs w:val="24"/>
+          <w:lang w:val="en-US" w:eastAsia="zh-CN" w:bidi="hi-IN"/>
+        </w:rPr>
+        <w:t>b. Tạo một bảng quan hệ riêng cho mối kết hợp, chứa khóa ngoại và thuộc tính đó.</w:t>
+      </w:r>
+      <w:r>
+        <w:rPr>
+          <w:rStyle w:val="Strong"/>
+          <w:rFonts w:ascii="Times New Roman" w:hAnsi="Times New Roman"/>
+          <w:b w:val="false"/>
+          <w:bCs w:val="false"/>
+        </w:rPr>
+        <w:br/>
+        <w:t>c. Bỏ qua thuộc tính này vì không cần thiết.</w:t>
+        <w:br/>
+        <w:t>d. Thêm thuộc tính này vào tất cả các thực thể tham gia.</w:t>
+      </w:r>
+    </w:p>
+    <w:p>
+      <w:pPr>
+        <w:pStyle w:val="Normal"/>
+        <w:rPr>
+          <w:rStyle w:val="Strong"/>
+          <w:rFonts w:ascii="Times New Roman" w:hAnsi="Times New Roman"/>
+          <w:b w:val="false"/>
+          <w:bCs w:val="false"/>
+        </w:rPr>
+      </w:pPr>
+      <w:r>
+        <w:rPr/>
+      </w:r>
+    </w:p>
+    <w:p>
+      <w:pPr>
+        <w:pStyle w:val="Normal"/>
+        <w:rPr/>
+      </w:pPr>
+      <w:r>
+        <w:rPr>
+          <w:rStyle w:val="Strong"/>
+          <w:rFonts w:ascii="Times New Roman" w:hAnsi="Times New Roman"/>
+          <w:b w:val="false"/>
+          <w:bCs w:val="false"/>
+        </w:rPr>
+        <w:t>Trong cơ sở dữ liệu quan hệ, siêu khóa (Super Key) và khóa ứng viên (Candidate Key) khác nhau thế nào?</w:t>
+      </w:r>
+    </w:p>
+    <w:p>
+      <w:pPr>
+        <w:pStyle w:val="Normal"/>
+        <w:rPr/>
+      </w:pPr>
+      <w:r>
+        <w:rPr>
+          <w:rStyle w:val="Strong"/>
+          <w:rFonts w:ascii="Times New Roman" w:hAnsi="Times New Roman"/>
+          <w:b w:val="false"/>
+          <w:bCs w:val="false"/>
+        </w:rPr>
+        <w:t>a. Siêu khóa là tập thuộc tính nhỏ nhất, còn khóa ứng viên có thể dư thừa.</w:t>
+        <w:br/>
+      </w:r>
+      <w:r>
+        <w:rPr>
+          <w:rStyle w:val="Strong"/>
+          <w:rFonts w:ascii="Times New Roman" w:hAnsi="Times New Roman"/>
+          <w:b w:val="false"/>
+          <w:bCs w:val="false"/>
+          <w:color w:val="FF0000"/>
+        </w:rPr>
+        <w:t>b. Siêu khóa có thể dư thừa thuộc tính, còn khóa ứng viên là siêu khóa tối thiểu.</w:t>
+      </w:r>
+      <w:r>
+        <w:rPr>
+          <w:rStyle w:val="Strong"/>
+          <w:rFonts w:ascii="Times New Roman" w:hAnsi="Times New Roman"/>
+          <w:b w:val="false"/>
+          <w:bCs w:val="false"/>
+        </w:rPr>
+        <w:br/>
+        <w:t>c. Cả hai đều giống nhau hoàn toàn.</w:t>
+        <w:br/>
+        <w:t>d. Khóa ứng viên chỉ áp dụng cho bảng có một thuộc tính.</w:t>
+      </w:r>
+    </w:p>
+    <w:p>
+      <w:pPr>
+        <w:pStyle w:val="Normal"/>
+        <w:rPr/>
+      </w:pPr>
+      <w:r>
+        <w:rPr>
+          <w:rStyle w:val="Strong"/>
+          <w:rFonts w:ascii="Times New Roman" w:hAnsi="Times New Roman"/>
+          <w:b w:val="false"/>
+          <w:bCs w:val="false"/>
+        </w:rPr>
+        <w:t>Trong mô hình ER, thực thể mạnh (strong entity type) khác với thực thể yếu (weak entity type) ở điểm nào?</w:t>
+      </w:r>
+    </w:p>
+    <w:p>
+      <w:pPr>
+        <w:pStyle w:val="Normal"/>
+        <w:rPr/>
+      </w:pPr>
+      <w:r>
+        <w:rPr>
+          <w:rStyle w:val="Strong"/>
+          <w:rFonts w:ascii="Times New Roman" w:hAnsi="Times New Roman"/>
+          <w:b w:val="false"/>
+          <w:bCs w:val="false"/>
+        </w:rPr>
+        <w:t>a. Thực thể mạnh không có thuộc tính khóa.</w:t>
+        <w:br/>
+      </w:r>
+      <w:r>
+        <w:rPr>
+          <w:rStyle w:val="Strong"/>
+          <w:rFonts w:ascii="Times New Roman" w:hAnsi="Times New Roman"/>
+          <w:b w:val="false"/>
+          <w:bCs w:val="false"/>
+          <w:color w:val="FF0000"/>
+        </w:rPr>
+        <w:t>b. Thực thể mạnh có khóa riêng, còn thực thể yếu phải dựa vào thực thể khác để định danh.</w:t>
+      </w:r>
+      <w:r>
+        <w:rPr>
+          <w:rStyle w:val="Strong"/>
+          <w:rFonts w:ascii="Times New Roman" w:hAnsi="Times New Roman"/>
+          <w:b w:val="false"/>
+          <w:bCs w:val="false"/>
+        </w:rPr>
+        <w:br/>
+        <w:t>c. Thực thể yếu luôn có thuộc tính đa trị.</w:t>
+        <w:br/>
+        <w:t>d. Thực thể mạnh chỉ tồn tại khi có thực thể yếu đi kèm.</w:t>
+      </w:r>
+    </w:p>
+    <w:p>
+      <w:pPr>
+        <w:pStyle w:val="Normal"/>
+        <w:rPr>
+          <w:rStyle w:val="Strong"/>
+          <w:rFonts w:ascii="Times New Roman" w:hAnsi="Times New Roman"/>
+          <w:b w:val="false"/>
+          <w:bCs w:val="false"/>
+        </w:rPr>
+      </w:pPr>
+      <w:r>
+        <w:rPr/>
+      </w:r>
+    </w:p>
+    <w:p>
+      <w:pPr>
+        <w:pStyle w:val="Normal"/>
+        <w:rPr/>
+      </w:pPr>
+      <w:r>
+        <w:rPr>
+          <w:rStyle w:val="Strong"/>
+          <w:rFonts w:ascii="Times New Roman" w:hAnsi="Times New Roman"/>
+          <w:b w:val="false"/>
+          <w:bCs w:val="false"/>
+        </w:rPr>
+        <w:t>Trong cơ sở dữ liệu quan hệ, UNIQUE constraint khác với PRIMARY KEY ở điểm nào?</w:t>
+      </w:r>
+    </w:p>
+    <w:p>
+      <w:pPr>
+        <w:pStyle w:val="Normal"/>
+        <w:rPr/>
+      </w:pPr>
+      <w:r>
+        <w:rPr>
+          <w:rStyle w:val="Strong"/>
+          <w:rFonts w:eastAsia="NSimSun" w:cs="Lucida Sans" w:ascii="Times New Roman" w:hAnsi="Times New Roman"/>
+          <w:b w:val="false"/>
+          <w:bCs w:val="false"/>
+          <w:color w:val="FF0000"/>
+          <w:kern w:val="2"/>
+          <w:sz w:val="24"/>
+          <w:szCs w:val="24"/>
+          <w:lang w:val="en-US" w:eastAsia="zh-CN" w:bidi="hi-IN"/>
+        </w:rPr>
+        <w:t>a. UNIQUE không cho phép giá trị trùng, nhưng cho phép nhiều NULL.</w:t>
+      </w:r>
+      <w:r>
+        <w:rPr>
+          <w:rStyle w:val="Strong"/>
+          <w:rFonts w:ascii="Times New Roman" w:hAnsi="Times New Roman"/>
+          <w:b w:val="false"/>
+          <w:bCs w:val="false"/>
+        </w:rPr>
+        <w:br/>
+        <w:t>b. UNIQUE bắt buộc phải là khóa chính của bảng.</w:t>
+        <w:br/>
+        <w:t>c. UNIQUE đảm bảo dữ liệu duy nhất và không Null.</w:t>
+        <w:br/>
+        <w:t>d. UNIQUE và PRIMARY KEY hoàn toàn giống nhau.</w:t>
+      </w:r>
+    </w:p>
+    <w:p>
+      <w:pPr>
+        <w:pStyle w:val="Normal"/>
+        <w:rPr>
+          <w:rStyle w:val="Strong"/>
+          <w:rFonts w:ascii="Times New Roman" w:hAnsi="Times New Roman"/>
+          <w:b w:val="false"/>
+          <w:bCs w:val="false"/>
+        </w:rPr>
+      </w:pPr>
+      <w:r>
+        <w:rPr/>
+      </w:r>
+    </w:p>
+    <w:p>
+      <w:pPr>
+        <w:pStyle w:val="Normal"/>
+        <w:rPr/>
+      </w:pPr>
+      <w:r>
+        <w:rPr>
+          <w:rStyle w:val="Strong"/>
+          <w:rFonts w:ascii="Times New Roman" w:hAnsi="Times New Roman"/>
+          <w:b w:val="false"/>
+          <w:bCs w:val="false"/>
+        </w:rPr>
+        <w:t>Trong mô hình ER, mối kết hợp nhị phân (binary relationship) là gì?</w:t>
+      </w:r>
+    </w:p>
+    <w:p>
+      <w:pPr>
+        <w:pStyle w:val="Normal"/>
+        <w:rPr/>
+      </w:pPr>
+      <w:r>
+        <w:rPr>
+          <w:rStyle w:val="Strong"/>
+          <w:rFonts w:ascii="Times New Roman" w:hAnsi="Times New Roman"/>
+          <w:b w:val="false"/>
+          <w:bCs w:val="false"/>
+          <w:color w:val="FF0000"/>
+        </w:rPr>
+        <w:t>a. Mối kết hợp có đúng 2 thực th</w:t>
+      </w:r>
+      <w:r>
+        <w:rPr>
+          <w:rStyle w:val="Strong"/>
+          <w:rFonts w:eastAsia="NSimSun" w:cs="Lucida Sans" w:ascii="Times New Roman" w:hAnsi="Times New Roman"/>
+          <w:b w:val="false"/>
+          <w:bCs w:val="false"/>
+          <w:color w:val="FF0000"/>
+          <w:kern w:val="2"/>
+          <w:sz w:val="24"/>
+          <w:szCs w:val="24"/>
+          <w:lang w:val="en-US" w:eastAsia="zh-CN" w:bidi="hi-IN"/>
+        </w:rPr>
+        <w:t>ể tham gia.</w:t>
+      </w:r>
+      <w:r>
+        <w:rPr>
+          <w:rStyle w:val="Strong"/>
+          <w:rFonts w:eastAsia="NSimSun" w:cs="Lucida Sans" w:ascii="Times New Roman" w:hAnsi="Times New Roman"/>
+          <w:b w:val="false"/>
+          <w:bCs w:val="false"/>
+          <w:color w:val="auto"/>
+          <w:kern w:val="2"/>
+          <w:sz w:val="24"/>
+          <w:szCs w:val="24"/>
+          <w:lang w:val="en-US" w:eastAsia="zh-CN" w:bidi="hi-IN"/>
+        </w:rPr>
+        <w:t xml:space="preserve"> </w:t>
+      </w:r>
+      <w:r>
+        <w:rPr>
+          <w:rStyle w:val="Strong"/>
+          <w:rFonts w:eastAsia="NSimSun" w:cs="Lucida Sans" w:ascii="Times New Roman" w:hAnsi="Times New Roman"/>
+          <w:b w:val="false"/>
+          <w:bCs w:val="false"/>
+          <w:color w:val="800080"/>
+          <w:kern w:val="2"/>
+          <w:sz w:val="24"/>
+          <w:szCs w:val="24"/>
+          <w:lang w:val="en-US" w:eastAsia="zh-CN" w:bidi="hi-IN"/>
+        </w:rPr>
+        <w:t>(HOCVIEN &lt;-&gt; THUOC &lt;-&gt; LOP)</w:t>
+      </w:r>
+      <w:r>
+        <w:rPr>
+          <w:rStyle w:val="Strong"/>
+          <w:rFonts w:eastAsia="NSimSun" w:cs="Lucida Sans" w:ascii="Times New Roman" w:hAnsi="Times New Roman"/>
+          <w:b w:val="false"/>
+          <w:bCs w:val="false"/>
+          <w:color w:val="auto"/>
+          <w:kern w:val="2"/>
+          <w:sz w:val="24"/>
+          <w:szCs w:val="24"/>
+          <w:lang w:val="en-US" w:eastAsia="zh-CN" w:bidi="hi-IN"/>
+        </w:rPr>
+        <w:br/>
+        <w:t>b. Mối kết hợp có 2 thuộc tính khóa.</w:t>
+        <w:br/>
+        <w:t>c. Mối kết hợp giữa một thực thể vớ</w:t>
+      </w:r>
+      <w:r>
+        <w:rPr>
+          <w:rStyle w:val="Strong"/>
+          <w:rFonts w:ascii="Times New Roman" w:hAnsi="Times New Roman"/>
+          <w:b w:val="false"/>
+          <w:bCs w:val="false"/>
+        </w:rPr>
+        <w:t>i chính nó.</w:t>
+        <w:br/>
+        <w:t>d. Mối kết hợp chỉ tồn tại nếu có thuộc tính riêng.</w:t>
+      </w:r>
+    </w:p>
+    <w:p>
+      <w:pPr>
+        <w:pStyle w:val="Normal"/>
+        <w:rPr>
+          <w:rStyle w:val="Strong"/>
+          <w:rFonts w:ascii="Times New Roman" w:hAnsi="Times New Roman"/>
+          <w:b w:val="false"/>
+          <w:bCs w:val="false"/>
+        </w:rPr>
+      </w:pPr>
+      <w:r>
+        <w:rPr/>
+      </w:r>
+    </w:p>
+    <w:p>
+      <w:pPr>
+        <w:pStyle w:val="Normal"/>
+        <w:rPr/>
+      </w:pPr>
+      <w:r>
+        <w:rPr>
+          <w:rStyle w:val="Strong"/>
+          <w:rFonts w:ascii="Times New Roman" w:hAnsi="Times New Roman"/>
+          <w:b w:val="false"/>
+          <w:bCs w:val="false"/>
+        </w:rPr>
+        <w:t>Trong cơ sở dữ liệu quan hệ, khóa ngoại (Foreign Key) được dùng để:</w:t>
+      </w:r>
+    </w:p>
+    <w:p>
+      <w:pPr>
+        <w:pStyle w:val="Normal"/>
+        <w:rPr/>
+      </w:pPr>
+      <w:r>
+        <w:rPr>
+          <w:rStyle w:val="Strong"/>
+          <w:rFonts w:ascii="Times New Roman" w:hAnsi="Times New Roman"/>
+          <w:b w:val="false"/>
+          <w:bCs w:val="false"/>
+        </w:rPr>
+        <w:t>a. Đảm bảo các giá trị trong cột là duy nhất.</w:t>
+        <w:br/>
+      </w:r>
+      <w:r>
+        <w:rPr>
+          <w:rStyle w:val="Strong"/>
+          <w:rFonts w:ascii="Times New Roman" w:hAnsi="Times New Roman"/>
+          <w:b w:val="false"/>
+          <w:bCs w:val="false"/>
+          <w:color w:val="FF0000"/>
+        </w:rPr>
+        <w:t>b. Tham chiếu đến khóa chính của bảng khác để đảm bảo toàn vẹn dữ liệu.</w:t>
+      </w:r>
+      <w:r>
+        <w:rPr>
+          <w:rStyle w:val="Strong"/>
+          <w:rFonts w:ascii="Times New Roman" w:hAnsi="Times New Roman"/>
+          <w:b w:val="false"/>
+          <w:bCs w:val="false"/>
+        </w:rPr>
+        <w:br/>
+        <w:t>c. Xác định bộ nào là duy nhất trong bảng.</w:t>
+        <w:br/>
+        <w:t>d. Tự động sinh ra giá trị cho các bản ghi mới.</w:t>
+      </w:r>
+    </w:p>
+    <w:p>
+      <w:pPr>
+        <w:pStyle w:val="Normal"/>
+        <w:rPr>
+          <w:rStyle w:val="Strong"/>
+          <w:rFonts w:ascii="Times New Roman" w:hAnsi="Times New Roman"/>
+          <w:b w:val="false"/>
+          <w:bCs w:val="false"/>
+        </w:rPr>
+      </w:pPr>
+      <w:r>
+        <w:rPr/>
+      </w:r>
+    </w:p>
+    <w:p>
+      <w:pPr>
+        <w:pStyle w:val="Normal"/>
+        <w:rPr/>
+      </w:pPr>
+      <w:r>
+        <w:rPr>
+          <w:rStyle w:val="Strong"/>
+          <w:rFonts w:ascii="Times New Roman" w:hAnsi="Times New Roman"/>
+          <w:b w:val="false"/>
+          <w:bCs w:val="false"/>
+        </w:rPr>
+        <w:t>Trong mô hình ER, mối kết hợp tam phân (ternary relationship) là gì?</w:t>
+      </w:r>
+    </w:p>
+    <w:p>
+      <w:pPr>
+        <w:pStyle w:val="Normal"/>
+        <w:rPr/>
+      </w:pPr>
+      <w:r>
+        <w:rPr>
+          <w:rStyle w:val="Strong"/>
+          <w:rFonts w:ascii="Times New Roman" w:hAnsi="Times New Roman"/>
+          <w:b w:val="false"/>
+          <w:bCs w:val="false"/>
+        </w:rPr>
+        <w:t>a. Mối kết hợp giữa một thực thể với chính nó.</w:t>
+        <w:br/>
+      </w:r>
+      <w:r>
+        <w:rPr>
+          <w:rStyle w:val="Strong"/>
+          <w:rFonts w:ascii="Times New Roman" w:hAnsi="Times New Roman"/>
+          <w:b w:val="false"/>
+          <w:bCs w:val="false"/>
+          <w:color w:val="FF0000"/>
+        </w:rPr>
+        <w:t>b. Mối kết hợp có đúng 3 loại thực thể tham gia.</w:t>
+      </w:r>
+      <w:r>
+        <w:rPr>
+          <w:rStyle w:val="Strong"/>
+          <w:rFonts w:ascii="Times New Roman" w:hAnsi="Times New Roman"/>
+          <w:b w:val="false"/>
+          <w:bCs w:val="false"/>
+        </w:rPr>
+        <w:br/>
+        <w:t>c. Mối kết hợp có ít nhất 2 thực thể tham gia.</w:t>
+        <w:br/>
+        <w:t>d. Mối kết hợp có một thuộc tính riêng.</w:t>
+      </w:r>
+    </w:p>
+    <w:p>
+      <w:pPr>
+        <w:pStyle w:val="Normal"/>
+        <w:rPr>
+          <w:rStyle w:val="Strong"/>
+          <w:rFonts w:ascii="Times New Roman" w:hAnsi="Times New Roman"/>
+          <w:b w:val="false"/>
+          <w:bCs w:val="false"/>
+        </w:rPr>
+      </w:pPr>
+      <w:r>
+        <w:rPr/>
+      </w:r>
+    </w:p>
+    <w:p>
+      <w:pPr>
+        <w:pStyle w:val="Normal"/>
+        <w:rPr/>
+      </w:pPr>
+      <w:r>
+        <w:rPr>
+          <w:rStyle w:val="Strong"/>
+          <w:rFonts w:ascii="Times New Roman" w:hAnsi="Times New Roman"/>
+          <w:b w:val="false"/>
+          <w:bCs w:val="false"/>
+        </w:rPr>
+        <w:t>Trong cơ sở dữ liệu quan hệ, khóa chính (Primary Key) có tính chất nào sau đây?</w:t>
+      </w:r>
+    </w:p>
+    <w:p>
+      <w:pPr>
+        <w:pStyle w:val="Normal"/>
+        <w:rPr/>
+      </w:pPr>
+      <w:r>
+        <w:rPr>
+          <w:rStyle w:val="Strong"/>
+          <w:rFonts w:ascii="Times New Roman" w:hAnsi="Times New Roman"/>
+          <w:b w:val="false"/>
+          <w:bCs w:val="false"/>
+        </w:rPr>
+        <w:t>a. Có thể Null, nhưng không được trùng.</w:t>
+        <w:br/>
+      </w:r>
+      <w:r>
+        <w:rPr>
+          <w:rStyle w:val="Strong"/>
+          <w:rFonts w:ascii="Times New Roman" w:hAnsi="Times New Roman"/>
+          <w:b w:val="false"/>
+          <w:bCs w:val="false"/>
+          <w:color w:val="FF0000"/>
+        </w:rPr>
+        <w:t>b. Không Null và không trùng lặp.</w:t>
+      </w:r>
+      <w:r>
+        <w:rPr>
+          <w:rStyle w:val="Strong"/>
+          <w:rFonts w:ascii="Times New Roman" w:hAnsi="Times New Roman"/>
+          <w:b w:val="false"/>
+          <w:bCs w:val="false"/>
+        </w:rPr>
+        <w:br/>
+        <w:t>c. Có thể trùng, miễn không Null.</w:t>
+        <w:br/>
+        <w:t>d. Luôn là khóa ngoại trong một bảng khác.</w:t>
+      </w:r>
+    </w:p>
+    <w:p>
+      <w:pPr>
+        <w:pStyle w:val="Normal"/>
+        <w:rPr>
+          <w:rStyle w:val="Strong"/>
+          <w:rFonts w:ascii="Times New Roman" w:hAnsi="Times New Roman"/>
+          <w:b w:val="false"/>
+          <w:bCs w:val="false"/>
+        </w:rPr>
+      </w:pPr>
+      <w:r>
+        <w:rPr/>
+      </w:r>
+    </w:p>
+    <w:p>
+      <w:pPr>
+        <w:pStyle w:val="Normal"/>
+        <w:rPr/>
+      </w:pPr>
+      <w:r>
+        <w:rPr>
+          <w:rStyle w:val="Strong"/>
+          <w:rFonts w:ascii="Times New Roman" w:hAnsi="Times New Roman"/>
+          <w:b w:val="false"/>
+          <w:bCs w:val="false"/>
+        </w:rPr>
+        <w:t>Trong mô hình ER, thực thể yếu (weak entity type) được biểu diễn bằng ký hiệu nào?</w:t>
+      </w:r>
+    </w:p>
+    <w:p>
+      <w:pPr>
+        <w:pStyle w:val="Normal"/>
+        <w:rPr/>
+      </w:pPr>
+      <w:r>
+        <w:rPr>
+          <w:rStyle w:val="Strong"/>
+          <w:rFonts w:ascii="Times New Roman" w:hAnsi="Times New Roman"/>
+          <w:b w:val="false"/>
+          <w:bCs w:val="false"/>
+        </w:rPr>
+        <w:t>a. Hình chữ nhật đơn.</w:t>
+        <w:br/>
+      </w:r>
+      <w:r>
+        <w:rPr>
+          <w:rStyle w:val="Strong"/>
+          <w:rFonts w:ascii="Times New Roman" w:hAnsi="Times New Roman"/>
+          <w:b w:val="false"/>
+          <w:bCs w:val="false"/>
+          <w:color w:val="FF0000"/>
+        </w:rPr>
+        <w:t>b. Hình chữ nhật kép.</w:t>
+      </w:r>
+      <w:r>
+        <w:drawing>
+          <wp:anchor behindDoc="0" distT="0" distB="0" distL="0" distR="0" simplePos="0" locked="0" layoutInCell="0" allowOverlap="1" relativeHeight="3">
+            <wp:simplePos x="0" y="0"/>
+            <wp:positionH relativeFrom="column">
+              <wp:posOffset>1421765</wp:posOffset>
+            </wp:positionH>
+            <wp:positionV relativeFrom="paragraph">
+              <wp:posOffset>125730</wp:posOffset>
+            </wp:positionV>
+            <wp:extent cx="747395" cy="224790"/>
+            <wp:effectExtent l="0" t="0" r="0" b="0"/>
+            <wp:wrapSquare wrapText="left"/>
+            <wp:docPr id="2" name="Image2" descr="" title=""/>
+            <wp:cNvGraphicFramePr>
+              <a:graphicFrameLocks xmlns:a="http://schemas.openxmlformats.org/drawingml/2006/main" noChangeAspect="1"/>
+            </wp:cNvGraphicFramePr>
+            <a:graphic xmlns:a="http://schemas.openxmlformats.org/drawingml/2006/main">
+              <a:graphicData uri="http://schemas.openxmlformats.org/drawingml/2006/picture">
+                <pic:pic xmlns:pic="http://schemas.openxmlformats.org/drawingml/2006/picture">
+                  <pic:nvPicPr>
+                    <pic:cNvPr id="2" name="Image2" descr="" title=""/>
+                    <pic:cNvPicPr>
+                      <a:picLocks noChangeAspect="1" noChangeArrowheads="1"/>
+                    </pic:cNvPicPr>
+                  </pic:nvPicPr>
+                  <pic:blipFill>
+                    <a:blip r:embed="rId3"/>
+                    <a:stretch>
+                      <a:fillRect/>
+                    </a:stretch>
+                  </pic:blipFill>
+                  <pic:spPr bwMode="auto">
+                    <a:xfrm>
+                      <a:off x="0" y="0"/>
+                      <a:ext cx="747395" cy="224790"/>
+                    </a:xfrm>
+                    <a:prstGeom prst="rect">
+                      <a:avLst/>
+                    </a:prstGeom>
+                    <a:noFill/>
+                  </pic:spPr>
+                </pic:pic>
+              </a:graphicData>
+            </a:graphic>
+          </wp:anchor>
+        </w:drawing>
+      </w:r>
+      <w:r>
+        <w:rPr>
+          <w:rStyle w:val="Strong"/>
+          <w:rFonts w:ascii="Times New Roman" w:hAnsi="Times New Roman"/>
+          <w:b w:val="false"/>
+          <w:bCs w:val="false"/>
+        </w:rPr>
+        <w:br/>
+        <w:t>c. Hình elip kép.</w:t>
+        <w:br/>
+        <w:t>d. Hình thoi kép.</w:t>
+      </w:r>
+    </w:p>
+    <w:p>
+      <w:pPr>
+        <w:pStyle w:val="Normal"/>
+        <w:rPr>
+          <w:rStyle w:val="Strong"/>
+          <w:rFonts w:ascii="Times New Roman" w:hAnsi="Times New Roman"/>
+          <w:b w:val="false"/>
+          <w:bCs w:val="false"/>
+        </w:rPr>
+      </w:pPr>
+      <w:r>
+        <w:rPr/>
+      </w:r>
+    </w:p>
+    <w:p>
+      <w:pPr>
+        <w:pStyle w:val="Normal"/>
+        <w:rPr/>
+      </w:pPr>
+      <w:r>
+        <w:rPr>
+          <w:rStyle w:val="Strong"/>
+          <w:rFonts w:ascii="Times New Roman" w:hAnsi="Times New Roman"/>
+          <w:b w:val="false"/>
+          <w:bCs w:val="false"/>
+        </w:rPr>
+        <w:t>Trong cơ sở dữ liệu quan hệ, siêu khóa (Super Key) là gì?</w:t>
+      </w:r>
+    </w:p>
+    <w:p>
+      <w:pPr>
+        <w:pStyle w:val="Normal"/>
+        <w:rPr/>
+      </w:pPr>
+      <w:r>
+        <w:rPr>
+          <w:rStyle w:val="Strong"/>
+          <w:rFonts w:ascii="Times New Roman" w:hAnsi="Times New Roman"/>
+          <w:b w:val="false"/>
+          <w:bCs w:val="false"/>
+        </w:rPr>
+        <w:t>a. Một thuộc tính bất kỳ trong quan hệ.</w:t>
+        <w:br/>
+      </w:r>
+      <w:r>
+        <w:rPr>
+          <w:rStyle w:val="Strong"/>
+          <w:rFonts w:ascii="Times New Roman" w:hAnsi="Times New Roman"/>
+          <w:b w:val="false"/>
+          <w:bCs w:val="false"/>
+          <w:color w:val="FF0000"/>
+        </w:rPr>
+        <w:t>b. Một tập thuộc tính có khả năng phân biệt duy nhất mọi bộ trong quan hệ.</w:t>
+      </w:r>
+      <w:r>
+        <w:rPr>
+          <w:rStyle w:val="Strong"/>
+          <w:rFonts w:ascii="Times New Roman" w:hAnsi="Times New Roman"/>
+          <w:b w:val="false"/>
+          <w:bCs w:val="false"/>
+        </w:rPr>
+        <w:br/>
+        <w:t>c. Một thuộc tính luôn được chọn làm khóa chính.</w:t>
+        <w:br/>
+        <w:t>d. Tập tất cả các khóa ngoại trong quan hệ.</w:t>
+      </w:r>
+    </w:p>
+    <w:p>
+      <w:pPr>
+        <w:pStyle w:val="Normal"/>
+        <w:rPr>
+          <w:rStyle w:val="Strong"/>
+          <w:rFonts w:ascii="Times New Roman" w:hAnsi="Times New Roman"/>
+          <w:b w:val="false"/>
+          <w:bCs w:val="false"/>
+        </w:rPr>
+      </w:pPr>
+      <w:r>
+        <w:rPr/>
+      </w:r>
+    </w:p>
+    <w:p>
+      <w:pPr>
+        <w:pStyle w:val="Normal"/>
+        <w:rPr/>
+      </w:pPr>
+      <w:r>
+        <w:rPr>
+          <w:rStyle w:val="Strong"/>
+          <w:rFonts w:ascii="Times New Roman" w:hAnsi="Times New Roman"/>
+          <w:b w:val="false"/>
+          <w:bCs w:val="false"/>
+        </w:rPr>
+        <w:t>Trong mô hình ER, thuộc tính dẫn xuất (derived attribute) thường được ký hiệu như thế nào?</w:t>
+      </w:r>
+    </w:p>
+    <w:p>
+      <w:pPr>
+        <w:pStyle w:val="Normal"/>
+        <w:rPr/>
+      </w:pPr>
+      <w:r>
+        <w:rPr>
+          <w:rStyle w:val="Strong"/>
+          <w:rFonts w:ascii="Times New Roman" w:hAnsi="Times New Roman"/>
+          <w:b w:val="false"/>
+          <w:bCs w:val="false"/>
+        </w:rPr>
+        <w:t>a. Elip đơn.</w:t>
+        <w:br/>
+        <w:t>b. Elip kép.</w:t>
+        <w:br/>
+      </w:r>
+      <w:r>
+        <w:rPr>
+          <w:rStyle w:val="Strong"/>
+          <w:rFonts w:ascii="Times New Roman" w:hAnsi="Times New Roman"/>
+          <w:b w:val="false"/>
+          <w:bCs w:val="false"/>
+          <w:color w:val="FF0000"/>
+        </w:rPr>
+        <w:t>c. Elip nét đứt.</w:t>
+      </w:r>
+      <w:r>
+        <w:rPr>
+          <w:rStyle w:val="Strong"/>
+          <w:rFonts w:ascii="Times New Roman" w:hAnsi="Times New Roman"/>
+          <w:b w:val="false"/>
+          <w:bCs w:val="false"/>
+        </w:rPr>
+        <w:br/>
+        <w:t>d. Elip có gạch dưới.</w:t>
+      </w:r>
+    </w:p>
+    <w:p>
+      <w:pPr>
+        <w:pStyle w:val="Normal"/>
+        <w:rPr>
+          <w:rStyle w:val="Strong"/>
+          <w:rFonts w:ascii="Times New Roman" w:hAnsi="Times New Roman"/>
+          <w:b w:val="false"/>
+          <w:bCs w:val="false"/>
+        </w:rPr>
+      </w:pPr>
+      <w:r>
+        <w:rPr/>
+      </w:r>
+    </w:p>
+    <w:p>
+      <w:pPr>
+        <w:pStyle w:val="Normal"/>
+        <w:rPr/>
+      </w:pPr>
+      <w:r>
+        <w:rPr>
+          <w:rStyle w:val="Strong"/>
+          <w:rFonts w:ascii="Times New Roman" w:hAnsi="Times New Roman"/>
+          <w:b w:val="false"/>
+          <w:bCs w:val="false"/>
+        </w:rPr>
+        <w:t>Trong cơ sở dữ liệu quan hệ, toàn vẹn thực thể (Entity Integrity) đảm bảo điều gì?</w:t>
+      </w:r>
+    </w:p>
+    <w:p>
+      <w:pPr>
+        <w:pStyle w:val="Normal"/>
+        <w:rPr/>
+      </w:pPr>
+      <w:r>
+        <w:rPr>
+          <w:rStyle w:val="Strong"/>
+          <w:rFonts w:ascii="Times New Roman" w:hAnsi="Times New Roman"/>
+          <w:b w:val="false"/>
+          <w:bCs w:val="false"/>
+          <w:color w:val="FF0000"/>
+        </w:rPr>
+        <w:t>a. Khóa chính không được Null và phải duy nhất.</w:t>
+      </w:r>
+      <w:r>
+        <w:rPr>
+          <w:rStyle w:val="Strong"/>
+          <w:rFonts w:ascii="Times New Roman" w:hAnsi="Times New Roman"/>
+          <w:b w:val="false"/>
+          <w:bCs w:val="false"/>
+        </w:rPr>
+        <w:br/>
+        <w:t>b. Khóa ngoại phải tham chiếu đến khóa chính.</w:t>
+        <w:br/>
+        <w:t>c. Mỗi giá trị thuộc tính phải thuộc miền giá trị xác định.</w:t>
+        <w:br/>
+        <w:t>d. Không có hai bộ (tuple) nào trong bảng giống hệt nhau.</w:t>
+      </w:r>
+    </w:p>
+    <w:p>
+      <w:pPr>
+        <w:pStyle w:val="Normal"/>
+        <w:rPr>
+          <w:rStyle w:val="Strong"/>
+          <w:rFonts w:ascii="Times New Roman" w:hAnsi="Times New Roman"/>
+          <w:b w:val="false"/>
+          <w:bCs w:val="false"/>
+        </w:rPr>
+      </w:pPr>
+      <w:r>
+        <w:rPr/>
+      </w:r>
+    </w:p>
+    <w:p>
+      <w:pPr>
+        <w:pStyle w:val="Normal"/>
+        <w:rPr/>
+      </w:pPr>
+      <w:r>
+        <w:rPr>
+          <w:rStyle w:val="Strong"/>
+          <w:rFonts w:ascii="Times New Roman" w:hAnsi="Times New Roman"/>
+          <w:b w:val="false"/>
+          <w:bCs w:val="false"/>
+        </w:rPr>
+        <w:t>Trong mô hình ER, thuộc tính đa trị (multi-valued attribute) có thể được chuyển đổi sang mô hình quan hệ bằng cách nào?</w:t>
+      </w:r>
+    </w:p>
+    <w:p>
+      <w:pPr>
+        <w:pStyle w:val="Normal"/>
+        <w:rPr/>
+      </w:pPr>
+      <w:r>
+        <w:rPr>
+          <w:rStyle w:val="Strong"/>
+          <w:rFonts w:ascii="Times New Roman" w:hAnsi="Times New Roman"/>
+          <w:b w:val="false"/>
+          <w:bCs w:val="false"/>
+        </w:rPr>
+        <w:t>a. Gộp trực tiếp vào bảng chính, lưu nhiều giá trị trong một cột.</w:t>
+        <w:br/>
+      </w:r>
+      <w:r>
+        <w:rPr>
+          <w:rStyle w:val="Strong"/>
+          <w:rFonts w:ascii="Times New Roman" w:hAnsi="Times New Roman"/>
+          <w:b w:val="false"/>
+          <w:bCs w:val="false"/>
+          <w:color w:val="FF0000"/>
+        </w:rPr>
+        <w:t>b. Tạo một bảng riêng chứa khóa chính của thực thể và thuộc tính đa trị.</w:t>
+      </w:r>
+      <w:r>
+        <w:rPr>
+          <w:rStyle w:val="Strong"/>
+          <w:rFonts w:ascii="Times New Roman" w:hAnsi="Times New Roman"/>
+          <w:b w:val="false"/>
+          <w:bCs w:val="false"/>
+        </w:rPr>
+        <w:br/>
+        <w:t>c. Biến nó thành thuộc tính khóa của bảng chính.</w:t>
+        <w:br/>
+        <w:t>d. Loại bỏ vì không cần thiết trong quan hệ.</w:t>
+      </w:r>
+    </w:p>
+    <w:p>
+      <w:pPr>
+        <w:pStyle w:val="Normal"/>
+        <w:rPr>
+          <w:rStyle w:val="Strong"/>
+          <w:rFonts w:ascii="Times New Roman" w:hAnsi="Times New Roman"/>
+          <w:b w:val="false"/>
+          <w:bCs w:val="false"/>
+        </w:rPr>
+      </w:pPr>
+      <w:r>
+        <w:rPr/>
+      </w:r>
+    </w:p>
+    <w:p>
+      <w:pPr>
+        <w:pStyle w:val="Normal"/>
+        <w:rPr/>
+      </w:pPr>
+      <w:r>
+        <w:rPr>
+          <w:rStyle w:val="Strong"/>
+          <w:rFonts w:ascii="Times New Roman" w:hAnsi="Times New Roman"/>
+          <w:b w:val="false"/>
+          <w:bCs w:val="false"/>
+        </w:rPr>
+        <w:t>Trong cơ sở dữ liệu quan hệ, khóa ngoại (Foreign Key) có thể nhận giá trị nào?</w:t>
+      </w:r>
+    </w:p>
+    <w:p>
+      <w:pPr>
+        <w:pStyle w:val="Normal"/>
+        <w:rPr/>
+      </w:pPr>
+      <w:r>
+        <w:rPr>
+          <w:rStyle w:val="Strong"/>
+          <w:rFonts w:ascii="Times New Roman" w:hAnsi="Times New Roman"/>
+          <w:b w:val="false"/>
+          <w:bCs w:val="false"/>
+        </w:rPr>
+        <w:t>a. Chỉ các giá trị duy nhất, không Null.</w:t>
+        <w:br/>
+      </w:r>
+      <w:r>
+        <w:rPr>
+          <w:rStyle w:val="Strong"/>
+          <w:rFonts w:ascii="Times New Roman" w:hAnsi="Times New Roman"/>
+          <w:b w:val="false"/>
+          <w:bCs w:val="false"/>
+          <w:color w:val="FF0000"/>
+        </w:rPr>
+        <w:t>b. Giá trị trùng lặp hoặc Null, nhưng nếu khác Null thì phải tồn tại trong khóa chính của bảng tham chiếu.</w:t>
+      </w:r>
+      <w:r>
+        <w:rPr>
+          <w:rStyle w:val="Strong"/>
+          <w:rFonts w:ascii="Times New Roman" w:hAnsi="Times New Roman"/>
+          <w:b w:val="false"/>
+          <w:bCs w:val="false"/>
+        </w:rPr>
+        <w:br/>
+        <w:t>c. Bất kỳ giá trị nào miễn đúng kiểu dữ liệu.</w:t>
+        <w:br/>
+        <w:t>d. Luôn phải khác Null và duy nhất.</w:t>
+      </w:r>
+    </w:p>
+    <w:p>
+      <w:pPr>
+        <w:pStyle w:val="Normal"/>
+        <w:rPr>
+          <w:rStyle w:val="Strong"/>
+          <w:rFonts w:ascii="Times New Roman" w:hAnsi="Times New Roman"/>
+          <w:b w:val="false"/>
+          <w:bCs w:val="false"/>
+        </w:rPr>
+      </w:pPr>
+      <w:r>
+        <w:rPr/>
+      </w:r>
+    </w:p>
+    <w:p>
+      <w:pPr>
+        <w:pStyle w:val="Normal"/>
+        <w:rPr/>
+      </w:pPr>
+      <w:r>
+        <w:rPr>
+          <w:rStyle w:val="Strong"/>
+          <w:rFonts w:ascii="Times New Roman" w:hAnsi="Times New Roman"/>
+          <w:b w:val="false"/>
+          <w:bCs w:val="false"/>
+        </w:rPr>
+        <w:t>Trong mô hình ER, mối kết hợp (relationship) được biểu diễn bằng ký hiệu nào?</w:t>
+      </w:r>
+    </w:p>
+    <w:p>
+      <w:pPr>
+        <w:pStyle w:val="Normal"/>
+        <w:rPr/>
+      </w:pPr>
+      <w:r>
+        <w:rPr>
+          <w:rStyle w:val="Strong"/>
+          <w:rFonts w:ascii="Times New Roman" w:hAnsi="Times New Roman"/>
+          <w:b w:val="false"/>
+          <w:bCs w:val="false"/>
+        </w:rPr>
+        <w:t>a. Hình chữ nhật</w:t>
+        <w:br/>
+      </w:r>
+      <w:r>
+        <w:rPr>
+          <w:rStyle w:val="Strong"/>
+          <w:rFonts w:ascii="Times New Roman" w:hAnsi="Times New Roman"/>
+          <w:b w:val="false"/>
+          <w:bCs w:val="false"/>
+          <w:color w:val="FF0000"/>
+        </w:rPr>
+        <w:t>b. Hình thoi</w:t>
+      </w:r>
+      <w:r>
+        <w:drawing>
+          <wp:anchor behindDoc="0" distT="0" distB="0" distL="0" distR="0" simplePos="0" locked="0" layoutInCell="0" allowOverlap="1" relativeHeight="4">
+            <wp:simplePos x="0" y="0"/>
+            <wp:positionH relativeFrom="column">
+              <wp:posOffset>836930</wp:posOffset>
+            </wp:positionH>
+            <wp:positionV relativeFrom="paragraph">
+              <wp:posOffset>186690</wp:posOffset>
+            </wp:positionV>
+            <wp:extent cx="742950" cy="224790"/>
+            <wp:effectExtent l="0" t="0" r="0" b="0"/>
+            <wp:wrapSquare wrapText="left"/>
+            <wp:docPr id="3" name="Image3" descr="" title=""/>
+            <wp:cNvGraphicFramePr>
+              <a:graphicFrameLocks xmlns:a="http://schemas.openxmlformats.org/drawingml/2006/main" noChangeAspect="1"/>
+            </wp:cNvGraphicFramePr>
+            <a:graphic xmlns:a="http://schemas.openxmlformats.org/drawingml/2006/main">
+              <a:graphicData uri="http://schemas.openxmlformats.org/drawingml/2006/picture">
+                <pic:pic xmlns:pic="http://schemas.openxmlformats.org/drawingml/2006/picture">
+                  <pic:nvPicPr>
+                    <pic:cNvPr id="3" name="Image3" descr="" title=""/>
+                    <pic:cNvPicPr>
+                      <a:picLocks noChangeAspect="1" noChangeArrowheads="1"/>
+                    </pic:cNvPicPr>
+                  </pic:nvPicPr>
+                  <pic:blipFill>
+                    <a:blip r:embed="rId4"/>
+                    <a:stretch>
+                      <a:fillRect/>
+                    </a:stretch>
+                  </pic:blipFill>
+                  <pic:spPr bwMode="auto">
+                    <a:xfrm>
+                      <a:off x="0" y="0"/>
+                      <a:ext cx="742950" cy="224790"/>
+                    </a:xfrm>
+                    <a:prstGeom prst="rect">
+                      <a:avLst/>
+                    </a:prstGeom>
+                    <a:noFill/>
+                  </pic:spPr>
+                </pic:pic>
+              </a:graphicData>
+            </a:graphic>
+          </wp:anchor>
+        </w:drawing>
+      </w:r>
+      <w:r>
+        <w:rPr>
+          <w:rStyle w:val="Strong"/>
+          <w:rFonts w:ascii="Times New Roman" w:hAnsi="Times New Roman"/>
+          <w:b w:val="false"/>
+          <w:bCs w:val="false"/>
+        </w:rPr>
+        <w:br/>
+        <w:t>c. Hình elip</w:t>
+        <w:br/>
+        <w:t>d. Hình thoi kép</w:t>
+      </w:r>
+    </w:p>
+    <w:p>
+      <w:pPr>
+        <w:pStyle w:val="Normal"/>
+        <w:rPr>
+          <w:rStyle w:val="Strong"/>
+          <w:rFonts w:ascii="Times New Roman" w:hAnsi="Times New Roman"/>
+          <w:b w:val="false"/>
+          <w:bCs w:val="false"/>
+        </w:rPr>
+      </w:pPr>
+      <w:r>
+        <w:rPr/>
+      </w:r>
+    </w:p>
+    <w:p>
+      <w:pPr>
+        <w:pStyle w:val="Normal"/>
+        <w:rPr/>
+      </w:pPr>
+      <w:r>
+        <w:rPr>
+          <w:rStyle w:val="Strong"/>
+          <w:rFonts w:ascii="Times New Roman" w:hAnsi="Times New Roman"/>
+          <w:b w:val="false"/>
+          <w:bCs w:val="false"/>
+        </w:rPr>
+        <w:t>Trong cơ sở dữ liệu quan hệ, khóa chính (Primary Key) có thể gồm:</w:t>
+      </w:r>
+    </w:p>
+    <w:p>
+      <w:pPr>
+        <w:pStyle w:val="Normal"/>
+        <w:rPr/>
+      </w:pPr>
+      <w:r>
+        <w:rPr>
+          <w:rStyle w:val="Strong"/>
+          <w:rFonts w:ascii="Times New Roman" w:hAnsi="Times New Roman"/>
+          <w:b w:val="false"/>
+          <w:bCs w:val="false"/>
+          <w:color w:val="FF0000"/>
+        </w:rPr>
+        <w:t>a. Một hoặc nhiều thuộc tính.</w:t>
+      </w:r>
+      <w:r>
+        <w:rPr>
+          <w:rStyle w:val="Strong"/>
+          <w:rFonts w:ascii="Times New Roman" w:hAnsi="Times New Roman"/>
+          <w:b w:val="false"/>
+          <w:bCs w:val="false"/>
+        </w:rPr>
+        <w:br/>
+        <w:t>b. Chỉ đúng một thuộc tính duy nhất.</w:t>
+        <w:br/>
+        <w:t>c. Bất kỳ thuộc tính nào, miễn không Null.</w:t>
+        <w:br/>
+        <w:t>d. Chỉ những thuộc tính kiểu số nguyên.</w:t>
+      </w:r>
+    </w:p>
+    <w:p>
+      <w:pPr>
+        <w:pStyle w:val="Normal"/>
+        <w:rPr>
+          <w:rStyle w:val="Strong"/>
+          <w:rFonts w:ascii="Times New Roman" w:hAnsi="Times New Roman"/>
+          <w:b w:val="false"/>
+          <w:bCs w:val="false"/>
+        </w:rPr>
+      </w:pPr>
+      <w:r>
+        <w:rPr/>
+      </w:r>
+    </w:p>
+    <w:p>
+      <w:pPr>
+        <w:pStyle w:val="Normal"/>
+        <w:rPr/>
+      </w:pPr>
+      <w:r>
+        <w:rPr>
+          <w:rStyle w:val="Strong"/>
+          <w:rFonts w:ascii="Times New Roman" w:hAnsi="Times New Roman"/>
+          <w:b w:val="false"/>
+          <w:bCs w:val="false"/>
+        </w:rPr>
+        <w:t>Trong mô hình ER, thuộc tính khóa (key attribute) được biểu diễn bằng ký hiệu nào?</w:t>
+      </w:r>
+    </w:p>
+    <w:p>
+      <w:pPr>
+        <w:pStyle w:val="Normal"/>
+        <w:rPr/>
+      </w:pPr>
+      <w:r>
+        <w:rPr>
+          <w:rStyle w:val="Strong"/>
+          <w:rFonts w:ascii="Times New Roman" w:hAnsi="Times New Roman"/>
+          <w:b w:val="false"/>
+          <w:bCs w:val="false"/>
+        </w:rPr>
+        <w:t>a. Elip đơn</w:t>
+        <w:br/>
+        <w:t>b. Elip kép</w:t>
+        <w:br/>
+      </w:r>
+      <w:r>
+        <w:rPr>
+          <w:rStyle w:val="Strong"/>
+          <w:rFonts w:ascii="Times New Roman" w:hAnsi="Times New Roman"/>
+          <w:b w:val="false"/>
+          <w:bCs w:val="false"/>
+          <w:color w:val="FF0000"/>
+        </w:rPr>
+        <w:t>c. Elip gạch dưới</w:t>
+      </w:r>
+      <w:r>
+        <w:rPr>
+          <w:rStyle w:val="Strong"/>
+          <w:rFonts w:ascii="Times New Roman" w:hAnsi="Times New Roman"/>
+          <w:b w:val="false"/>
+          <w:bCs w:val="false"/>
+        </w:rPr>
+        <w:br/>
+        <w:t>d. Elip nét đứt</w:t>
+      </w:r>
+    </w:p>
+    <w:p>
+      <w:pPr>
+        <w:pStyle w:val="Normal"/>
+        <w:rPr>
+          <w:rStyle w:val="Strong"/>
+          <w:rFonts w:ascii="Times New Roman" w:hAnsi="Times New Roman"/>
+          <w:b w:val="false"/>
+          <w:bCs w:val="false"/>
+        </w:rPr>
+      </w:pPr>
+      <w:r>
+        <w:rPr/>
+      </w:r>
+    </w:p>
+    <w:p>
+      <w:pPr>
+        <w:pStyle w:val="Normal"/>
+        <w:rPr>
+          <w:rStyle w:val="Strong"/>
+          <w:rFonts w:ascii="Times New Roman" w:hAnsi="Times New Roman"/>
+          <w:b w:val="false"/>
+          <w:bCs w:val="false"/>
+        </w:rPr>
+      </w:pPr>
+      <w:r>
+        <w:rPr/>
+      </w:r>
+    </w:p>
+    <w:p>
+      <w:pPr>
+        <w:pStyle w:val="Normal"/>
+        <w:rPr>
+          <w:rStyle w:val="Strong"/>
+          <w:rFonts w:ascii="Times New Roman" w:hAnsi="Times New Roman"/>
+          <w:b w:val="false"/>
+          <w:bCs w:val="false"/>
+        </w:rPr>
+      </w:pPr>
+      <w:r>
+        <w:rPr/>
+      </w:r>
+    </w:p>
+    <w:p>
+      <w:pPr>
+        <w:pStyle w:val="Normal"/>
+        <w:rPr>
+          <w:rStyle w:val="Strong"/>
+          <w:rFonts w:ascii="Times New Roman" w:hAnsi="Times New Roman"/>
+          <w:b w:val="false"/>
+          <w:bCs w:val="false"/>
+        </w:rPr>
+      </w:pPr>
+      <w:r>
+        <w:rPr/>
+      </w:r>
+    </w:p>
+    <w:p>
+      <w:pPr>
+        <w:pStyle w:val="Normal"/>
+        <w:rPr>
+          <w:rStyle w:val="Strong"/>
+          <w:rFonts w:ascii="Times New Roman" w:hAnsi="Times New Roman"/>
+          <w:b w:val="false"/>
+          <w:bCs w:val="false"/>
+        </w:rPr>
+      </w:pPr>
+      <w:r>
+        <w:rPr/>
+      </w:r>
+    </w:p>
+    <w:p>
+      <w:pPr>
+        <w:pStyle w:val="Normal"/>
+        <w:rPr>
+          <w:rStyle w:val="Strong"/>
+          <w:rFonts w:ascii="Times New Roman" w:hAnsi="Times New Roman"/>
+          <w:b w:val="false"/>
+          <w:bCs w:val="false"/>
+        </w:rPr>
+      </w:pPr>
+      <w:r>
+        <w:rPr/>
+      </w:r>
+    </w:p>
+    <w:p>
+      <w:pPr>
+        <w:pStyle w:val="Normal"/>
+        <w:rPr/>
+      </w:pPr>
+      <w:r>
+        <w:rPr>
+          <w:rStyle w:val="Strong"/>
+          <w:rFonts w:ascii="Times New Roman" w:hAnsi="Times New Roman"/>
+          <w:b w:val="false"/>
+          <w:bCs w:val="false"/>
+        </w:rPr>
+        <w:t>Trong cơ sở dữ liệu quan hệ, toàn vẹn tham chiếu (Referential Integrity) đảm bảo điều gì?</w:t>
+      </w:r>
+    </w:p>
+    <w:p>
+      <w:pPr>
+        <w:pStyle w:val="Normal"/>
+        <w:rPr/>
+      </w:pPr>
+      <w:r>
+        <w:rPr>
+          <w:rStyle w:val="Strong"/>
+          <w:rFonts w:ascii="Times New Roman" w:hAnsi="Times New Roman"/>
+          <w:b w:val="false"/>
+          <w:bCs w:val="false"/>
+        </w:rPr>
+        <w:t>a. Mỗi bộ (tuple) trong bảng đều có khóa chính duy nhất.</w:t>
+        <w:br/>
+      </w:r>
+      <w:r>
+        <w:rPr>
+          <w:rStyle w:val="Strong"/>
+          <w:rFonts w:ascii="Times New Roman" w:hAnsi="Times New Roman"/>
+          <w:b w:val="false"/>
+          <w:bCs w:val="false"/>
+          <w:color w:val="FF0000"/>
+        </w:rPr>
+        <w:t>b. Khóa ngoại phải tham chiếu đến một giá trị tồn tại trong khóa chính của bảng khác hoặc bằng NULL.</w:t>
+      </w:r>
+      <w:r>
+        <w:rPr>
+          <w:rStyle w:val="Strong"/>
+          <w:rFonts w:ascii="Times New Roman" w:hAnsi="Times New Roman"/>
+          <w:b w:val="false"/>
+          <w:bCs w:val="false"/>
+        </w:rPr>
+        <w:br/>
+        <w:t>c. Mỗi giá trị thuộc tính phải thuộc miền xác định.</w:t>
+        <w:br/>
+        <w:t>d. Các thuộc tính khóa không được NULL.</w:t>
+      </w:r>
+    </w:p>
+    <w:p>
+      <w:pPr>
+        <w:pStyle w:val="Normal"/>
+        <w:rPr>
+          <w:rStyle w:val="Strong"/>
+          <w:rFonts w:ascii="Times New Roman" w:hAnsi="Times New Roman"/>
+          <w:b w:val="false"/>
+          <w:bCs w:val="false"/>
+        </w:rPr>
+      </w:pPr>
+      <w:r>
+        <w:rPr/>
+      </w:r>
+    </w:p>
+    <w:p>
+      <w:pPr>
+        <w:pStyle w:val="Normal"/>
+        <w:rPr/>
+      </w:pPr>
+      <w:r>
+        <w:rPr>
+          <w:rStyle w:val="Strong"/>
+          <w:rFonts w:ascii="Times New Roman" w:hAnsi="Times New Roman"/>
+          <w:b w:val="false"/>
+          <w:bCs w:val="false"/>
+        </w:rPr>
+        <w:t>Trong mô hình ER, thuộc tính phức hợp (composite attribute) là gì?</w:t>
+      </w:r>
+    </w:p>
+    <w:p>
+      <w:pPr>
+        <w:pStyle w:val="Normal"/>
+        <w:rPr/>
+      </w:pPr>
+      <w:r>
+        <w:rPr>
+          <w:rStyle w:val="Strong"/>
+          <w:rFonts w:ascii="Times New Roman" w:hAnsi="Times New Roman"/>
+          <w:b w:val="false"/>
+          <w:bCs w:val="false"/>
+          <w:color w:val="FF0000"/>
+        </w:rPr>
+        <w:t>a. Thuộc tính có thể tách ra thành nhiều thuộc tính con.</w:t>
+      </w:r>
+      <w:r>
+        <w:rPr>
+          <w:rStyle w:val="Strong"/>
+          <w:rFonts w:ascii="Times New Roman" w:hAnsi="Times New Roman"/>
+          <w:b w:val="false"/>
+          <w:bCs w:val="false"/>
+        </w:rPr>
+        <w:br/>
+        <w:t xml:space="preserve">b. Thuộc tính được tính toán từ thuộc tính khác. </w:t>
+      </w:r>
+      <w:r>
+        <w:rPr>
+          <w:rStyle w:val="Strong"/>
+          <w:rFonts w:eastAsia="NSimSun" w:cs="Lucida Sans" w:ascii="Times New Roman" w:hAnsi="Times New Roman"/>
+          <w:b w:val="false"/>
+          <w:bCs w:val="false"/>
+          <w:color w:val="800080"/>
+          <w:kern w:val="2"/>
+          <w:sz w:val="24"/>
+          <w:szCs w:val="24"/>
+          <w:lang w:val="en-US" w:eastAsia="zh-CN" w:bidi="hi-IN"/>
+        </w:rPr>
+        <w:t xml:space="preserve">(Derived attribute) </w:t>
+      </w:r>
+      <w:r>
+        <w:rPr>
+          <w:rStyle w:val="Strong"/>
+          <w:rFonts w:ascii="Times New Roman" w:hAnsi="Times New Roman"/>
+          <w:b w:val="false"/>
+          <w:bCs w:val="false"/>
+        </w:rPr>
+        <w:br/>
+        <w:t xml:space="preserve">c. Thuộc tính có nhiều giá trị cùng lúc. </w:t>
+      </w:r>
+      <w:r>
+        <w:rPr>
+          <w:rStyle w:val="Strong"/>
+          <w:rFonts w:eastAsia="NSimSun" w:cs="Lucida Sans" w:ascii="Times New Roman" w:hAnsi="Times New Roman"/>
+          <w:b w:val="false"/>
+          <w:bCs w:val="false"/>
+          <w:color w:val="800080"/>
+          <w:kern w:val="2"/>
+          <w:sz w:val="24"/>
+          <w:szCs w:val="24"/>
+          <w:lang w:val="en-US" w:eastAsia="zh-CN" w:bidi="hi-IN"/>
+        </w:rPr>
+        <w:t xml:space="preserve">(Multi-valued attribute) </w:t>
+      </w:r>
+      <w:r>
+        <w:rPr>
+          <w:rStyle w:val="Strong"/>
+          <w:rFonts w:ascii="Times New Roman" w:hAnsi="Times New Roman"/>
+          <w:b w:val="false"/>
+          <w:bCs w:val="false"/>
+        </w:rPr>
+        <w:br/>
+        <w:t xml:space="preserve">d. Thuộc tính dùng để định danh thực thể. </w:t>
+      </w:r>
+      <w:r>
+        <w:rPr>
+          <w:rStyle w:val="Strong"/>
+          <w:rFonts w:eastAsia="NSimSun" w:cs="Lucida Sans" w:ascii="Times New Roman" w:hAnsi="Times New Roman"/>
+          <w:b w:val="false"/>
+          <w:bCs w:val="false"/>
+          <w:color w:val="800080"/>
+          <w:kern w:val="2"/>
+          <w:sz w:val="24"/>
+          <w:szCs w:val="24"/>
+          <w:lang w:val="en-US" w:eastAsia="zh-CN" w:bidi="hi-IN"/>
+        </w:rPr>
+        <w:t xml:space="preserve">(Key attribute) </w:t>
+      </w:r>
+    </w:p>
+    <w:p>
+      <w:pPr>
+        <w:pStyle w:val="Normal"/>
+        <w:rPr>
+          <w:rStyle w:val="Strong"/>
+          <w:rFonts w:ascii="Times New Roman" w:hAnsi="Times New Roman"/>
+          <w:b w:val="false"/>
+          <w:bCs w:val="false"/>
+        </w:rPr>
+      </w:pPr>
+      <w:r>
+        <w:rPr/>
+      </w:r>
+    </w:p>
+    <w:p>
+      <w:pPr>
+        <w:pStyle w:val="Normal"/>
+        <w:rPr/>
+      </w:pPr>
+      <w:r>
+        <w:rPr>
+          <w:rStyle w:val="Strong"/>
+          <w:rFonts w:ascii="Times New Roman" w:hAnsi="Times New Roman"/>
+          <w:b w:val="false"/>
+          <w:bCs w:val="false"/>
+        </w:rPr>
+        <w:t>Trong cơ sở dữ liệu quan hệ, lược đồ quan hệ (relation schema) bao gồm:</w:t>
+      </w:r>
+    </w:p>
+    <w:p>
+      <w:pPr>
+        <w:pStyle w:val="Normal"/>
+        <w:rPr/>
+      </w:pPr>
+      <w:r>
+        <w:rPr>
+          <w:rStyle w:val="Strong"/>
+          <w:rFonts w:ascii="Times New Roman" w:hAnsi="Times New Roman"/>
+          <w:b w:val="false"/>
+          <w:bCs w:val="false"/>
+        </w:rPr>
+        <w:t>a. Tên quan hệ và các bộ dữ liệu.</w:t>
+        <w:br/>
+        <w:t>b. Tập hợp các bộ dữ liệu trong quan hệ.</w:t>
+        <w:br/>
+      </w:r>
+      <w:r>
+        <w:rPr>
+          <w:rStyle w:val="Strong"/>
+          <w:rFonts w:ascii="Times New Roman" w:hAnsi="Times New Roman"/>
+          <w:b w:val="false"/>
+          <w:bCs w:val="false"/>
+          <w:color w:val="FF0000"/>
+        </w:rPr>
+        <w:t>c. Tên quan hệ và tập thuộc tính của nó.</w:t>
+      </w:r>
+      <w:r>
+        <w:rPr>
+          <w:rStyle w:val="Strong"/>
+          <w:rFonts w:ascii="Times New Roman" w:hAnsi="Times New Roman"/>
+          <w:b w:val="false"/>
+          <w:bCs w:val="false"/>
+        </w:rPr>
+        <w:br/>
+        <w:t>d. Chỉ các thuộc tính khóa.</w:t>
+      </w:r>
+    </w:p>
+    <w:p>
+      <w:pPr>
+        <w:pStyle w:val="Normal"/>
+        <w:rPr>
+          <w:rStyle w:val="Strong"/>
+          <w:rFonts w:ascii="Times New Roman" w:hAnsi="Times New Roman"/>
+          <w:b w:val="false"/>
+          <w:bCs w:val="false"/>
+        </w:rPr>
+      </w:pPr>
+      <w:r>
+        <w:rPr/>
+      </w:r>
+    </w:p>
+    <w:p>
+      <w:pPr>
+        <w:pStyle w:val="Normal"/>
+        <w:rPr/>
+      </w:pPr>
+      <w:r>
+        <w:rPr>
+          <w:rStyle w:val="Strong"/>
+          <w:rFonts w:ascii="Times New Roman" w:hAnsi="Times New Roman"/>
+          <w:b w:val="false"/>
+          <w:bCs w:val="false"/>
+        </w:rPr>
+        <w:t>Trong mô hình ER, mối kết hợp có thuộc tính riêng thì thuộc tính đó được biểu diễn như thế nào?</w:t>
+      </w:r>
+    </w:p>
+    <w:p>
+      <w:pPr>
+        <w:pStyle w:val="Normal"/>
+        <w:rPr/>
+      </w:pPr>
+      <w:r>
+        <w:rPr>
+          <w:rStyle w:val="Strong"/>
+          <w:rFonts w:ascii="Times New Roman" w:hAnsi="Times New Roman"/>
+          <w:b w:val="false"/>
+          <w:bCs w:val="false"/>
+        </w:rPr>
+        <w:t>a. Nối với hình chữ nhật của thực thể.</w:t>
+        <w:br/>
+      </w:r>
+      <w:r>
+        <w:rPr>
+          <w:rStyle w:val="Strong"/>
+          <w:rFonts w:ascii="Times New Roman" w:hAnsi="Times New Roman"/>
+          <w:b w:val="false"/>
+          <w:bCs w:val="false"/>
+          <w:color w:val="FF0000"/>
+        </w:rPr>
+        <w:t>b. Nối với hình thoi của mối kết hợp.</w:t>
+      </w:r>
+      <w:r>
+        <w:rPr>
+          <w:rStyle w:val="Strong"/>
+          <w:rFonts w:ascii="Times New Roman" w:hAnsi="Times New Roman"/>
+          <w:b w:val="false"/>
+          <w:bCs w:val="false"/>
+        </w:rPr>
+        <w:br/>
+        <w:t>c. Vẽ trong hình chữ nhật kép.</w:t>
+        <w:br/>
+        <w:t>d. Vẽ trong hình elip kép.</w:t>
+      </w:r>
+    </w:p>
+    <w:p>
+      <w:pPr>
+        <w:pStyle w:val="Normal"/>
+        <w:rPr>
+          <w:rStyle w:val="Strong"/>
+          <w:rFonts w:ascii="Times New Roman" w:hAnsi="Times New Roman"/>
+          <w:b w:val="false"/>
+          <w:bCs w:val="false"/>
+        </w:rPr>
+      </w:pPr>
+      <w:r>
+        <w:rPr/>
+      </w:r>
+    </w:p>
+    <w:p>
+      <w:pPr>
+        <w:pStyle w:val="Normal"/>
+        <w:rPr/>
+      </w:pPr>
+      <w:r>
+        <w:rPr>
+          <w:rStyle w:val="Strong"/>
+          <w:rFonts w:ascii="Times New Roman" w:hAnsi="Times New Roman"/>
+          <w:b w:val="false"/>
+          <w:bCs w:val="false"/>
+        </w:rPr>
+        <w:t>Trong cơ sở dữ liệu quan hệ, ràng buộc toàn vẹn thực thể (Entity Integrity Constraint) yêu cầu điều gì?</w:t>
+      </w:r>
+    </w:p>
+    <w:p>
+      <w:pPr>
+        <w:pStyle w:val="Normal"/>
+        <w:rPr/>
+      </w:pPr>
+      <w:r>
+        <w:rPr>
+          <w:rStyle w:val="Strong"/>
+          <w:rFonts w:ascii="Times New Roman" w:hAnsi="Times New Roman"/>
+          <w:b w:val="false"/>
+          <w:bCs w:val="false"/>
+          <w:color w:val="FF0000"/>
+        </w:rPr>
+        <w:t>a. Mỗi bộ (tuple) phải có một giá trị khóa chính duy nhất và không Null.</w:t>
+      </w:r>
+      <w:r>
+        <w:rPr>
+          <w:rStyle w:val="Strong"/>
+          <w:rFonts w:ascii="Times New Roman" w:hAnsi="Times New Roman"/>
+          <w:b w:val="false"/>
+          <w:bCs w:val="false"/>
+        </w:rPr>
+        <w:br/>
+        <w:t>b. Khóa ngoại phải tham chiếu đến khóa chính của bảng khác.</w:t>
+        <w:br/>
+        <w:t>c. Các thuộc tính phải nhận giá trị trong miền hợp lệ.</w:t>
+        <w:br/>
+        <w:t>d. Không được có hai bộ (tuple) nào trùng nhau hoàn toàn.</w:t>
+      </w:r>
+    </w:p>
+    <w:p>
+      <w:pPr>
+        <w:pStyle w:val="Normal"/>
+        <w:rPr>
+          <w:rStyle w:val="Strong"/>
+          <w:rFonts w:ascii="Times New Roman" w:hAnsi="Times New Roman"/>
+          <w:b w:val="false"/>
+          <w:bCs w:val="false"/>
+        </w:rPr>
+      </w:pPr>
+      <w:r>
+        <w:rPr/>
+      </w:r>
+    </w:p>
+    <w:p>
+      <w:pPr>
+        <w:pStyle w:val="Normal"/>
+        <w:rPr/>
+      </w:pPr>
+      <w:r>
+        <w:rPr>
+          <w:rStyle w:val="Strong"/>
+          <w:rFonts w:ascii="Times New Roman" w:hAnsi="Times New Roman"/>
+          <w:b w:val="false"/>
+          <w:bCs w:val="false"/>
+        </w:rPr>
+        <w:t>Trong mô hình dữ liệu quan hệ, mỗi quan hệ (relation) được định nghĩa là:</w:t>
+      </w:r>
+    </w:p>
+    <w:p>
+      <w:pPr>
+        <w:pStyle w:val="Normal"/>
+        <w:rPr/>
+      </w:pPr>
+      <w:r>
+        <w:rPr>
+          <w:rStyle w:val="Strong"/>
+          <w:rFonts w:ascii="Times New Roman" w:hAnsi="Times New Roman"/>
+          <w:b w:val="false"/>
+          <w:bCs w:val="false"/>
+        </w:rPr>
+        <w:t>a. Tập hợp các bộ (tuple) có thể trùng nhau.</w:t>
+        <w:br/>
+        <w:t>b. Tập hợp có thứ tự các bộ (tuple).</w:t>
+        <w:br/>
+      </w:r>
+      <w:r>
+        <w:rPr>
+          <w:rStyle w:val="Strong"/>
+          <w:rFonts w:ascii="Times New Roman" w:hAnsi="Times New Roman"/>
+          <w:b w:val="false"/>
+          <w:bCs w:val="false"/>
+          <w:color w:val="FF0000"/>
+        </w:rPr>
+        <w:t>c. Tập hợp không thứ tự các bộ (tuple), mỗi bộ là duy nhất.</w:t>
+      </w:r>
+      <w:r>
+        <w:rPr>
+          <w:rStyle w:val="Strong"/>
+          <w:rFonts w:ascii="Times New Roman" w:hAnsi="Times New Roman"/>
+          <w:b w:val="false"/>
+          <w:bCs w:val="false"/>
+        </w:rPr>
+        <w:br/>
+        <w:t>d. Tập hợp các thuộc tính, không chứa bộ (tuple).</w:t>
+      </w:r>
+    </w:p>
+    <w:p>
+      <w:pPr>
+        <w:pStyle w:val="Normal"/>
+        <w:rPr>
+          <w:rStyle w:val="Strong"/>
+          <w:rFonts w:ascii="Times New Roman" w:hAnsi="Times New Roman"/>
+          <w:b w:val="false"/>
+          <w:bCs w:val="false"/>
+        </w:rPr>
+      </w:pPr>
+      <w:r>
+        <w:rPr/>
+      </w:r>
+    </w:p>
+    <w:p>
+      <w:pPr>
+        <w:pStyle w:val="Normal"/>
+        <w:rPr/>
+      </w:pPr>
+      <w:r>
+        <w:rPr>
+          <w:rStyle w:val="Strong"/>
+          <w:rFonts w:ascii="Times New Roman" w:hAnsi="Times New Roman"/>
+          <w:b w:val="false"/>
+          <w:bCs w:val="false"/>
+        </w:rPr>
+        <w:t>Trong ràng buộc toàn vẹn miền (Domain Integrity), điều nào sau đây là đúng?</w:t>
+      </w:r>
+    </w:p>
+    <w:p>
+      <w:pPr>
+        <w:pStyle w:val="Normal"/>
+        <w:rPr/>
+      </w:pPr>
+      <w:r>
+        <w:rPr>
+          <w:rStyle w:val="Strong"/>
+          <w:rFonts w:ascii="Times New Roman" w:hAnsi="Times New Roman"/>
+          <w:b w:val="false"/>
+          <w:bCs w:val="false"/>
+        </w:rPr>
+        <w:t>a. Khóa chính không được Null.</w:t>
+        <w:br/>
+      </w:r>
+      <w:r>
+        <w:rPr>
+          <w:rStyle w:val="Strong"/>
+          <w:rFonts w:ascii="Times New Roman" w:hAnsi="Times New Roman"/>
+          <w:b w:val="false"/>
+          <w:bCs w:val="false"/>
+          <w:color w:val="FF0000"/>
+        </w:rPr>
+        <w:t>b. Giá trị của thuộc tính phải thuộc tập giá trị hợp lệ (miền xác định).</w:t>
+      </w:r>
+      <w:r>
+        <w:rPr>
+          <w:rStyle w:val="Strong"/>
+          <w:rFonts w:ascii="Times New Roman" w:hAnsi="Times New Roman"/>
+          <w:b w:val="false"/>
+          <w:bCs w:val="false"/>
+        </w:rPr>
+        <w:br/>
+        <w:t>c. Khóa ngoại phải tham chiếu đến khóa chính của bảng khác.</w:t>
+        <w:br/>
+        <w:t>d. Không có hai bộ (tuple) nào trùng nhau hoàn toàn.</w:t>
+      </w:r>
+    </w:p>
+    <w:p>
+      <w:pPr>
+        <w:pStyle w:val="Normal"/>
+        <w:rPr>
+          <w:rStyle w:val="Strong"/>
+          <w:rFonts w:ascii="Times New Roman" w:hAnsi="Times New Roman"/>
+          <w:b w:val="false"/>
+          <w:bCs w:val="false"/>
+        </w:rPr>
+      </w:pPr>
+      <w:r>
+        <w:rPr/>
+      </w:r>
+    </w:p>
+    <w:p>
+      <w:pPr>
+        <w:pStyle w:val="Normal"/>
+        <w:rPr/>
+      </w:pPr>
+      <w:r>
+        <w:rPr>
+          <w:rStyle w:val="Strong"/>
+          <w:rFonts w:ascii="Times New Roman" w:hAnsi="Times New Roman"/>
+          <w:b w:val="false"/>
+          <w:bCs w:val="false"/>
+        </w:rPr>
+        <w:t>Trong mô hình dữ liệu quan hệ, siêu khóa (Super Key) là gì?</w:t>
+      </w:r>
+    </w:p>
+    <w:p>
+      <w:pPr>
+        <w:pStyle w:val="Normal"/>
+        <w:rPr/>
+      </w:pPr>
+      <w:r>
+        <w:rPr>
+          <w:rStyle w:val="Strong"/>
+          <w:rFonts w:ascii="Times New Roman" w:hAnsi="Times New Roman"/>
+          <w:b w:val="false"/>
+          <w:bCs w:val="false"/>
+        </w:rPr>
+        <w:t>a. Một thuộc tính bất kỳ trong quan hệ.</w:t>
+        <w:br/>
+      </w:r>
+      <w:r>
+        <w:rPr>
+          <w:rStyle w:val="Strong"/>
+          <w:rFonts w:ascii="Times New Roman" w:hAnsi="Times New Roman"/>
+          <w:b w:val="false"/>
+          <w:bCs w:val="false"/>
+          <w:color w:val="FF0000"/>
+        </w:rPr>
+        <w:t>b. Tập thuộc tính có khả năng phân biệt duy nhất mọi bộ (tuple) trong quan hệ.</w:t>
+      </w:r>
+      <w:r>
+        <w:rPr>
+          <w:rStyle w:val="Strong"/>
+          <w:rFonts w:ascii="Times New Roman" w:hAnsi="Times New Roman"/>
+          <w:b w:val="false"/>
+          <w:bCs w:val="false"/>
+        </w:rPr>
+        <w:br/>
+        <w:t>c. Thuộc tính được chọn làm khóa chính.</w:t>
+        <w:br/>
+        <w:t>d. Tập hợp tất cả các khóa ngoại trong quan hệ.</w:t>
+      </w:r>
+    </w:p>
+    <w:p>
+      <w:pPr>
+        <w:pStyle w:val="Normal"/>
+        <w:rPr>
+          <w:rStyle w:val="Strong"/>
+          <w:rFonts w:ascii="Times New Roman" w:hAnsi="Times New Roman"/>
+          <w:b w:val="false"/>
+          <w:bCs w:val="false"/>
+        </w:rPr>
+      </w:pPr>
+      <w:r>
+        <w:rPr/>
+      </w:r>
+    </w:p>
+    <w:p>
+      <w:pPr>
+        <w:pStyle w:val="Normal"/>
+        <w:rPr/>
+      </w:pPr>
+      <w:r>
+        <w:rPr>
+          <w:rStyle w:val="Strong"/>
+          <w:rFonts w:ascii="Times New Roman" w:hAnsi="Times New Roman"/>
+          <w:b w:val="false"/>
+          <w:bCs w:val="false"/>
+        </w:rPr>
+        <w:t>Trong ràng buộc toàn vẹn tham chiếu (Referential Integrity), điều nào sau đây là đúng?</w:t>
+      </w:r>
+    </w:p>
+    <w:p>
+      <w:pPr>
+        <w:pStyle w:val="Normal"/>
+        <w:rPr/>
+      </w:pPr>
+      <w:r>
+        <w:rPr>
+          <w:rStyle w:val="Strong"/>
+          <w:rFonts w:ascii="Times New Roman" w:hAnsi="Times New Roman"/>
+          <w:b w:val="false"/>
+          <w:bCs w:val="false"/>
+        </w:rPr>
+        <w:t>a. Khóa chính không được Null.</w:t>
+        <w:br/>
+        <w:t>b. Giá trị thuộc tính phải nằm trong miền xác định.</w:t>
+        <w:br/>
+        <w:t>c. Khóa ngoại phải tham chiếu đến một giá trị khóa chính tồn tại trong bảng khác hoặc bằng NULL.</w:t>
+        <w:br/>
+        <w:t>d. Không có hai bộ (tuple) nào trùng nhau.</w:t>
+      </w:r>
+    </w:p>
+    <w:p>
+      <w:pPr>
+        <w:pStyle w:val="Normal"/>
+        <w:rPr>
+          <w:rStyle w:val="Strong"/>
+          <w:rFonts w:ascii="Times New Roman" w:hAnsi="Times New Roman"/>
+          <w:b w:val="false"/>
+          <w:bCs w:val="false"/>
+        </w:rPr>
+      </w:pPr>
+      <w:r>
+        <w:rPr/>
+      </w:r>
+    </w:p>
+    <w:p>
+      <w:pPr>
+        <w:pStyle w:val="Normal"/>
+        <w:rPr>
+          <w:rStyle w:val="Strong"/>
+          <w:rFonts w:ascii="Times New Roman" w:hAnsi="Times New Roman"/>
+          <w:b w:val="false"/>
+          <w:bCs w:val="false"/>
+        </w:rPr>
+      </w:pPr>
+      <w:r>
+        <w:rPr/>
+      </w:r>
+    </w:p>
+    <w:p>
+      <w:pPr>
+        <w:pStyle w:val="Normal"/>
+        <w:rPr>
+          <w:rStyle w:val="Strong"/>
+          <w:rFonts w:ascii="Times New Roman" w:hAnsi="Times New Roman"/>
+          <w:b w:val="false"/>
+          <w:bCs w:val="false"/>
+        </w:rPr>
+      </w:pPr>
+      <w:r>
+        <w:rPr/>
+      </w:r>
+    </w:p>
+    <w:p>
+      <w:pPr>
+        <w:pStyle w:val="Normal"/>
+        <w:rPr>
+          <w:rStyle w:val="Strong"/>
+          <w:rFonts w:ascii="Times New Roman" w:hAnsi="Times New Roman"/>
+          <w:b w:val="false"/>
+          <w:bCs w:val="false"/>
+        </w:rPr>
+      </w:pPr>
+      <w:r>
+        <w:rPr/>
+      </w:r>
+    </w:p>
+    <w:p>
+      <w:pPr>
+        <w:pStyle w:val="Normal"/>
+        <w:rPr>
+          <w:rStyle w:val="Strong"/>
+          <w:rFonts w:ascii="Times New Roman" w:hAnsi="Times New Roman"/>
+          <w:b w:val="false"/>
+          <w:bCs w:val="false"/>
+        </w:rPr>
+      </w:pPr>
+      <w:r>
+        <w:rPr/>
+      </w:r>
+    </w:p>
+    <w:p>
+      <w:pPr>
+        <w:pStyle w:val="Normal"/>
+        <w:rPr>
+          <w:rStyle w:val="Strong"/>
+          <w:rFonts w:ascii="Times New Roman" w:hAnsi="Times New Roman"/>
+          <w:b w:val="false"/>
+          <w:bCs w:val="false"/>
+        </w:rPr>
+      </w:pPr>
+      <w:r>
+        <w:rPr/>
+      </w:r>
+    </w:p>
+    <w:p>
+      <w:pPr>
+        <w:pStyle w:val="Normal"/>
+        <w:rPr>
+          <w:rStyle w:val="Strong"/>
+          <w:rFonts w:ascii="Times New Roman" w:hAnsi="Times New Roman"/>
+          <w:b w:val="false"/>
+          <w:bCs w:val="false"/>
+        </w:rPr>
+      </w:pPr>
+      <w:r>
+        <w:rPr/>
+      </w:r>
+    </w:p>
+    <w:p>
+      <w:pPr>
+        <w:pStyle w:val="Normal"/>
+        <w:rPr>
+          <w:rStyle w:val="Strong"/>
+          <w:rFonts w:ascii="Times New Roman" w:hAnsi="Times New Roman"/>
+          <w:b w:val="false"/>
+          <w:bCs w:val="false"/>
+        </w:rPr>
+      </w:pPr>
+      <w:r>
+        <w:rPr/>
+      </w:r>
+    </w:p>
+    <w:p>
+      <w:pPr>
+        <w:pStyle w:val="Normal"/>
+        <w:rPr>
+          <w:rStyle w:val="Strong"/>
+          <w:rFonts w:ascii="Times New Roman" w:hAnsi="Times New Roman"/>
+          <w:b w:val="false"/>
+          <w:bCs w:val="false"/>
+        </w:rPr>
+      </w:pPr>
+      <w:r>
+        <w:rPr/>
+      </w:r>
+    </w:p>
+    <w:p>
+      <w:pPr>
+        <w:pStyle w:val="Normal"/>
+        <w:rPr>
+          <w:rStyle w:val="Strong"/>
+          <w:rFonts w:ascii="Times New Roman" w:hAnsi="Times New Roman"/>
+          <w:b w:val="false"/>
+          <w:bCs w:val="false"/>
+        </w:rPr>
+      </w:pPr>
+      <w:r>
+        <w:rPr/>
+      </w:r>
+    </w:p>
+    <w:p>
+      <w:pPr>
+        <w:pStyle w:val="Normal"/>
+        <w:rPr>
+          <w:rStyle w:val="Strong"/>
+          <w:rFonts w:ascii="Times New Roman" w:hAnsi="Times New Roman"/>
+          <w:b w:val="false"/>
+          <w:bCs w:val="false"/>
+        </w:rPr>
+      </w:pPr>
+      <w:r>
+        <w:rPr/>
+      </w:r>
+    </w:p>
+    <w:p>
+      <w:pPr>
+        <w:pStyle w:val="Normal"/>
+        <w:rPr>
+          <w:rStyle w:val="Strong"/>
+          <w:rFonts w:ascii="Times New Roman" w:hAnsi="Times New Roman"/>
+          <w:b w:val="false"/>
+          <w:bCs w:val="false"/>
+        </w:rPr>
+      </w:pPr>
+      <w:r>
+        <w:rPr/>
+      </w:r>
+    </w:p>
+    <w:p>
+      <w:pPr>
+        <w:pStyle w:val="Normal"/>
+        <w:rPr>
+          <w:rStyle w:val="Strong"/>
+          <w:rFonts w:ascii="Times New Roman" w:hAnsi="Times New Roman"/>
+          <w:b w:val="false"/>
+          <w:bCs w:val="false"/>
+        </w:rPr>
+      </w:pPr>
+      <w:r>
+        <w:rPr/>
+      </w:r>
+    </w:p>
+    <w:p>
+      <w:pPr>
+        <w:pStyle w:val="Normal"/>
+        <w:rPr>
+          <w:rStyle w:val="Strong"/>
+          <w:rFonts w:ascii="Times New Roman" w:hAnsi="Times New Roman"/>
+          <w:b w:val="false"/>
+          <w:bCs w:val="false"/>
+        </w:rPr>
+      </w:pPr>
+      <w:r>
+        <w:rPr/>
+      </w:r>
+    </w:p>
+    <w:p>
+      <w:pPr>
+        <w:pStyle w:val="Normal"/>
+        <w:rPr>
+          <w:rStyle w:val="Strong"/>
+          <w:rFonts w:ascii="Times New Roman" w:hAnsi="Times New Roman"/>
+          <w:b w:val="false"/>
+          <w:bCs w:val="false"/>
+        </w:rPr>
+      </w:pPr>
+      <w:r>
+        <w:rPr/>
+      </w:r>
+    </w:p>
+    <w:p>
+      <w:pPr>
+        <w:pStyle w:val="Normal"/>
+        <w:rPr>
+          <w:rStyle w:val="Strong"/>
+          <w:rFonts w:ascii="Times New Roman" w:hAnsi="Times New Roman"/>
+          <w:b w:val="false"/>
+          <w:bCs w:val="false"/>
+        </w:rPr>
+      </w:pPr>
+      <w:r>
+        <w:rPr/>
+      </w:r>
+    </w:p>
+    <w:p>
+      <w:pPr>
+        <w:pStyle w:val="Normal"/>
+        <w:rPr>
+          <w:rStyle w:val="Strong"/>
+          <w:rFonts w:ascii="Times New Roman" w:hAnsi="Times New Roman"/>
+          <w:b w:val="false"/>
+          <w:bCs w:val="false"/>
+        </w:rPr>
+      </w:pPr>
+      <w:r>
+        <w:rPr/>
+      </w:r>
+    </w:p>
+    <w:p>
+      <w:pPr>
+        <w:pStyle w:val="Normal"/>
+        <w:rPr>
+          <w:rStyle w:val="Strong"/>
+          <w:rFonts w:ascii="Times New Roman" w:hAnsi="Times New Roman"/>
+          <w:b w:val="false"/>
+          <w:bCs w:val="false"/>
+        </w:rPr>
+      </w:pPr>
+      <w:r>
+        <w:rPr/>
+      </w:r>
+    </w:p>
+    <w:p>
+      <w:pPr>
+        <w:pStyle w:val="Normal"/>
+        <w:rPr>
+          <w:rStyle w:val="Strong"/>
+          <w:rFonts w:ascii="Times New Roman" w:hAnsi="Times New Roman"/>
+          <w:b w:val="false"/>
+          <w:bCs w:val="false"/>
+        </w:rPr>
+      </w:pPr>
+      <w:r>
+        <w:rPr/>
+      </w:r>
+    </w:p>
+    <w:p>
+      <w:pPr>
+        <w:pStyle w:val="Normal"/>
+        <w:rPr>
+          <w:rStyle w:val="Strong"/>
+          <w:rFonts w:ascii="Times New Roman" w:hAnsi="Times New Roman"/>
+          <w:b w:val="false"/>
+          <w:bCs w:val="false"/>
+        </w:rPr>
+      </w:pPr>
+      <w:r>
+        <w:rPr/>
+      </w:r>
+    </w:p>
+    <w:p>
+      <w:pPr>
+        <w:pStyle w:val="Normal"/>
+        <w:rPr>
+          <w:rStyle w:val="Strong"/>
+          <w:rFonts w:ascii="Times New Roman" w:hAnsi="Times New Roman"/>
+          <w:b w:val="false"/>
+          <w:bCs w:val="false"/>
+        </w:rPr>
+      </w:pPr>
+      <w:r>
+        <w:rPr/>
+      </w:r>
+    </w:p>
+    <w:p>
+      <w:pPr>
+        <w:pStyle w:val="Normal"/>
+        <w:rPr>
+          <w:rStyle w:val="Strong"/>
+          <w:rFonts w:ascii="Times New Roman" w:hAnsi="Times New Roman"/>
+          <w:b w:val="false"/>
+          <w:bCs w:val="false"/>
+        </w:rPr>
+      </w:pPr>
+      <w:r>
+        <w:rPr/>
+      </w:r>
+    </w:p>
+    <w:p>
+      <w:pPr>
+        <w:pStyle w:val="Normal"/>
+        <w:rPr>
+          <w:rStyle w:val="Strong"/>
+          <w:rFonts w:ascii="Times New Roman" w:hAnsi="Times New Roman"/>
+          <w:b w:val="false"/>
+          <w:bCs w:val="false"/>
+        </w:rPr>
+      </w:pPr>
+      <w:r>
+        <w:rPr/>
+      </w:r>
+    </w:p>
+    <w:p>
+      <w:pPr>
+        <w:pStyle w:val="Normal"/>
+        <w:rPr>
+          <w:rStyle w:val="Strong"/>
+          <w:rFonts w:ascii="Times New Roman" w:hAnsi="Times New Roman"/>
+          <w:b w:val="false"/>
+          <w:bCs w:val="false"/>
+        </w:rPr>
+      </w:pPr>
+      <w:r>
+        <w:rPr/>
+      </w:r>
+    </w:p>
+    <w:p>
+      <w:pPr>
+        <w:pStyle w:val="Normal"/>
+        <w:rPr>
+          <w:rStyle w:val="Strong"/>
+          <w:rFonts w:ascii="Times New Roman" w:hAnsi="Times New Roman"/>
+          <w:b w:val="false"/>
+          <w:bCs w:val="false"/>
+        </w:rPr>
+      </w:pPr>
+      <w:r>
+        <w:rPr/>
+      </w:r>
+    </w:p>
+    <w:p>
+      <w:pPr>
+        <w:pStyle w:val="Normal"/>
+        <w:rPr>
+          <w:rStyle w:val="Strong"/>
+          <w:rFonts w:ascii="Times New Roman" w:hAnsi="Times New Roman"/>
+          <w:b w:val="false"/>
+          <w:bCs w:val="false"/>
+        </w:rPr>
+      </w:pPr>
+      <w:r>
+        <w:rPr/>
+      </w:r>
+    </w:p>
+    <w:p>
+      <w:pPr>
+        <w:pStyle w:val="Normal"/>
+        <w:rPr>
+          <w:rStyle w:val="Strong"/>
+          <w:rFonts w:ascii="Times New Roman" w:hAnsi="Times New Roman"/>
+          <w:b w:val="false"/>
+          <w:bCs w:val="false"/>
+        </w:rPr>
+      </w:pPr>
+      <w:r>
+        <w:rPr/>
+      </w:r>
+    </w:p>
+    <w:p>
+      <w:pPr>
+        <w:pStyle w:val="Normal"/>
+        <w:rPr>
+          <w:rStyle w:val="Strong"/>
+          <w:rFonts w:ascii="Times New Roman" w:hAnsi="Times New Roman"/>
+          <w:b w:val="false"/>
+          <w:bCs w:val="false"/>
+        </w:rPr>
+      </w:pPr>
+      <w:r>
+        <w:rPr/>
+      </w:r>
+    </w:p>
+    <w:p>
+      <w:pPr>
+        <w:pStyle w:val="Normal"/>
+        <w:rPr>
+          <w:rStyle w:val="Strong"/>
+          <w:rFonts w:ascii="Times New Roman" w:hAnsi="Times New Roman"/>
+          <w:b w:val="false"/>
+          <w:bCs w:val="false"/>
+        </w:rPr>
+      </w:pPr>
+      <w:r>
+        <w:rPr/>
+      </w:r>
+    </w:p>
+    <w:p>
+      <w:pPr>
+        <w:pStyle w:val="Normal"/>
+        <w:rPr>
+          <w:rStyle w:val="Strong"/>
+          <w:rFonts w:ascii="Times New Roman" w:hAnsi="Times New Roman"/>
+          <w:b w:val="false"/>
+          <w:bCs w:val="false"/>
+        </w:rPr>
+      </w:pPr>
+      <w:r>
+        <w:rPr/>
+      </w:r>
+    </w:p>
+    <w:p>
+      <w:pPr>
+        <w:pStyle w:val="Normal"/>
+        <w:rPr>
+          <w:rStyle w:val="Strong"/>
+          <w:rFonts w:ascii="Times New Roman" w:hAnsi="Times New Roman"/>
+          <w:b w:val="false"/>
+          <w:bCs w:val="false"/>
+        </w:rPr>
+      </w:pPr>
+      <w:r>
+        <w:rPr/>
+      </w:r>
+    </w:p>
+    <w:p>
+      <w:pPr>
+        <w:pStyle w:val="Normal"/>
+        <w:rPr>
+          <w:rStyle w:val="Strong"/>
+          <w:rFonts w:ascii="Times New Roman" w:hAnsi="Times New Roman"/>
+          <w:b w:val="false"/>
+          <w:bCs w:val="false"/>
+        </w:rPr>
+      </w:pPr>
+      <w:r>
+        <w:rPr/>
+      </w:r>
+    </w:p>
+    <w:p>
+      <w:pPr>
+        <w:pStyle w:val="Normal"/>
+        <w:rPr>
+          <w:rStyle w:val="Strong"/>
+          <w:rFonts w:ascii="Times New Roman" w:hAnsi="Times New Roman"/>
+          <w:b w:val="false"/>
+          <w:bCs w:val="false"/>
+        </w:rPr>
+      </w:pPr>
+      <w:r>
+        <w:rPr/>
+      </w:r>
+    </w:p>
+    <w:p>
+      <w:pPr>
+        <w:pStyle w:val="Normal"/>
+        <w:rPr>
+          <w:rStyle w:val="Strong"/>
+          <w:rFonts w:ascii="Times New Roman" w:hAnsi="Times New Roman"/>
+          <w:b w:val="false"/>
+          <w:bCs w:val="false"/>
+        </w:rPr>
+      </w:pPr>
+      <w:r>
+        <w:rPr/>
+      </w:r>
+    </w:p>
+    <w:p>
+      <w:pPr>
+        <w:pStyle w:val="Normal"/>
+        <w:rPr>
+          <w:rStyle w:val="Strong"/>
+          <w:rFonts w:ascii="Times New Roman" w:hAnsi="Times New Roman"/>
+          <w:b w:val="false"/>
+          <w:bCs w:val="false"/>
+        </w:rPr>
+      </w:pPr>
+      <w:r>
+        <w:rPr/>
+      </w:r>
+    </w:p>
+    <w:p>
+      <w:pPr>
+        <w:pStyle w:val="Normal"/>
+        <w:rPr>
+          <w:rStyle w:val="Strong"/>
+          <w:rFonts w:ascii="Times New Roman" w:hAnsi="Times New Roman"/>
+          <w:b w:val="false"/>
+          <w:bCs w:val="false"/>
+        </w:rPr>
+      </w:pPr>
+      <w:r>
+        <w:rPr/>
+      </w:r>
+    </w:p>
+    <w:p>
+      <w:pPr>
+        <w:pStyle w:val="Normal"/>
+        <w:rPr>
+          <w:rStyle w:val="Strong"/>
+          <w:rFonts w:ascii="Times New Roman" w:hAnsi="Times New Roman"/>
+          <w:b w:val="false"/>
+          <w:bCs w:val="false"/>
+        </w:rPr>
+      </w:pPr>
+      <w:r>
+        <w:rPr/>
+      </w:r>
+    </w:p>
+    <w:p>
+      <w:pPr>
+        <w:pStyle w:val="Normal"/>
+        <w:rPr>
+          <w:rStyle w:val="Strong"/>
+          <w:rFonts w:ascii="Times New Roman" w:hAnsi="Times New Roman"/>
+          <w:b w:val="false"/>
+          <w:bCs w:val="false"/>
+        </w:rPr>
+      </w:pPr>
+      <w:r>
+        <w:rPr/>
+      </w:r>
+    </w:p>
+    <w:p>
+      <w:pPr>
+        <w:pStyle w:val="Normal"/>
+        <w:rPr>
+          <w:rStyle w:val="Strong"/>
+          <w:rFonts w:ascii="Times New Roman" w:hAnsi="Times New Roman"/>
+          <w:b w:val="false"/>
+          <w:bCs w:val="false"/>
+        </w:rPr>
+      </w:pPr>
+      <w:r>
+        <w:rPr/>
+      </w:r>
+    </w:p>
+    <w:p>
+      <w:pPr>
+        <w:pStyle w:val="Normal"/>
+        <w:rPr>
+          <w:rStyle w:val="Strong"/>
+          <w:rFonts w:ascii="Times New Roman" w:hAnsi="Times New Roman"/>
+          <w:b w:val="false"/>
+          <w:bCs w:val="false"/>
+        </w:rPr>
+      </w:pPr>
+      <w:r>
+        <w:rPr/>
+      </w:r>
+    </w:p>
+    <w:p>
+      <w:pPr>
+        <w:pStyle w:val="Normal"/>
+        <w:rPr>
+          <w:rStyle w:val="Strong"/>
+          <w:rFonts w:ascii="Times New Roman" w:hAnsi="Times New Roman"/>
+          <w:b w:val="false"/>
+          <w:bCs w:val="false"/>
+        </w:rPr>
+      </w:pPr>
+      <w:r>
+        <w:rPr/>
+      </w:r>
+    </w:p>
+    <w:p>
+      <w:pPr>
+        <w:pStyle w:val="Normal"/>
+        <w:rPr>
+          <w:rStyle w:val="Strong"/>
+          <w:rFonts w:ascii="Times New Roman" w:hAnsi="Times New Roman"/>
+          <w:b w:val="false"/>
+          <w:bCs w:val="false"/>
+        </w:rPr>
+      </w:pPr>
+      <w:r>
+        <w:rPr/>
+      </w:r>
+    </w:p>
+    <w:p>
+      <w:pPr>
+        <w:pStyle w:val="Normal"/>
+        <w:rPr>
+          <w:rStyle w:val="Strong"/>
+          <w:rFonts w:ascii="Times New Roman" w:hAnsi="Times New Roman"/>
+          <w:b w:val="false"/>
+          <w:bCs w:val="false"/>
+        </w:rPr>
+      </w:pPr>
+      <w:r>
+        <w:rPr/>
+      </w:r>
+    </w:p>
+    <w:p>
+      <w:pPr>
+        <w:pStyle w:val="Normal"/>
+        <w:rPr>
+          <w:rStyle w:val="Strong"/>
+          <w:rFonts w:ascii="Times New Roman" w:hAnsi="Times New Roman"/>
+          <w:b w:val="false"/>
+          <w:bCs w:val="false"/>
+        </w:rPr>
+      </w:pPr>
+      <w:r>
+        <w:rPr/>
+      </w:r>
+    </w:p>
+    <w:p>
+      <w:pPr>
+        <w:pStyle w:val="Normal"/>
+        <w:rPr>
+          <w:rStyle w:val="Strong"/>
+          <w:rFonts w:ascii="Times New Roman" w:hAnsi="Times New Roman"/>
+          <w:b w:val="false"/>
+          <w:bCs w:val="false"/>
+        </w:rPr>
+      </w:pPr>
+      <w:r>
+        <w:rPr/>
+      </w:r>
+    </w:p>
+    <w:p>
+      <w:pPr>
+        <w:pStyle w:val="Normal"/>
+        <w:rPr>
+          <w:rStyle w:val="Strong"/>
+          <w:rFonts w:ascii="Times New Roman" w:hAnsi="Times New Roman"/>
+          <w:b w:val="false"/>
+          <w:bCs w:val="false"/>
+        </w:rPr>
+      </w:pPr>
+      <w:r>
+        <w:rPr/>
+      </w:r>
+    </w:p>
+    <w:p>
+      <w:pPr>
+        <w:pStyle w:val="Normal"/>
+        <w:rPr>
+          <w:rStyle w:val="Strong"/>
+          <w:rFonts w:ascii="Times New Roman" w:hAnsi="Times New Roman"/>
+          <w:b w:val="false"/>
+          <w:bCs w:val="false"/>
+        </w:rPr>
+      </w:pPr>
+      <w:r>
+        <w:rPr/>
+      </w:r>
+    </w:p>
+    <w:p>
+      <w:pPr>
+        <w:pStyle w:val="Normal"/>
+        <w:rPr>
+          <w:rStyle w:val="Strong"/>
+          <w:rFonts w:ascii="Times New Roman" w:hAnsi="Times New Roman"/>
+          <w:b w:val="false"/>
+          <w:bCs w:val="false"/>
+        </w:rPr>
+      </w:pPr>
+      <w:r>
+        <w:rPr/>
+      </w:r>
+    </w:p>
+    <w:p>
+      <w:pPr>
+        <w:pStyle w:val="Normal"/>
+        <w:rPr>
+          <w:rStyle w:val="Strong"/>
+          <w:rFonts w:ascii="Times New Roman" w:hAnsi="Times New Roman"/>
+          <w:b w:val="false"/>
+          <w:bCs w:val="false"/>
+        </w:rPr>
+      </w:pPr>
+      <w:r>
+        <w:rPr/>
+      </w:r>
+    </w:p>
+    <w:p>
+      <w:pPr>
+        <w:pStyle w:val="Normal"/>
+        <w:rPr>
+          <w:rStyle w:val="Strong"/>
+          <w:rFonts w:ascii="Times New Roman" w:hAnsi="Times New Roman"/>
+          <w:b w:val="false"/>
+          <w:bCs w:val="false"/>
+        </w:rPr>
+      </w:pPr>
+      <w:r>
+        <w:rPr/>
+      </w:r>
+    </w:p>
+    <w:p>
+      <w:pPr>
+        <w:pStyle w:val="Normal"/>
+        <w:rPr>
+          <w:rStyle w:val="Strong"/>
+          <w:rFonts w:ascii="Times New Roman" w:hAnsi="Times New Roman"/>
+          <w:b w:val="false"/>
+          <w:bCs w:val="false"/>
+        </w:rPr>
+      </w:pPr>
+      <w:r>
+        <w:rPr/>
+      </w:r>
+    </w:p>
+    <w:p>
+      <w:pPr>
+        <w:pStyle w:val="Normal"/>
+        <w:rPr>
+          <w:rStyle w:val="Strong"/>
+          <w:rFonts w:ascii="Times New Roman" w:hAnsi="Times New Roman"/>
+          <w:b w:val="false"/>
+          <w:bCs w:val="false"/>
+        </w:rPr>
+      </w:pPr>
+      <w:r>
+        <w:rPr/>
+      </w:r>
+    </w:p>
+    <w:p>
+      <w:pPr>
+        <w:pStyle w:val="Normal"/>
+        <w:rPr>
+          <w:rStyle w:val="Strong"/>
+          <w:rFonts w:ascii="Times New Roman" w:hAnsi="Times New Roman"/>
+          <w:b w:val="false"/>
+          <w:bCs w:val="false"/>
+        </w:rPr>
+      </w:pPr>
+      <w:r>
+        <w:rPr/>
+      </w:r>
+    </w:p>
+    <w:p>
+      <w:pPr>
+        <w:pStyle w:val="Normal"/>
+        <w:rPr>
+          <w:rStyle w:val="Strong"/>
+          <w:rFonts w:ascii="Times New Roman" w:hAnsi="Times New Roman"/>
+          <w:b w:val="false"/>
+          <w:bCs w:val="false"/>
+        </w:rPr>
+      </w:pPr>
+      <w:r>
+        <w:rPr/>
+      </w:r>
+    </w:p>
+    <w:p>
+      <w:pPr>
+        <w:pStyle w:val="Normal"/>
+        <w:rPr>
+          <w:rStyle w:val="Strong"/>
+          <w:rFonts w:ascii="Times New Roman" w:hAnsi="Times New Roman"/>
+          <w:b w:val="false"/>
+          <w:bCs w:val="false"/>
+        </w:rPr>
+      </w:pPr>
+      <w:r>
+        <w:rPr/>
+      </w:r>
+    </w:p>
+    <w:p>
+      <w:pPr>
+        <w:pStyle w:val="Normal"/>
+        <w:rPr>
+          <w:rStyle w:val="Strong"/>
+          <w:rFonts w:ascii="Times New Roman" w:hAnsi="Times New Roman"/>
+          <w:b w:val="false"/>
+          <w:bCs w:val="false"/>
+        </w:rPr>
+      </w:pPr>
+      <w:r>
+        <w:rPr/>
+      </w:r>
+    </w:p>
+    <w:p>
+      <w:pPr>
+        <w:pStyle w:val="Normal"/>
+        <w:rPr>
+          <w:rStyle w:val="Strong"/>
+          <w:rFonts w:ascii="Times New Roman" w:hAnsi="Times New Roman"/>
+          <w:b w:val="false"/>
+          <w:bCs w:val="false"/>
+        </w:rPr>
+      </w:pPr>
+      <w:r>
+        <w:rPr/>
+      </w:r>
+    </w:p>
+    <w:p>
+      <w:pPr>
+        <w:pStyle w:val="Normal"/>
+        <w:rPr>
+          <w:rStyle w:val="Strong"/>
+          <w:rFonts w:ascii="Times New Roman" w:hAnsi="Times New Roman"/>
+          <w:b w:val="false"/>
+          <w:bCs w:val="false"/>
+        </w:rPr>
+      </w:pPr>
+      <w:r>
+        <w:rPr/>
+      </w:r>
+    </w:p>
+    <w:p>
+      <w:pPr>
+        <w:pStyle w:val="Normal"/>
+        <w:rPr>
+          <w:rStyle w:val="Strong"/>
+          <w:rFonts w:ascii="Times New Roman" w:hAnsi="Times New Roman"/>
+          <w:b w:val="false"/>
+          <w:bCs w:val="false"/>
+        </w:rPr>
+      </w:pPr>
+      <w:r>
+        <w:rPr/>
+      </w:r>
+    </w:p>
+    <w:p>
+      <w:pPr>
+        <w:pStyle w:val="Normal"/>
+        <w:rPr>
+          <w:rStyle w:val="Strong"/>
+          <w:rFonts w:ascii="Times New Roman" w:hAnsi="Times New Roman"/>
+          <w:b w:val="false"/>
+          <w:bCs w:val="false"/>
+        </w:rPr>
+      </w:pPr>
+      <w:r>
+        <w:rPr/>
+      </w:r>
+    </w:p>
+    <w:p>
+      <w:pPr>
+        <w:pStyle w:val="Normal"/>
+        <w:rPr>
+          <w:rStyle w:val="Strong"/>
+          <w:rFonts w:ascii="Times New Roman" w:hAnsi="Times New Roman"/>
+          <w:b w:val="false"/>
+          <w:bCs w:val="false"/>
+        </w:rPr>
+      </w:pPr>
+      <w:r>
+        <w:rPr/>
+      </w:r>
+    </w:p>
+    <w:p>
+      <w:pPr>
+        <w:pStyle w:val="Normal"/>
+        <w:rPr>
+          <w:rStyle w:val="Strong"/>
+          <w:rFonts w:ascii="Times New Roman" w:hAnsi="Times New Roman"/>
+          <w:b w:val="false"/>
+          <w:bCs w:val="false"/>
+        </w:rPr>
+      </w:pPr>
+      <w:r>
+        <w:rPr/>
+      </w:r>
+    </w:p>
+    <w:p>
+      <w:pPr>
+        <w:pStyle w:val="Normal"/>
+        <w:rPr>
+          <w:rStyle w:val="Strong"/>
+          <w:rFonts w:ascii="Times New Roman" w:hAnsi="Times New Roman"/>
+          <w:b w:val="false"/>
+          <w:bCs w:val="false"/>
+        </w:rPr>
+      </w:pPr>
+      <w:r>
+        <w:rPr/>
+      </w:r>
+    </w:p>
+    <w:p>
+      <w:pPr>
+        <w:pStyle w:val="Normal"/>
+        <w:rPr>
+          <w:rStyle w:val="Strong"/>
+          <w:rFonts w:ascii="Times New Roman" w:hAnsi="Times New Roman"/>
+          <w:b w:val="false"/>
+          <w:bCs w:val="false"/>
+        </w:rPr>
+      </w:pPr>
+      <w:r>
+        <w:rPr/>
+      </w:r>
+    </w:p>
+    <w:p>
+      <w:pPr>
+        <w:pStyle w:val="Normal"/>
+        <w:rPr>
+          <w:rStyle w:val="Strong"/>
+          <w:rFonts w:ascii="Times New Roman" w:hAnsi="Times New Roman"/>
+          <w:b w:val="false"/>
+          <w:bCs w:val="false"/>
+        </w:rPr>
+      </w:pPr>
+      <w:r>
+        <w:rPr/>
+      </w:r>
+    </w:p>
+    <w:p>
+      <w:pPr>
+        <w:pStyle w:val="Normal"/>
+        <w:rPr>
+          <w:rStyle w:val="Strong"/>
+          <w:rFonts w:ascii="Times New Roman" w:hAnsi="Times New Roman"/>
+          <w:b w:val="false"/>
+          <w:bCs w:val="false"/>
+        </w:rPr>
+      </w:pPr>
+      <w:r>
+        <w:rPr/>
+      </w:r>
+    </w:p>
+    <w:p>
+      <w:pPr>
+        <w:pStyle w:val="Normal"/>
+        <w:rPr>
+          <w:rStyle w:val="Strong"/>
+          <w:rFonts w:ascii="Times New Roman" w:hAnsi="Times New Roman"/>
+          <w:b w:val="false"/>
+          <w:bCs w:val="false"/>
+        </w:rPr>
+      </w:pPr>
+      <w:r>
+        <w:rPr/>
+      </w:r>
+    </w:p>
+    <w:p>
+      <w:pPr>
+        <w:pStyle w:val="Normal"/>
+        <w:rPr>
+          <w:rStyle w:val="Strong"/>
+          <w:rFonts w:ascii="Times New Roman" w:hAnsi="Times New Roman"/>
+          <w:b w:val="false"/>
+          <w:bCs w:val="false"/>
+        </w:rPr>
+      </w:pPr>
+      <w:r>
+        <w:rPr/>
+      </w:r>
+    </w:p>
+    <w:p>
+      <w:pPr>
+        <w:pStyle w:val="Normal"/>
+        <w:rPr>
+          <w:rStyle w:val="Strong"/>
+          <w:rFonts w:ascii="Times New Roman" w:hAnsi="Times New Roman"/>
+          <w:b w:val="false"/>
+          <w:bCs w:val="false"/>
+        </w:rPr>
+      </w:pPr>
+      <w:r>
+        <w:rPr/>
+      </w:r>
+    </w:p>
+    <w:p>
+      <w:pPr>
+        <w:pStyle w:val="Normal"/>
+        <w:rPr>
+          <w:rStyle w:val="Strong"/>
+          <w:rFonts w:ascii="Times New Roman" w:hAnsi="Times New Roman"/>
+          <w:b w:val="false"/>
+          <w:bCs w:val="false"/>
+        </w:rPr>
+      </w:pPr>
+      <w:r>
+        <w:rPr/>
+      </w:r>
+    </w:p>
+    <w:p>
+      <w:pPr>
+        <w:pStyle w:val="Normal"/>
+        <w:rPr>
+          <w:rStyle w:val="Strong"/>
+          <w:rFonts w:ascii="Times New Roman" w:hAnsi="Times New Roman"/>
+          <w:b w:val="false"/>
+          <w:bCs w:val="false"/>
+        </w:rPr>
+      </w:pPr>
+      <w:r>
+        <w:rPr/>
+      </w:r>
+    </w:p>
+    <w:p>
+      <w:pPr>
+        <w:pStyle w:val="Normal"/>
+        <w:rPr>
+          <w:rStyle w:val="Strong"/>
+          <w:rFonts w:ascii="Times New Roman" w:hAnsi="Times New Roman"/>
+          <w:b w:val="false"/>
+          <w:bCs w:val="false"/>
+        </w:rPr>
+      </w:pPr>
+      <w:r>
+        <w:rPr/>
+      </w:r>
+    </w:p>
+    <w:p>
+      <w:pPr>
+        <w:pStyle w:val="Normal"/>
+        <w:rPr>
+          <w:rStyle w:val="Strong"/>
+          <w:rFonts w:ascii="Times New Roman" w:hAnsi="Times New Roman"/>
+          <w:b w:val="false"/>
+          <w:bCs w:val="false"/>
+        </w:rPr>
+      </w:pPr>
+      <w:r>
+        <w:rPr/>
+      </w:r>
+    </w:p>
+    <w:p>
+      <w:pPr>
+        <w:pStyle w:val="Normal"/>
+        <w:rPr>
+          <w:rStyle w:val="Strong"/>
+          <w:rFonts w:ascii="Times New Roman" w:hAnsi="Times New Roman"/>
+          <w:b w:val="false"/>
+          <w:bCs w:val="false"/>
+        </w:rPr>
+      </w:pPr>
+      <w:r>
+        <w:rPr/>
+      </w:r>
+    </w:p>
+    <w:p>
+      <w:pPr>
+        <w:pStyle w:val="Normal"/>
+        <w:rPr>
+          <w:rStyle w:val="Strong"/>
+          <w:rFonts w:ascii="Times New Roman" w:hAnsi="Times New Roman"/>
+          <w:b w:val="false"/>
+          <w:bCs w:val="false"/>
+        </w:rPr>
+      </w:pPr>
+      <w:r>
+        <w:rPr/>
+      </w:r>
+    </w:p>
+    <w:p>
+      <w:pPr>
+        <w:pStyle w:val="Normal"/>
+        <w:rPr>
+          <w:rStyle w:val="Strong"/>
+          <w:rFonts w:ascii="Times New Roman" w:hAnsi="Times New Roman"/>
+          <w:b w:val="false"/>
+          <w:bCs w:val="false"/>
+        </w:rPr>
+      </w:pPr>
+      <w:r>
+        <w:rPr/>
+      </w:r>
+    </w:p>
+    <w:p>
+      <w:pPr>
+        <w:pStyle w:val="Normal"/>
+        <w:rPr>
+          <w:rStyle w:val="Strong"/>
+          <w:rFonts w:ascii="Times New Roman" w:hAnsi="Times New Roman"/>
+          <w:b w:val="false"/>
+          <w:bCs w:val="false"/>
+        </w:rPr>
+      </w:pPr>
+      <w:r>
+        <w:rPr/>
+      </w:r>
+    </w:p>
+    <w:p>
+      <w:pPr>
+        <w:pStyle w:val="Normal"/>
+        <w:rPr>
+          <w:rStyle w:val="Strong"/>
+          <w:rFonts w:ascii="Times New Roman" w:hAnsi="Times New Roman"/>
+          <w:b w:val="false"/>
+          <w:bCs w:val="false"/>
+        </w:rPr>
+      </w:pPr>
+      <w:r>
+        <w:rPr/>
+      </w:r>
+    </w:p>
+    <w:p>
+      <w:pPr>
+        <w:pStyle w:val="Normal"/>
+        <w:rPr>
+          <w:rStyle w:val="Strong"/>
+          <w:rFonts w:ascii="Times New Roman" w:hAnsi="Times New Roman"/>
+          <w:b w:val="false"/>
+          <w:bCs w:val="false"/>
+        </w:rPr>
+      </w:pPr>
+      <w:r>
+        <w:rPr/>
+      </w:r>
+    </w:p>
+    <w:p>
+      <w:pPr>
+        <w:pStyle w:val="Normal"/>
+        <w:rPr>
+          <w:rStyle w:val="Strong"/>
+          <w:rFonts w:ascii="Times New Roman" w:hAnsi="Times New Roman"/>
+          <w:b w:val="false"/>
+          <w:bCs w:val="false"/>
+        </w:rPr>
+      </w:pPr>
+      <w:r>
+        <w:rPr/>
+      </w:r>
+    </w:p>
+    <w:p>
+      <w:pPr>
+        <w:pStyle w:val="Normal"/>
+        <w:rPr>
+          <w:rStyle w:val="Strong"/>
+          <w:rFonts w:ascii="Times New Roman" w:hAnsi="Times New Roman"/>
+          <w:b w:val="false"/>
+          <w:bCs w:val="false"/>
+        </w:rPr>
+      </w:pPr>
+      <w:r>
+        <w:rPr/>
+      </w:r>
+    </w:p>
+    <w:p>
+      <w:pPr>
+        <w:pStyle w:val="Normal"/>
+        <w:rPr>
+          <w:rStyle w:val="Strong"/>
+          <w:rFonts w:ascii="Times New Roman" w:hAnsi="Times New Roman"/>
+          <w:b w:val="false"/>
+          <w:bCs w:val="false"/>
+        </w:rPr>
+      </w:pPr>
+      <w:r>
+        <w:rPr/>
+      </w:r>
+    </w:p>
+    <w:p>
+      <w:pPr>
+        <w:pStyle w:val="Normal"/>
+        <w:rPr>
+          <w:rStyle w:val="Strong"/>
+          <w:rFonts w:ascii="Times New Roman" w:hAnsi="Times New Roman"/>
+          <w:b w:val="false"/>
+          <w:bCs w:val="false"/>
+        </w:rPr>
+      </w:pPr>
+      <w:r>
+        <w:rPr/>
+      </w:r>
+    </w:p>
+    <w:p>
+      <w:pPr>
+        <w:pStyle w:val="Normal"/>
+        <w:rPr>
+          <w:rStyle w:val="Strong"/>
+          <w:rFonts w:ascii="Times New Roman" w:hAnsi="Times New Roman"/>
+          <w:b w:val="false"/>
+          <w:bCs w:val="false"/>
+        </w:rPr>
+      </w:pPr>
+      <w:r>
+        <w:rPr/>
+      </w:r>
+    </w:p>
+    <w:p>
+      <w:pPr>
+        <w:pStyle w:val="Normal"/>
+        <w:rPr>
+          <w:rStyle w:val="Strong"/>
+          <w:rFonts w:ascii="Times New Roman" w:hAnsi="Times New Roman"/>
+          <w:b w:val="false"/>
+          <w:bCs w:val="false"/>
+        </w:rPr>
+      </w:pPr>
+      <w:r>
+        <w:rPr/>
+      </w:r>
+    </w:p>
+    <w:p>
+      <w:pPr>
+        <w:pStyle w:val="Normal"/>
+        <w:rPr>
+          <w:rStyle w:val="Strong"/>
+          <w:rFonts w:ascii="Times New Roman" w:hAnsi="Times New Roman"/>
+          <w:b w:val="false"/>
+          <w:bCs w:val="false"/>
+        </w:rPr>
+      </w:pPr>
+      <w:r>
+        <w:rPr/>
+      </w:r>
+    </w:p>
+    <w:p>
+      <w:pPr>
+        <w:pStyle w:val="Normal"/>
+        <w:rPr>
+          <w:rStyle w:val="Strong"/>
+          <w:rFonts w:ascii="Times New Roman" w:hAnsi="Times New Roman"/>
+          <w:b w:val="false"/>
+          <w:bCs w:val="false"/>
+        </w:rPr>
+      </w:pPr>
+      <w:r>
+        <w:rPr/>
       </w:r>
     </w:p>
     <w:p>

--- a/uit/nhap_mon_co_so_du_lieu/Quiz_AI.docx
+++ b/uit/nhap_mon_co_so_du_lieu/Quiz_AI.docx
@@ -11621,599 +11621,3618 @@
         <w:br/>
         <w:t>c. Mỗi thực thể ở tập A có thể quan hệ với nhiều thực thể ở tập B, và mỗi thực thể ở tập B cũng có thể quan hệ với nhiều thực thể ở tập A.</w:t>
         <w:br/>
-        <w:t>d. Một thực thể ở tập A có thể không tham gia quan hệ với bất kỳ thực thể nào ở tập B.</w:t>
-      </w:r>
-    </w:p>
-    <w:p>
-      <w:pPr>
-        <w:pStyle w:val="Normal"/>
-        <w:rPr>
-          <w:rStyle w:val="Strong"/>
-          <w:rFonts w:ascii="Times New Roman" w:hAnsi="Times New Roman"/>
-          <w:b w:val="false"/>
-          <w:bCs w:val="false"/>
-          <w:sz w:val="32"/>
-          <w:szCs w:val="32"/>
-        </w:rPr>
-      </w:pPr>
-      <w:r>
-        <w:rPr>
-          <w:rFonts w:ascii="Times New Roman" w:hAnsi="Times New Roman"/>
-          <w:b w:val="false"/>
-          <w:bCs w:val="false"/>
-          <w:sz w:val="32"/>
-          <w:szCs w:val="32"/>
-        </w:rPr>
-      </w:r>
-    </w:p>
-    <w:p>
-      <w:pPr>
-        <w:pStyle w:val="Normal"/>
-        <w:rPr>
-          <w:rStyle w:val="Strong"/>
-          <w:rFonts w:ascii="Times New Roman" w:hAnsi="Times New Roman"/>
-          <w:b w:val="false"/>
-          <w:bCs w:val="false"/>
-          <w:sz w:val="32"/>
-          <w:szCs w:val="32"/>
-        </w:rPr>
-      </w:pPr>
-      <w:r>
-        <w:rPr>
-          <w:rFonts w:ascii="Times New Roman" w:hAnsi="Times New Roman"/>
-          <w:b w:val="false"/>
-          <w:bCs w:val="false"/>
-          <w:sz w:val="32"/>
-          <w:szCs w:val="32"/>
-        </w:rPr>
-      </w:r>
-    </w:p>
-    <w:p>
-      <w:pPr>
-        <w:pStyle w:val="Normal"/>
-        <w:rPr>
-          <w:rStyle w:val="Strong"/>
-          <w:rFonts w:ascii="Times New Roman" w:hAnsi="Times New Roman"/>
-          <w:b w:val="false"/>
-          <w:bCs w:val="false"/>
-          <w:sz w:val="32"/>
-          <w:szCs w:val="32"/>
-        </w:rPr>
-      </w:pPr>
-      <w:r>
-        <w:rPr>
-          <w:rFonts w:ascii="Times New Roman" w:hAnsi="Times New Roman"/>
-          <w:b w:val="false"/>
-          <w:bCs w:val="false"/>
-          <w:sz w:val="32"/>
-          <w:szCs w:val="32"/>
-        </w:rPr>
-      </w:r>
-    </w:p>
-    <w:p>
-      <w:pPr>
-        <w:pStyle w:val="Normal"/>
-        <w:rPr>
-          <w:rStyle w:val="Strong"/>
-          <w:rFonts w:ascii="Times New Roman" w:hAnsi="Times New Roman"/>
-          <w:b w:val="false"/>
-          <w:bCs w:val="false"/>
-          <w:sz w:val="32"/>
-          <w:szCs w:val="32"/>
-        </w:rPr>
-      </w:pPr>
-      <w:r>
-        <w:rPr>
-          <w:rFonts w:ascii="Times New Roman" w:hAnsi="Times New Roman"/>
-          <w:b w:val="false"/>
-          <w:bCs w:val="false"/>
-          <w:sz w:val="32"/>
-          <w:szCs w:val="32"/>
-        </w:rPr>
-      </w:r>
-    </w:p>
-    <w:p>
-      <w:pPr>
-        <w:pStyle w:val="Normal"/>
-        <w:rPr>
-          <w:rFonts w:ascii="Times New Roman" w:hAnsi="Times New Roman"/>
-          <w:b w:val="false"/>
-          <w:bCs w:val="false"/>
-          <w:sz w:val="32"/>
-          <w:szCs w:val="32"/>
-        </w:rPr>
-      </w:pPr>
-      <w:r>
-        <w:rPr>
-          <w:rFonts w:ascii="Times New Roman" w:hAnsi="Times New Roman"/>
-          <w:b w:val="false"/>
-          <w:bCs w:val="false"/>
-          <w:sz w:val="32"/>
-          <w:szCs w:val="32"/>
-        </w:rPr>
-      </w:r>
-    </w:p>
-    <w:p>
-      <w:pPr>
-        <w:pStyle w:val="Normal"/>
-        <w:rPr>
-          <w:rFonts w:ascii="Times New Roman" w:hAnsi="Times New Roman"/>
-          <w:b w:val="false"/>
-          <w:bCs w:val="false"/>
-          <w:sz w:val="32"/>
-          <w:szCs w:val="32"/>
-        </w:rPr>
-      </w:pPr>
-      <w:r>
-        <w:rPr>
-          <w:rFonts w:ascii="Times New Roman" w:hAnsi="Times New Roman"/>
-          <w:b w:val="false"/>
-          <w:bCs w:val="false"/>
-          <w:sz w:val="32"/>
-          <w:szCs w:val="32"/>
-        </w:rPr>
-      </w:r>
-    </w:p>
-    <w:p>
-      <w:pPr>
-        <w:pStyle w:val="Normal"/>
-        <w:rPr>
-          <w:rFonts w:ascii="Times New Roman" w:hAnsi="Times New Roman"/>
-          <w:b w:val="false"/>
-          <w:bCs w:val="false"/>
-          <w:sz w:val="32"/>
-          <w:szCs w:val="32"/>
-        </w:rPr>
-      </w:pPr>
-      <w:r>
-        <w:rPr>
-          <w:rFonts w:ascii="Times New Roman" w:hAnsi="Times New Roman"/>
-          <w:b w:val="false"/>
-          <w:bCs w:val="false"/>
-          <w:sz w:val="32"/>
-          <w:szCs w:val="32"/>
-        </w:rPr>
-      </w:r>
-    </w:p>
-    <w:p>
-      <w:pPr>
-        <w:pStyle w:val="Normal"/>
-        <w:rPr>
-          <w:rFonts w:ascii="Times New Roman" w:hAnsi="Times New Roman"/>
-          <w:b w:val="false"/>
-          <w:bCs w:val="false"/>
-          <w:sz w:val="32"/>
-          <w:szCs w:val="32"/>
-        </w:rPr>
-      </w:pPr>
-      <w:r>
-        <w:rPr>
-          <w:rFonts w:ascii="Times New Roman" w:hAnsi="Times New Roman"/>
-          <w:b w:val="false"/>
-          <w:bCs w:val="false"/>
-          <w:sz w:val="32"/>
-          <w:szCs w:val="32"/>
-        </w:rPr>
-      </w:r>
-    </w:p>
-    <w:p>
-      <w:pPr>
-        <w:pStyle w:val="Normal"/>
-        <w:rPr>
-          <w:rFonts w:ascii="Times New Roman" w:hAnsi="Times New Roman"/>
-          <w:b w:val="false"/>
-          <w:bCs w:val="false"/>
-          <w:sz w:val="32"/>
-          <w:szCs w:val="32"/>
-        </w:rPr>
-      </w:pPr>
-      <w:r>
-        <w:rPr>
-          <w:rFonts w:ascii="Times New Roman" w:hAnsi="Times New Roman"/>
-          <w:b w:val="false"/>
-          <w:bCs w:val="false"/>
-          <w:sz w:val="32"/>
-          <w:szCs w:val="32"/>
-        </w:rPr>
-      </w:r>
-    </w:p>
-    <w:p>
-      <w:pPr>
-        <w:pStyle w:val="Normal"/>
-        <w:rPr>
-          <w:rFonts w:ascii="Times New Roman" w:hAnsi="Times New Roman"/>
-          <w:b w:val="false"/>
-          <w:bCs w:val="false"/>
-          <w:sz w:val="32"/>
-          <w:szCs w:val="32"/>
-        </w:rPr>
-      </w:pPr>
-      <w:r>
-        <w:rPr>
-          <w:rFonts w:ascii="Times New Roman" w:hAnsi="Times New Roman"/>
-          <w:b w:val="false"/>
-          <w:bCs w:val="false"/>
-          <w:sz w:val="32"/>
-          <w:szCs w:val="32"/>
-        </w:rPr>
-      </w:r>
-    </w:p>
-    <w:p>
-      <w:pPr>
-        <w:pStyle w:val="Normal"/>
-        <w:rPr>
-          <w:rFonts w:ascii="Times New Roman" w:hAnsi="Times New Roman"/>
-          <w:b w:val="false"/>
-          <w:bCs w:val="false"/>
-          <w:sz w:val="32"/>
-          <w:szCs w:val="32"/>
-        </w:rPr>
-      </w:pPr>
-      <w:r>
-        <w:rPr>
-          <w:rFonts w:ascii="Times New Roman" w:hAnsi="Times New Roman"/>
-          <w:b w:val="false"/>
-          <w:bCs w:val="false"/>
-          <w:sz w:val="32"/>
-          <w:szCs w:val="32"/>
-        </w:rPr>
-      </w:r>
-    </w:p>
-    <w:p>
-      <w:pPr>
-        <w:pStyle w:val="Normal"/>
-        <w:rPr>
-          <w:rFonts w:ascii="Times New Roman" w:hAnsi="Times New Roman"/>
-          <w:b w:val="false"/>
-          <w:bCs w:val="false"/>
-          <w:sz w:val="32"/>
-          <w:szCs w:val="32"/>
-        </w:rPr>
-      </w:pPr>
-      <w:r>
-        <w:rPr>
-          <w:rFonts w:ascii="Times New Roman" w:hAnsi="Times New Roman"/>
-          <w:b w:val="false"/>
-          <w:bCs w:val="false"/>
-          <w:sz w:val="32"/>
-          <w:szCs w:val="32"/>
-        </w:rPr>
-      </w:r>
-    </w:p>
-    <w:p>
-      <w:pPr>
-        <w:pStyle w:val="Normal"/>
-        <w:rPr>
-          <w:rFonts w:ascii="Times New Roman" w:hAnsi="Times New Roman"/>
-          <w:b w:val="false"/>
-          <w:bCs w:val="false"/>
-          <w:sz w:val="32"/>
-          <w:szCs w:val="32"/>
-        </w:rPr>
-      </w:pPr>
-      <w:r>
-        <w:rPr>
-          <w:rFonts w:ascii="Times New Roman" w:hAnsi="Times New Roman"/>
-          <w:b w:val="false"/>
-          <w:bCs w:val="false"/>
-          <w:sz w:val="32"/>
-          <w:szCs w:val="32"/>
-        </w:rPr>
-      </w:r>
-    </w:p>
-    <w:p>
-      <w:pPr>
-        <w:pStyle w:val="Normal"/>
-        <w:rPr>
-          <w:rFonts w:ascii="Times New Roman" w:hAnsi="Times New Roman"/>
-          <w:b w:val="false"/>
-          <w:bCs w:val="false"/>
-          <w:sz w:val="32"/>
-          <w:szCs w:val="32"/>
-        </w:rPr>
-      </w:pPr>
-      <w:r>
-        <w:rPr>
-          <w:rFonts w:ascii="Times New Roman" w:hAnsi="Times New Roman"/>
-          <w:b w:val="false"/>
-          <w:bCs w:val="false"/>
-          <w:sz w:val="32"/>
-          <w:szCs w:val="32"/>
-        </w:rPr>
-      </w:r>
-    </w:p>
-    <w:p>
-      <w:pPr>
-        <w:pStyle w:val="Normal"/>
-        <w:rPr>
-          <w:rFonts w:ascii="Times New Roman" w:hAnsi="Times New Roman"/>
-          <w:b w:val="false"/>
-          <w:bCs w:val="false"/>
-          <w:sz w:val="32"/>
-          <w:szCs w:val="32"/>
-        </w:rPr>
-      </w:pPr>
-      <w:r>
-        <w:rPr>
-          <w:rFonts w:ascii="Times New Roman" w:hAnsi="Times New Roman"/>
-          <w:b w:val="false"/>
-          <w:bCs w:val="false"/>
-          <w:sz w:val="32"/>
-          <w:szCs w:val="32"/>
-        </w:rPr>
-      </w:r>
-    </w:p>
-    <w:p>
-      <w:pPr>
-        <w:pStyle w:val="Normal"/>
-        <w:rPr>
-          <w:rFonts w:ascii="Times New Roman" w:hAnsi="Times New Roman"/>
-          <w:b w:val="false"/>
-          <w:bCs w:val="false"/>
-          <w:sz w:val="32"/>
-          <w:szCs w:val="32"/>
-        </w:rPr>
-      </w:pPr>
-      <w:r>
-        <w:rPr>
-          <w:rFonts w:ascii="Times New Roman" w:hAnsi="Times New Roman"/>
-          <w:b w:val="false"/>
-          <w:bCs w:val="false"/>
-          <w:sz w:val="32"/>
-          <w:szCs w:val="32"/>
-        </w:rPr>
-      </w:r>
-    </w:p>
-    <w:p>
-      <w:pPr>
-        <w:pStyle w:val="Normal"/>
-        <w:rPr>
-          <w:rFonts w:ascii="Times New Roman" w:hAnsi="Times New Roman"/>
-          <w:b w:val="false"/>
-          <w:bCs w:val="false"/>
-          <w:sz w:val="32"/>
-          <w:szCs w:val="32"/>
-        </w:rPr>
-      </w:pPr>
-      <w:r>
-        <w:rPr>
-          <w:rFonts w:ascii="Times New Roman" w:hAnsi="Times New Roman"/>
-          <w:b w:val="false"/>
-          <w:bCs w:val="false"/>
-          <w:sz w:val="32"/>
-          <w:szCs w:val="32"/>
-        </w:rPr>
-      </w:r>
-    </w:p>
-    <w:p>
-      <w:pPr>
-        <w:pStyle w:val="Normal"/>
-        <w:rPr>
-          <w:rFonts w:ascii="Times New Roman" w:hAnsi="Times New Roman"/>
-          <w:b w:val="false"/>
-          <w:bCs w:val="false"/>
-          <w:sz w:val="32"/>
-          <w:szCs w:val="32"/>
-        </w:rPr>
-      </w:pPr>
-      <w:r>
-        <w:rPr>
-          <w:rFonts w:ascii="Times New Roman" w:hAnsi="Times New Roman"/>
-          <w:b w:val="false"/>
-          <w:bCs w:val="false"/>
-          <w:sz w:val="32"/>
-          <w:szCs w:val="32"/>
-        </w:rPr>
-      </w:r>
-    </w:p>
-    <w:p>
-      <w:pPr>
-        <w:pStyle w:val="Normal"/>
-        <w:rPr>
-          <w:rFonts w:ascii="Times New Roman" w:hAnsi="Times New Roman"/>
-          <w:b w:val="false"/>
-          <w:bCs w:val="false"/>
-          <w:sz w:val="32"/>
-          <w:szCs w:val="32"/>
-        </w:rPr>
-      </w:pPr>
-      <w:r>
-        <w:rPr>
-          <w:rFonts w:ascii="Times New Roman" w:hAnsi="Times New Roman"/>
-          <w:b w:val="false"/>
-          <w:bCs w:val="false"/>
-          <w:sz w:val="32"/>
-          <w:szCs w:val="32"/>
-        </w:rPr>
-      </w:r>
-    </w:p>
-    <w:p>
-      <w:pPr>
-        <w:pStyle w:val="Normal"/>
-        <w:rPr>
-          <w:rFonts w:ascii="Times New Roman" w:hAnsi="Times New Roman"/>
-          <w:b w:val="false"/>
-          <w:bCs w:val="false"/>
-          <w:sz w:val="32"/>
-          <w:szCs w:val="32"/>
-        </w:rPr>
-      </w:pPr>
-      <w:r>
-        <w:rPr>
-          <w:rFonts w:ascii="Times New Roman" w:hAnsi="Times New Roman"/>
-          <w:b w:val="false"/>
-          <w:bCs w:val="false"/>
-          <w:sz w:val="32"/>
-          <w:szCs w:val="32"/>
-        </w:rPr>
-      </w:r>
-    </w:p>
-    <w:p>
-      <w:pPr>
-        <w:pStyle w:val="Normal"/>
-        <w:rPr>
-          <w:rFonts w:ascii="Times New Roman" w:hAnsi="Times New Roman"/>
-          <w:b w:val="false"/>
-          <w:bCs w:val="false"/>
-          <w:sz w:val="32"/>
-          <w:szCs w:val="32"/>
-        </w:rPr>
-      </w:pPr>
-      <w:r>
-        <w:rPr>
-          <w:rFonts w:ascii="Times New Roman" w:hAnsi="Times New Roman"/>
-          <w:b w:val="false"/>
-          <w:bCs w:val="false"/>
-          <w:sz w:val="32"/>
-          <w:szCs w:val="32"/>
-        </w:rPr>
-      </w:r>
-    </w:p>
-    <w:p>
-      <w:pPr>
-        <w:pStyle w:val="Normal"/>
-        <w:rPr>
-          <w:rFonts w:ascii="Times New Roman" w:hAnsi="Times New Roman"/>
-          <w:b w:val="false"/>
-          <w:bCs w:val="false"/>
-          <w:sz w:val="32"/>
-          <w:szCs w:val="32"/>
-        </w:rPr>
-      </w:pPr>
-      <w:r>
-        <w:rPr>
-          <w:rFonts w:ascii="Times New Roman" w:hAnsi="Times New Roman"/>
-          <w:b w:val="false"/>
-          <w:bCs w:val="false"/>
-          <w:sz w:val="32"/>
-          <w:szCs w:val="32"/>
-        </w:rPr>
-      </w:r>
-    </w:p>
-    <w:p>
-      <w:pPr>
-        <w:pStyle w:val="Normal"/>
-        <w:rPr>
-          <w:rFonts w:ascii="Times New Roman" w:hAnsi="Times New Roman"/>
-          <w:b w:val="false"/>
-          <w:bCs w:val="false"/>
-          <w:sz w:val="32"/>
-          <w:szCs w:val="32"/>
-        </w:rPr>
-      </w:pPr>
-      <w:r>
-        <w:rPr>
-          <w:rFonts w:ascii="Times New Roman" w:hAnsi="Times New Roman"/>
-          <w:b w:val="false"/>
-          <w:bCs w:val="false"/>
-          <w:sz w:val="32"/>
-          <w:szCs w:val="32"/>
-        </w:rPr>
-      </w:r>
-    </w:p>
-    <w:p>
-      <w:pPr>
-        <w:pStyle w:val="Normal"/>
-        <w:rPr>
-          <w:rFonts w:ascii="Times New Roman" w:hAnsi="Times New Roman"/>
-          <w:b w:val="false"/>
-          <w:bCs w:val="false"/>
-          <w:sz w:val="32"/>
-          <w:szCs w:val="32"/>
-        </w:rPr>
-      </w:pPr>
-      <w:r>
-        <w:rPr>
-          <w:rFonts w:ascii="Times New Roman" w:hAnsi="Times New Roman"/>
-          <w:b w:val="false"/>
-          <w:bCs w:val="false"/>
-          <w:sz w:val="32"/>
-          <w:szCs w:val="32"/>
-        </w:rPr>
-      </w:r>
-    </w:p>
-    <w:p>
-      <w:pPr>
-        <w:pStyle w:val="Normal"/>
-        <w:rPr>
-          <w:rFonts w:ascii="Times New Roman" w:hAnsi="Times New Roman"/>
-          <w:b w:val="false"/>
-          <w:bCs w:val="false"/>
-          <w:sz w:val="32"/>
-          <w:szCs w:val="32"/>
-        </w:rPr>
-      </w:pPr>
-      <w:r>
-        <w:rPr>
-          <w:rFonts w:ascii="Times New Roman" w:hAnsi="Times New Roman"/>
-          <w:b w:val="false"/>
-          <w:bCs w:val="false"/>
-          <w:sz w:val="32"/>
-          <w:szCs w:val="32"/>
-        </w:rPr>
-      </w:r>
-    </w:p>
-    <w:p>
-      <w:pPr>
-        <w:pStyle w:val="Normal"/>
-        <w:rPr>
-          <w:rFonts w:ascii="Times New Roman" w:hAnsi="Times New Roman"/>
-          <w:b w:val="false"/>
-          <w:bCs w:val="false"/>
-          <w:sz w:val="32"/>
-          <w:szCs w:val="32"/>
-        </w:rPr>
-      </w:pPr>
-      <w:r>
-        <w:rPr>
-          <w:rFonts w:ascii="Times New Roman" w:hAnsi="Times New Roman"/>
-          <w:b w:val="false"/>
-          <w:bCs w:val="false"/>
-          <w:sz w:val="32"/>
-          <w:szCs w:val="32"/>
-        </w:rPr>
-      </w:r>
-    </w:p>
-    <w:p>
-      <w:pPr>
-        <w:pStyle w:val="Normal"/>
-        <w:rPr>
-          <w:rFonts w:ascii="Times New Roman" w:hAnsi="Times New Roman"/>
-          <w:b w:val="false"/>
-          <w:bCs w:val="false"/>
-          <w:sz w:val="32"/>
-          <w:szCs w:val="32"/>
-        </w:rPr>
-      </w:pPr>
-      <w:r>
-        <w:rPr>
-          <w:rFonts w:ascii="Times New Roman" w:hAnsi="Times New Roman"/>
-          <w:b w:val="false"/>
-          <w:bCs w:val="false"/>
-          <w:sz w:val="32"/>
-          <w:szCs w:val="32"/>
-        </w:rPr>
-      </w:r>
-    </w:p>
-    <w:p>
-      <w:pPr>
-        <w:pStyle w:val="Normal"/>
-        <w:rPr>
-          <w:rFonts w:ascii="Times New Roman" w:hAnsi="Times New Roman"/>
-          <w:b w:val="false"/>
-          <w:bCs w:val="false"/>
-          <w:sz w:val="32"/>
-          <w:szCs w:val="32"/>
-        </w:rPr>
-      </w:pPr>
-      <w:r>
-        <w:rPr>
-          <w:rFonts w:ascii="Times New Roman" w:hAnsi="Times New Roman"/>
-          <w:b w:val="false"/>
-          <w:bCs w:val="false"/>
-          <w:sz w:val="32"/>
-          <w:szCs w:val="32"/>
-        </w:rPr>
+        <w:t>d. Một thực thể ở tập A có</w:t>
+      </w:r>
+      <w:r>
+        <w:rPr>
+          <w:rStyle w:val="Strong"/>
+          <w:rFonts w:ascii="Times New Roman" w:hAnsi="Times New Roman"/>
+          <w:b w:val="false"/>
+          <w:bCs w:val="false"/>
+          <w:sz w:val="32"/>
+          <w:szCs w:val="32"/>
+        </w:rPr>
+        <w:t xml:space="preserve"> thể không tham gia quan hệ với bất kỳ thực thể nào ở tập B.</w:t>
+      </w:r>
+    </w:p>
+    <w:p>
+      <w:pPr>
+        <w:pStyle w:val="Normal"/>
+        <w:rPr>
+          <w:rStyle w:val="Strong"/>
+          <w:rFonts w:ascii="Times New Roman" w:hAnsi="Times New Roman"/>
+          <w:b w:val="false"/>
+          <w:bCs w:val="false"/>
+          <w:sz w:val="32"/>
+          <w:szCs w:val="32"/>
+        </w:rPr>
+      </w:pPr>
+      <w:r>
+        <w:rPr/>
+      </w:r>
+    </w:p>
+    <w:p>
+      <w:pPr>
+        <w:pStyle w:val="Normal"/>
+        <w:rPr/>
+      </w:pPr>
+      <w:r>
+        <w:rPr>
+          <w:rStyle w:val="Strong"/>
+          <w:rFonts w:ascii="Times New Roman" w:hAnsi="Times New Roman"/>
+          <w:b w:val="false"/>
+          <w:bCs w:val="false"/>
+          <w:sz w:val="32"/>
+          <w:szCs w:val="32"/>
+        </w:rPr>
+        <w:t>Trong mô hình dữ liệu ER, số ngôi (degree) của một mối kết hợp được định nghĩa là gì?</w:t>
+      </w:r>
+    </w:p>
+    <w:p>
+      <w:pPr>
+        <w:pStyle w:val="Normal"/>
+        <w:rPr/>
+      </w:pPr>
+      <w:r>
+        <w:rPr>
+          <w:rStyle w:val="Strong"/>
+          <w:rFonts w:ascii="Times New Roman" w:hAnsi="Times New Roman"/>
+          <w:b w:val="false"/>
+          <w:bCs w:val="false"/>
+          <w:color w:val="FF0000"/>
+          <w:sz w:val="32"/>
+          <w:szCs w:val="32"/>
+        </w:rPr>
+        <w:t>a. Số lượng các thực thể tham gia vào mối kết hợp đó</w:t>
+      </w:r>
+      <w:r>
+        <w:rPr>
+          <w:rStyle w:val="Strong"/>
+          <w:rFonts w:ascii="Times New Roman" w:hAnsi="Times New Roman"/>
+          <w:b w:val="false"/>
+          <w:bCs w:val="false"/>
+          <w:sz w:val="32"/>
+          <w:szCs w:val="32"/>
+        </w:rPr>
+        <w:br/>
+        <w:t>b. Số lượng thuộc tính khóa có trong mối kết hợp</w:t>
+        <w:br/>
+        <w:t>c. Số lượng ràng buộc toàn vẹn cần kiểm tra</w:t>
+        <w:br/>
+        <w:t>d. Số lượng bản số (cardinality) của mối kết hợp</w:t>
+      </w:r>
+    </w:p>
+    <w:p>
+      <w:pPr>
+        <w:pStyle w:val="Normal"/>
+        <w:rPr>
+          <w:rStyle w:val="Strong"/>
+          <w:rFonts w:ascii="Times New Roman" w:hAnsi="Times New Roman"/>
+          <w:b w:val="false"/>
+          <w:bCs w:val="false"/>
+          <w:sz w:val="32"/>
+          <w:szCs w:val="32"/>
+        </w:rPr>
+      </w:pPr>
+      <w:r>
+        <w:rPr/>
+      </w:r>
+    </w:p>
+    <w:p>
+      <w:pPr>
+        <w:pStyle w:val="Normal"/>
+        <w:rPr/>
+      </w:pPr>
+      <w:r>
+        <w:rPr>
+          <w:rStyle w:val="Strong"/>
+          <w:rFonts w:ascii="Times New Roman" w:hAnsi="Times New Roman"/>
+          <w:b w:val="false"/>
+          <w:bCs w:val="false"/>
+          <w:sz w:val="32"/>
+          <w:szCs w:val="32"/>
+        </w:rPr>
+        <w:t xml:space="preserve">Trong các đặc trưng của quan hệ (relation) trong mô hình dữ liệu quan hệ, phát biểu nào sau đây là </w:t>
+      </w:r>
+      <w:r>
+        <w:rPr>
+          <w:rStyle w:val="Strong"/>
+          <w:rFonts w:ascii="Times New Roman" w:hAnsi="Times New Roman"/>
+          <w:b w:val="false"/>
+          <w:bCs w:val="false"/>
+          <w:color w:val="FF0000"/>
+          <w:sz w:val="32"/>
+          <w:szCs w:val="32"/>
+        </w:rPr>
+        <w:t>sai</w:t>
+      </w:r>
+      <w:r>
+        <w:rPr>
+          <w:rStyle w:val="Strong"/>
+          <w:rFonts w:ascii="Times New Roman" w:hAnsi="Times New Roman"/>
+          <w:b w:val="false"/>
+          <w:bCs w:val="false"/>
+          <w:sz w:val="32"/>
+          <w:szCs w:val="32"/>
+        </w:rPr>
+        <w:t>?</w:t>
+      </w:r>
+    </w:p>
+    <w:p>
+      <w:pPr>
+        <w:pStyle w:val="Normal"/>
+        <w:rPr/>
+      </w:pPr>
+      <w:r>
+        <w:rPr>
+          <w:rStyle w:val="Strong"/>
+          <w:rFonts w:ascii="Times New Roman" w:hAnsi="Times New Roman"/>
+          <w:b w:val="false"/>
+          <w:bCs w:val="false"/>
+          <w:sz w:val="32"/>
+          <w:szCs w:val="32"/>
+        </w:rPr>
+        <w:t>a. Thứ tự các bộ (tuple) trong quan hệ không quan trọng</w:t>
+        <w:br/>
+        <w:t>b. Thứ tự các thuộc tính trong một bộ là quan trọng</w:t>
+        <w:br/>
+      </w:r>
+      <w:r>
+        <w:rPr>
+          <w:rStyle w:val="Strong"/>
+          <w:rFonts w:ascii="Times New Roman" w:hAnsi="Times New Roman"/>
+          <w:b w:val="false"/>
+          <w:bCs w:val="false"/>
+          <w:color w:val="FF0000"/>
+          <w:sz w:val="32"/>
+          <w:szCs w:val="32"/>
+        </w:rPr>
+        <w:t>c. Mỗi bộ trong quan hệ có thể trùng nhau</w:t>
+      </w:r>
+      <w:r>
+        <w:rPr>
+          <w:rStyle w:val="Strong"/>
+          <w:rFonts w:ascii="Times New Roman" w:hAnsi="Times New Roman"/>
+          <w:b w:val="false"/>
+          <w:bCs w:val="false"/>
+          <w:sz w:val="32"/>
+          <w:szCs w:val="32"/>
+        </w:rPr>
+        <w:br/>
+        <w:t>d. Mỗi giá trị trong một bộ là nguyên tố hoặc NULL</w:t>
+      </w:r>
+    </w:p>
+    <w:p>
+      <w:pPr>
+        <w:pStyle w:val="Normal"/>
+        <w:rPr>
+          <w:rStyle w:val="Strong"/>
+          <w:rFonts w:ascii="Times New Roman" w:hAnsi="Times New Roman"/>
+          <w:b w:val="false"/>
+          <w:bCs w:val="false"/>
+          <w:sz w:val="32"/>
+          <w:szCs w:val="32"/>
+        </w:rPr>
+      </w:pPr>
+      <w:r>
+        <w:rPr/>
+      </w:r>
+    </w:p>
+    <w:p>
+      <w:pPr>
+        <w:pStyle w:val="Normal"/>
+        <w:rPr/>
+      </w:pPr>
+      <w:r>
+        <w:rPr>
+          <w:rStyle w:val="Strong"/>
+          <w:rFonts w:ascii="Times New Roman" w:hAnsi="Times New Roman"/>
+          <w:b w:val="false"/>
+          <w:bCs w:val="false"/>
+          <w:sz w:val="32"/>
+          <w:szCs w:val="32"/>
+        </w:rPr>
+        <w:t>Trong các loại khóa sau, khóa tương đương (candidate key) được hiểu là gì?</w:t>
+      </w:r>
+    </w:p>
+    <w:p>
+      <w:pPr>
+        <w:pStyle w:val="Normal"/>
+        <w:rPr/>
+      </w:pPr>
+      <w:r>
+        <w:rPr>
+          <w:rStyle w:val="Strong"/>
+          <w:rFonts w:ascii="Times New Roman" w:hAnsi="Times New Roman"/>
+          <w:b w:val="false"/>
+          <w:bCs w:val="false"/>
+          <w:sz w:val="32"/>
+          <w:szCs w:val="32"/>
+        </w:rPr>
+        <w:t>a. Là khóa chính của quan hệ</w:t>
+        <w:br/>
+        <w:t>b. Là tất cả các siêu khóa của quan hệ</w:t>
+        <w:br/>
+      </w:r>
+      <w:r>
+        <w:rPr>
+          <w:rStyle w:val="Strong"/>
+          <w:rFonts w:ascii="Times New Roman" w:hAnsi="Times New Roman"/>
+          <w:b w:val="false"/>
+          <w:bCs w:val="false"/>
+          <w:color w:val="FF0000"/>
+          <w:sz w:val="32"/>
+          <w:szCs w:val="32"/>
+        </w:rPr>
+        <w:t>c. Là các khóa còn lại (ngoài khóa chính) nhưng vẫn có khả năng phân biệt bộ</w:t>
+      </w:r>
+      <w:r>
+        <w:rPr>
+          <w:rStyle w:val="Strong"/>
+          <w:rFonts w:ascii="Times New Roman" w:hAnsi="Times New Roman"/>
+          <w:b w:val="false"/>
+          <w:bCs w:val="false"/>
+          <w:sz w:val="32"/>
+          <w:szCs w:val="32"/>
+        </w:rPr>
+        <w:br/>
+        <w:t>d. Là khóa ngoại tham chiếu đến quan hệ khác</w:t>
+      </w:r>
+    </w:p>
+    <w:p>
+      <w:pPr>
+        <w:pStyle w:val="Normal"/>
+        <w:rPr>
+          <w:rStyle w:val="Strong"/>
+          <w:rFonts w:ascii="Times New Roman" w:hAnsi="Times New Roman"/>
+          <w:b w:val="false"/>
+          <w:bCs w:val="false"/>
+          <w:sz w:val="32"/>
+          <w:szCs w:val="32"/>
+        </w:rPr>
+      </w:pPr>
+      <w:r>
+        <w:rPr/>
+      </w:r>
+    </w:p>
+    <w:p>
+      <w:pPr>
+        <w:pStyle w:val="Normal"/>
+        <w:rPr/>
+      </w:pPr>
+      <w:r>
+        <w:rPr>
+          <w:rStyle w:val="Strong"/>
+          <w:rFonts w:ascii="Times New Roman" w:hAnsi="Times New Roman"/>
+          <w:b w:val="false"/>
+          <w:bCs w:val="false"/>
+          <w:sz w:val="32"/>
+          <w:szCs w:val="32"/>
+        </w:rPr>
+        <w:t>Trong SQL, mệnh đề ORDER BY dùng để làm gì?</w:t>
+      </w:r>
+    </w:p>
+    <w:p>
+      <w:pPr>
+        <w:pStyle w:val="Normal"/>
+        <w:rPr/>
+      </w:pPr>
+      <w:r>
+        <w:rPr>
+          <w:rStyle w:val="Strong"/>
+          <w:rFonts w:ascii="Times New Roman" w:hAnsi="Times New Roman"/>
+          <w:b w:val="false"/>
+          <w:bCs w:val="false"/>
+          <w:sz w:val="32"/>
+          <w:szCs w:val="32"/>
+        </w:rPr>
+        <w:t>a. Lọc ra các dòng thỏa điều kiện</w:t>
+        <w:br/>
+        <w:t>b. Gom nhóm các dòng theo thuộc tính</w:t>
+        <w:br/>
+      </w:r>
+      <w:r>
+        <w:rPr>
+          <w:rStyle w:val="Strong"/>
+          <w:rFonts w:ascii="Times New Roman" w:hAnsi="Times New Roman"/>
+          <w:b w:val="false"/>
+          <w:bCs w:val="false"/>
+          <w:color w:val="FF0000"/>
+          <w:sz w:val="32"/>
+          <w:szCs w:val="32"/>
+        </w:rPr>
+        <w:t>c. Sắp xếp kết quả truy vấn theo một hay nhiều cột</w:t>
+      </w:r>
+      <w:r>
+        <w:rPr>
+          <w:rStyle w:val="Strong"/>
+          <w:rFonts w:ascii="Times New Roman" w:hAnsi="Times New Roman"/>
+          <w:b w:val="false"/>
+          <w:bCs w:val="false"/>
+          <w:sz w:val="32"/>
+          <w:szCs w:val="32"/>
+        </w:rPr>
+        <w:br/>
+        <w:t>d. Loại bỏ các dòng trùng lặp trong kết quả</w:t>
+      </w:r>
+    </w:p>
+    <w:p>
+      <w:pPr>
+        <w:pStyle w:val="Normal"/>
+        <w:rPr>
+          <w:rStyle w:val="Strong"/>
+          <w:rFonts w:ascii="Times New Roman" w:hAnsi="Times New Roman"/>
+          <w:b w:val="false"/>
+          <w:bCs w:val="false"/>
+          <w:sz w:val="32"/>
+          <w:szCs w:val="32"/>
+        </w:rPr>
+      </w:pPr>
+      <w:r>
+        <w:rPr/>
+      </w:r>
+    </w:p>
+    <w:p>
+      <w:pPr>
+        <w:pStyle w:val="Normal"/>
+        <w:rPr/>
+      </w:pPr>
+      <w:r>
+        <w:rPr>
+          <w:rStyle w:val="Strong"/>
+          <w:rFonts w:ascii="Times New Roman" w:hAnsi="Times New Roman"/>
+          <w:b w:val="false"/>
+          <w:bCs w:val="false"/>
+          <w:sz w:val="32"/>
+          <w:szCs w:val="32"/>
+        </w:rPr>
+        <w:t>Trong mô hình ER, mối kết hợp đệ quy (recursive relationship) là gì?</w:t>
+      </w:r>
+    </w:p>
+    <w:p>
+      <w:pPr>
+        <w:pStyle w:val="Normal"/>
+        <w:rPr/>
+      </w:pPr>
+      <w:r>
+        <w:rPr>
+          <w:rStyle w:val="Strong"/>
+          <w:rFonts w:ascii="Times New Roman" w:hAnsi="Times New Roman"/>
+          <w:b w:val="false"/>
+          <w:bCs w:val="false"/>
+          <w:sz w:val="32"/>
+          <w:szCs w:val="32"/>
+        </w:rPr>
+        <w:t>a. Mối kết hợp có số ngôi bằng 3</w:t>
+        <w:br/>
+      </w:r>
+      <w:r>
+        <w:rPr>
+          <w:rStyle w:val="Strong"/>
+          <w:rFonts w:ascii="Times New Roman" w:hAnsi="Times New Roman"/>
+          <w:b w:val="false"/>
+          <w:bCs w:val="false"/>
+          <w:color w:val="FF0000"/>
+          <w:sz w:val="32"/>
+          <w:szCs w:val="32"/>
+        </w:rPr>
+        <w:t>b. Mối kết hợp giữa một loại thực thể với chính nó</w:t>
+      </w:r>
+      <w:r>
+        <w:rPr>
+          <w:rStyle w:val="Strong"/>
+          <w:rFonts w:ascii="Times New Roman" w:hAnsi="Times New Roman"/>
+          <w:b w:val="false"/>
+          <w:bCs w:val="false"/>
+          <w:sz w:val="32"/>
+          <w:szCs w:val="32"/>
+        </w:rPr>
+        <w:br/>
+        <w:t>c. Mối kết hợp giữa thực thể mạnh và thực thể yếu</w:t>
+        <w:br/>
+        <w:t>d. Mối kết hợp chỉ có thuộc tính khóa</w:t>
+      </w:r>
+    </w:p>
+    <w:p>
+      <w:pPr>
+        <w:pStyle w:val="Normal"/>
+        <w:rPr>
+          <w:rStyle w:val="Strong"/>
+          <w:rFonts w:ascii="Times New Roman" w:hAnsi="Times New Roman"/>
+          <w:b w:val="false"/>
+          <w:bCs w:val="false"/>
+          <w:sz w:val="32"/>
+          <w:szCs w:val="32"/>
+        </w:rPr>
+      </w:pPr>
+      <w:r>
+        <w:rPr/>
+      </w:r>
+    </w:p>
+    <w:p>
+      <w:pPr>
+        <w:pStyle w:val="Normal"/>
+        <w:rPr/>
+      </w:pPr>
+      <w:r>
+        <w:rPr>
+          <w:rStyle w:val="Strong"/>
+          <w:rFonts w:ascii="Times New Roman" w:hAnsi="Times New Roman"/>
+          <w:b w:val="false"/>
+          <w:bCs w:val="false"/>
+          <w:sz w:val="32"/>
+          <w:szCs w:val="32"/>
+        </w:rPr>
+        <w:t>Trong mô hình dữ liệu quan hệ, khóa chính (primary key) có đặc điểm gì?</w:t>
+      </w:r>
+    </w:p>
+    <w:p>
+      <w:pPr>
+        <w:pStyle w:val="Normal"/>
+        <w:rPr/>
+      </w:pPr>
+      <w:r>
+        <w:rPr>
+          <w:rStyle w:val="Strong"/>
+          <w:rFonts w:ascii="Times New Roman" w:hAnsi="Times New Roman"/>
+          <w:b w:val="false"/>
+          <w:bCs w:val="false"/>
+          <w:sz w:val="32"/>
+          <w:szCs w:val="32"/>
+        </w:rPr>
+        <w:t>a. Có thể NULL và có thể trùng lặp.</w:t>
+        <w:br/>
+        <w:t>b. Không được NULL nhưng có thể trùng lặp.</w:t>
+        <w:br/>
+      </w:r>
+      <w:r>
+        <w:rPr>
+          <w:rStyle w:val="Strong"/>
+          <w:rFonts w:ascii="Times New Roman" w:hAnsi="Times New Roman"/>
+          <w:b w:val="false"/>
+          <w:bCs w:val="false"/>
+          <w:color w:val="FF0000"/>
+          <w:sz w:val="32"/>
+          <w:szCs w:val="32"/>
+        </w:rPr>
+        <w:t>c. Phải duy nhất và không được NULL.</w:t>
+      </w:r>
+      <w:r>
+        <w:rPr>
+          <w:rStyle w:val="Strong"/>
+          <w:rFonts w:ascii="Times New Roman" w:hAnsi="Times New Roman"/>
+          <w:b w:val="false"/>
+          <w:bCs w:val="false"/>
+          <w:sz w:val="32"/>
+          <w:szCs w:val="32"/>
+        </w:rPr>
+        <w:br/>
+        <w:t>d. Luôn luôn tự động tăng.</w:t>
+      </w:r>
+    </w:p>
+    <w:p>
+      <w:pPr>
+        <w:pStyle w:val="Normal"/>
+        <w:rPr>
+          <w:rStyle w:val="Strong"/>
+          <w:rFonts w:ascii="Times New Roman" w:hAnsi="Times New Roman"/>
+          <w:b w:val="false"/>
+          <w:bCs w:val="false"/>
+          <w:sz w:val="32"/>
+          <w:szCs w:val="32"/>
+        </w:rPr>
+      </w:pPr>
+      <w:r>
+        <w:rPr/>
+      </w:r>
+    </w:p>
+    <w:p>
+      <w:pPr>
+        <w:pStyle w:val="Normal"/>
+        <w:rPr/>
+      </w:pPr>
+      <w:r>
+        <w:rPr>
+          <w:rStyle w:val="Strong"/>
+          <w:rFonts w:ascii="Times New Roman" w:hAnsi="Times New Roman"/>
+          <w:b w:val="false"/>
+          <w:bCs w:val="false"/>
+          <w:sz w:val="32"/>
+          <w:szCs w:val="32"/>
+        </w:rPr>
+        <w:t>Trong mô hình ER, thực thể mạnh (strong entity) là gì?</w:t>
+      </w:r>
+    </w:p>
+    <w:p>
+      <w:pPr>
+        <w:pStyle w:val="Normal"/>
+        <w:rPr/>
+      </w:pPr>
+      <w:r>
+        <w:rPr>
+          <w:rStyle w:val="Strong"/>
+          <w:rFonts w:ascii="Times New Roman" w:hAnsi="Times New Roman"/>
+          <w:b w:val="false"/>
+          <w:bCs w:val="false"/>
+          <w:sz w:val="32"/>
+          <w:szCs w:val="32"/>
+        </w:rPr>
+        <w:t>a. Thực thể không có thuộc tính khóa và phụ thuộc vào thực thể khác.</w:t>
+        <w:br/>
+      </w:r>
+      <w:r>
+        <w:rPr>
+          <w:rStyle w:val="Strong"/>
+          <w:rFonts w:ascii="Times New Roman" w:hAnsi="Times New Roman"/>
+          <w:b w:val="false"/>
+          <w:bCs w:val="false"/>
+          <w:color w:val="FF0000"/>
+          <w:sz w:val="32"/>
+          <w:szCs w:val="32"/>
+        </w:rPr>
+        <w:t>b. Thực thể có thuộc tính khóa riêng, tồn tại độc lập.</w:t>
+      </w:r>
+      <w:r>
+        <w:rPr>
+          <w:rStyle w:val="Strong"/>
+          <w:rFonts w:ascii="Times New Roman" w:hAnsi="Times New Roman"/>
+          <w:b w:val="false"/>
+          <w:bCs w:val="false"/>
+          <w:sz w:val="32"/>
+          <w:szCs w:val="32"/>
+        </w:rPr>
+        <w:br/>
+        <w:t>c. Thực thể chỉ tham gia vào mối quan hệ n-n.</w:t>
+        <w:br/>
+        <w:t>d. Thực thể chỉ có thuộc tính đa trị.</w:t>
+      </w:r>
+    </w:p>
+    <w:p>
+      <w:pPr>
+        <w:pStyle w:val="Normal"/>
+        <w:rPr>
+          <w:rStyle w:val="Strong"/>
+          <w:rFonts w:ascii="Times New Roman" w:hAnsi="Times New Roman"/>
+          <w:b w:val="false"/>
+          <w:bCs w:val="false"/>
+          <w:sz w:val="32"/>
+          <w:szCs w:val="32"/>
+        </w:rPr>
+      </w:pPr>
+      <w:r>
+        <w:rPr/>
+      </w:r>
+    </w:p>
+    <w:p>
+      <w:pPr>
+        <w:pStyle w:val="Normal"/>
+        <w:rPr/>
+      </w:pPr>
+      <w:r>
+        <w:rPr>
+          <w:rStyle w:val="Strong"/>
+          <w:rFonts w:ascii="Times New Roman" w:hAnsi="Times New Roman"/>
+          <w:b w:val="false"/>
+          <w:bCs w:val="false"/>
+          <w:sz w:val="32"/>
+          <w:szCs w:val="32"/>
+        </w:rPr>
+        <w:t>Trong mô hình dữ liệu quan hệ, ràng buộc toàn vẹn miền (domain integrity constraint) yêu cầu gì?</w:t>
+      </w:r>
+    </w:p>
+    <w:p>
+      <w:pPr>
+        <w:pStyle w:val="Normal"/>
+        <w:rPr/>
+      </w:pPr>
+      <w:r>
+        <w:rPr>
+          <w:rStyle w:val="Strong"/>
+          <w:rFonts w:ascii="Times New Roman" w:hAnsi="Times New Roman"/>
+          <w:b w:val="false"/>
+          <w:bCs w:val="false"/>
+          <w:sz w:val="32"/>
+          <w:szCs w:val="32"/>
+        </w:rPr>
+        <w:t>a. Giá trị thuộc tính phải duy nhất và không được NULL.</w:t>
+        <w:br/>
+      </w:r>
+      <w:r>
+        <w:rPr>
+          <w:rStyle w:val="Strong"/>
+          <w:rFonts w:ascii="Times New Roman" w:hAnsi="Times New Roman"/>
+          <w:b w:val="false"/>
+          <w:bCs w:val="false"/>
+          <w:color w:val="FF0000"/>
+          <w:sz w:val="32"/>
+          <w:szCs w:val="32"/>
+        </w:rPr>
+        <w:t>b. Giá trị thuộc tính phải thuộc miền xác định (đúng kiểu dữ liệu, phạm vi).</w:t>
+      </w:r>
+      <w:r>
+        <w:rPr>
+          <w:rStyle w:val="Strong"/>
+          <w:rFonts w:ascii="Times New Roman" w:hAnsi="Times New Roman"/>
+          <w:b w:val="false"/>
+          <w:bCs w:val="false"/>
+          <w:sz w:val="32"/>
+          <w:szCs w:val="32"/>
+        </w:rPr>
+        <w:br/>
+        <w:t>c. Giá trị thuộc tính phải tham chiếu đến khóa chính của bảng khác.</w:t>
+        <w:br/>
+        <w:t>d. Giá trị thuộc tính phải thỏa mãn các luật nghiệp vụ.</w:t>
+      </w:r>
+    </w:p>
+    <w:p>
+      <w:pPr>
+        <w:pStyle w:val="Normal"/>
+        <w:rPr>
+          <w:rStyle w:val="Strong"/>
+          <w:rFonts w:ascii="Times New Roman" w:hAnsi="Times New Roman"/>
+          <w:b w:val="false"/>
+          <w:bCs w:val="false"/>
+          <w:sz w:val="32"/>
+          <w:szCs w:val="32"/>
+        </w:rPr>
+      </w:pPr>
+      <w:r>
+        <w:rPr/>
+      </w:r>
+    </w:p>
+    <w:p>
+      <w:pPr>
+        <w:pStyle w:val="Normal"/>
+        <w:rPr/>
+      </w:pPr>
+      <w:r>
+        <w:rPr>
+          <w:rStyle w:val="Strong"/>
+          <w:rFonts w:ascii="Times New Roman" w:hAnsi="Times New Roman"/>
+          <w:b w:val="false"/>
+          <w:bCs w:val="false"/>
+          <w:sz w:val="32"/>
+          <w:szCs w:val="32"/>
+        </w:rPr>
+        <w:t>Trong mô hình ER, thuộc tính đa trị (multivalued attribute) thường được biểu diễn như thế nào trong sơ đồ ER?</w:t>
+      </w:r>
+    </w:p>
+    <w:p>
+      <w:pPr>
+        <w:pStyle w:val="Normal"/>
+        <w:rPr/>
+      </w:pPr>
+      <w:r>
+        <w:rPr>
+          <w:rStyle w:val="Strong"/>
+          <w:rFonts w:ascii="Times New Roman" w:hAnsi="Times New Roman"/>
+          <w:b w:val="false"/>
+          <w:bCs w:val="false"/>
+          <w:sz w:val="32"/>
+          <w:szCs w:val="32"/>
+        </w:rPr>
+        <w:t xml:space="preserve">a. Hình elip đơn. </w:t>
+      </w:r>
+      <w:r>
+        <w:rPr>
+          <w:rStyle w:val="Strong"/>
+          <w:rFonts w:ascii="Times New Roman" w:hAnsi="Times New Roman"/>
+          <w:b w:val="false"/>
+          <w:bCs w:val="false"/>
+          <w:color w:val="FF4000"/>
+          <w:sz w:val="32"/>
+          <w:szCs w:val="32"/>
+        </w:rPr>
+        <w:t>Thuộc tính đơn trị</w:t>
+      </w:r>
+      <w:r>
+        <w:rPr>
+          <w:rStyle w:val="Strong"/>
+          <w:rFonts w:ascii="Times New Roman" w:hAnsi="Times New Roman"/>
+          <w:b w:val="false"/>
+          <w:bCs w:val="false"/>
+          <w:sz w:val="32"/>
+          <w:szCs w:val="32"/>
+        </w:rPr>
+        <w:t xml:space="preserve"> </w:t>
+        <w:br/>
+      </w:r>
+      <w:r>
+        <w:rPr>
+          <w:rStyle w:val="Strong"/>
+          <w:rFonts w:ascii="Times New Roman" w:hAnsi="Times New Roman"/>
+          <w:b w:val="false"/>
+          <w:bCs w:val="false"/>
+          <w:color w:val="FF0000"/>
+          <w:sz w:val="32"/>
+          <w:szCs w:val="32"/>
+        </w:rPr>
+        <w:t>b. Hình elip kép (double oval).</w:t>
+      </w:r>
+      <w:r>
+        <w:rPr>
+          <w:rStyle w:val="Strong"/>
+          <w:rFonts w:ascii="Times New Roman" w:hAnsi="Times New Roman"/>
+          <w:b w:val="false"/>
+          <w:bCs w:val="false"/>
+          <w:sz w:val="32"/>
+          <w:szCs w:val="32"/>
+        </w:rPr>
+        <w:br/>
+        <w:t>c. Hình chữ nhật kép (double rectangle).</w:t>
+        <w:br/>
+        <w:t>d. Hình thoi kép (double diamond).</w:t>
+      </w:r>
+    </w:p>
+    <w:p>
+      <w:pPr>
+        <w:pStyle w:val="Normal"/>
+        <w:rPr/>
+      </w:pPr>
+      <w:r>
+        <w:rPr>
+          <w:rStyle w:val="Strong"/>
+          <w:rFonts w:ascii="Times New Roman" w:hAnsi="Times New Roman"/>
+          <w:b w:val="false"/>
+          <w:bCs w:val="false"/>
+          <w:sz w:val="32"/>
+          <w:szCs w:val="32"/>
+        </w:rPr>
+        <w:t xml:space="preserve">e. Hình elip nối với các elip con. </w:t>
+      </w:r>
+      <w:r>
+        <w:rPr>
+          <w:rStyle w:val="Strong"/>
+          <w:rFonts w:ascii="Times New Roman" w:hAnsi="Times New Roman"/>
+          <w:b w:val="false"/>
+          <w:bCs w:val="false"/>
+          <w:color w:val="FF4000"/>
+          <w:sz w:val="32"/>
+          <w:szCs w:val="32"/>
+        </w:rPr>
+        <w:t>Thuộc tính đa hợp</w:t>
+      </w:r>
+      <w:r>
+        <w:rPr>
+          <w:rStyle w:val="Strong"/>
+          <w:rFonts w:ascii="Times New Roman" w:hAnsi="Times New Roman"/>
+          <w:b w:val="false"/>
+          <w:bCs w:val="false"/>
+          <w:sz w:val="32"/>
+          <w:szCs w:val="32"/>
+        </w:rPr>
+        <w:t xml:space="preserve"> </w:t>
+      </w:r>
+    </w:p>
+    <w:p>
+      <w:pPr>
+        <w:pStyle w:val="Normal"/>
+        <w:rPr/>
+      </w:pPr>
+      <w:r>
+        <w:rPr>
+          <w:rStyle w:val="Strong"/>
+          <w:rFonts w:ascii="Times New Roman" w:hAnsi="Times New Roman"/>
+          <w:b w:val="false"/>
+          <w:bCs w:val="false"/>
+          <w:sz w:val="32"/>
+          <w:szCs w:val="32"/>
+        </w:rPr>
+        <w:t xml:space="preserve">f. Hình elip nét đứt. </w:t>
+      </w:r>
+      <w:r>
+        <w:rPr>
+          <w:rStyle w:val="Strong"/>
+          <w:rFonts w:ascii="Times New Roman" w:hAnsi="Times New Roman"/>
+          <w:b w:val="false"/>
+          <w:bCs w:val="false"/>
+          <w:color w:val="FF4000"/>
+          <w:sz w:val="32"/>
+          <w:szCs w:val="32"/>
+        </w:rPr>
+        <w:t>Thuộc tính dẫn xuất</w:t>
+      </w:r>
+      <w:r>
+        <w:rPr>
+          <w:rStyle w:val="Strong"/>
+          <w:rFonts w:ascii="Times New Roman" w:hAnsi="Times New Roman"/>
+          <w:b w:val="false"/>
+          <w:bCs w:val="false"/>
+          <w:sz w:val="32"/>
+          <w:szCs w:val="32"/>
+        </w:rPr>
+        <w:t xml:space="preserve"> </w:t>
+      </w:r>
+    </w:p>
+    <w:p>
+      <w:pPr>
+        <w:pStyle w:val="Normal"/>
+        <w:rPr>
+          <w:rStyle w:val="Strong"/>
+          <w:rFonts w:ascii="Times New Roman" w:hAnsi="Times New Roman"/>
+          <w:b w:val="false"/>
+          <w:bCs w:val="false"/>
+          <w:sz w:val="32"/>
+          <w:szCs w:val="32"/>
+        </w:rPr>
+      </w:pPr>
+      <w:r>
+        <w:rPr/>
+      </w:r>
+    </w:p>
+    <w:p>
+      <w:pPr>
+        <w:pStyle w:val="Normal"/>
+        <w:rPr>
+          <w:rStyle w:val="Strong"/>
+          <w:rFonts w:ascii="Times New Roman" w:hAnsi="Times New Roman"/>
+          <w:b w:val="false"/>
+          <w:bCs w:val="false"/>
+          <w:sz w:val="32"/>
+          <w:szCs w:val="32"/>
+        </w:rPr>
+      </w:pPr>
+      <w:r>
+        <w:rPr/>
+      </w:r>
+    </w:p>
+    <w:p>
+      <w:pPr>
+        <w:pStyle w:val="Normal"/>
+        <w:rPr/>
+      </w:pPr>
+      <w:r>
+        <w:rPr>
+          <w:rStyle w:val="Strong"/>
+          <w:rFonts w:ascii="Times New Roman" w:hAnsi="Times New Roman"/>
+          <w:b w:val="false"/>
+          <w:bCs w:val="false"/>
+          <w:sz w:val="32"/>
+          <w:szCs w:val="32"/>
+        </w:rPr>
+        <w:t>Trong mô hình dữ liệu quan hệ, ràng buộc toàn vẹn nghiệp vụ (business rules) là gì?</w:t>
+      </w:r>
+    </w:p>
+    <w:p>
+      <w:pPr>
+        <w:pStyle w:val="Normal"/>
+        <w:rPr/>
+      </w:pPr>
+      <w:r>
+        <w:rPr>
+          <w:rStyle w:val="Strong"/>
+          <w:rFonts w:ascii="Times New Roman" w:hAnsi="Times New Roman"/>
+          <w:b w:val="false"/>
+          <w:bCs w:val="false"/>
+          <w:sz w:val="32"/>
+          <w:szCs w:val="32"/>
+        </w:rPr>
+        <w:t>a. Các luật do hệ quản trị CSDL áp đặt mặc định.</w:t>
+        <w:br/>
+      </w:r>
+      <w:r>
+        <w:rPr>
+          <w:rStyle w:val="Strong"/>
+          <w:rFonts w:ascii="Times New Roman" w:hAnsi="Times New Roman"/>
+          <w:b w:val="false"/>
+          <w:bCs w:val="false"/>
+          <w:color w:val="FF0000"/>
+          <w:sz w:val="32"/>
+          <w:szCs w:val="32"/>
+        </w:rPr>
+        <w:t>b. Các luật phản ánh yêu cầu cụ thể của ứng dụng/thực tế quản lý.</w:t>
+      </w:r>
+      <w:r>
+        <w:rPr>
+          <w:rStyle w:val="Strong"/>
+          <w:rFonts w:ascii="Times New Roman" w:hAnsi="Times New Roman"/>
+          <w:b w:val="false"/>
+          <w:bCs w:val="false"/>
+          <w:sz w:val="32"/>
+          <w:szCs w:val="32"/>
+        </w:rPr>
+        <w:br/>
+        <w:t>c. Các luật bắt buộc mọi giá trị khóa chính phải khác NULL.</w:t>
+        <w:br/>
+        <w:t>d. Các luật đảm bảo giá trị khóa ngoại phải tồn tại trong bảng tham chiếu.</w:t>
+      </w:r>
+    </w:p>
+    <w:p>
+      <w:pPr>
+        <w:pStyle w:val="Normal"/>
+        <w:rPr>
+          <w:rStyle w:val="Strong"/>
+          <w:rFonts w:ascii="Times New Roman" w:hAnsi="Times New Roman"/>
+          <w:b w:val="false"/>
+          <w:bCs w:val="false"/>
+          <w:sz w:val="32"/>
+          <w:szCs w:val="32"/>
+        </w:rPr>
+      </w:pPr>
+      <w:r>
+        <w:rPr/>
+      </w:r>
+    </w:p>
+    <w:p>
+      <w:pPr>
+        <w:pStyle w:val="Normal"/>
+        <w:rPr/>
+      </w:pPr>
+      <w:r>
+        <w:rPr>
+          <w:rStyle w:val="Strong"/>
+          <w:rFonts w:ascii="Times New Roman" w:hAnsi="Times New Roman"/>
+          <w:b w:val="false"/>
+          <w:bCs w:val="false"/>
+          <w:sz w:val="32"/>
+          <w:szCs w:val="32"/>
+        </w:rPr>
+        <w:t>Trong kiến trúc 3 mức của hệ CSDL, lợi ích chính của việc tách biệt ba mức (ngoài, quan niệm, trong) là gì?</w:t>
+      </w:r>
+    </w:p>
+    <w:p>
+      <w:pPr>
+        <w:pStyle w:val="Normal"/>
+        <w:rPr/>
+      </w:pPr>
+      <w:r>
+        <w:rPr>
+          <w:rStyle w:val="Strong"/>
+          <w:rFonts w:ascii="Times New Roman" w:hAnsi="Times New Roman"/>
+          <w:b w:val="false"/>
+          <w:bCs w:val="false"/>
+          <w:sz w:val="32"/>
+          <w:szCs w:val="32"/>
+        </w:rPr>
+        <w:t>a. Giúp tối ưu tốc độ truy vấn dữ liệu.</w:t>
+        <w:br/>
+      </w:r>
+      <w:r>
+        <w:rPr>
+          <w:rStyle w:val="Strong"/>
+          <w:rFonts w:ascii="Times New Roman" w:hAnsi="Times New Roman"/>
+          <w:b w:val="false"/>
+          <w:bCs w:val="false"/>
+          <w:color w:val="FF0000"/>
+          <w:sz w:val="32"/>
+          <w:szCs w:val="32"/>
+        </w:rPr>
+        <w:t>b. Cho phép thay đổi cách lưu trữ vật lý mà không ảnh hưởng đến ứng dụng và người dùng.</w:t>
+      </w:r>
+      <w:r>
+        <w:rPr>
+          <w:rStyle w:val="Strong"/>
+          <w:rFonts w:ascii="Times New Roman" w:hAnsi="Times New Roman"/>
+          <w:b w:val="false"/>
+          <w:bCs w:val="false"/>
+          <w:sz w:val="32"/>
+          <w:szCs w:val="32"/>
+        </w:rPr>
+        <w:br/>
+        <w:t>c. Đảm bảo mọi dữ liệu đều được mã hóa an toàn.</w:t>
+        <w:br/>
+        <w:t>d. Cho phép đồng thời nhiều người dùng truy cập CSDL.</w:t>
+      </w:r>
+    </w:p>
+    <w:p>
+      <w:pPr>
+        <w:pStyle w:val="Normal"/>
+        <w:rPr>
+          <w:rStyle w:val="Strong"/>
+          <w:rFonts w:ascii="Times New Roman" w:hAnsi="Times New Roman"/>
+          <w:b w:val="false"/>
+          <w:bCs w:val="false"/>
+          <w:sz w:val="32"/>
+          <w:szCs w:val="32"/>
+        </w:rPr>
+      </w:pPr>
+      <w:r>
+        <w:rPr/>
+      </w:r>
+    </w:p>
+    <w:p>
+      <w:pPr>
+        <w:pStyle w:val="Normal"/>
+        <w:rPr/>
+      </w:pPr>
+      <w:r>
+        <w:rPr>
+          <w:rStyle w:val="Strong"/>
+          <w:rFonts w:ascii="Times New Roman" w:hAnsi="Times New Roman"/>
+          <w:b w:val="false"/>
+          <w:bCs w:val="false"/>
+          <w:sz w:val="32"/>
+          <w:szCs w:val="32"/>
+        </w:rPr>
+        <w:t>Trong mô hình dữ liệu quan hệ, toàn vẹn thực thể (entity integrity) yêu cầu:</w:t>
+      </w:r>
+    </w:p>
+    <w:p>
+      <w:pPr>
+        <w:pStyle w:val="Normal"/>
+        <w:rPr/>
+      </w:pPr>
+      <w:r>
+        <w:rPr>
+          <w:rStyle w:val="Strong"/>
+          <w:rFonts w:ascii="Times New Roman" w:hAnsi="Times New Roman"/>
+          <w:b w:val="false"/>
+          <w:bCs w:val="false"/>
+          <w:color w:val="FF0000"/>
+          <w:sz w:val="32"/>
+          <w:szCs w:val="32"/>
+        </w:rPr>
+        <w:t>a. Giá trị khóa chính phải duy nhất và khác NULL.</w:t>
+      </w:r>
+      <w:r>
+        <w:rPr>
+          <w:rStyle w:val="Strong"/>
+          <w:rFonts w:ascii="Times New Roman" w:hAnsi="Times New Roman"/>
+          <w:b w:val="false"/>
+          <w:bCs w:val="false"/>
+          <w:sz w:val="32"/>
+          <w:szCs w:val="32"/>
+        </w:rPr>
+        <w:br/>
+        <w:t>b. Giá trị khóa ngoại phải tồn tại trong bảng cha.</w:t>
+        <w:br/>
+        <w:t>c. Các giá trị thuộc tính phải thuộc đúng miền xác định.</w:t>
+        <w:br/>
+        <w:t>d. Dữ liệu phải thỏa mãn các quy tắc nghiệp vụ cụ thể.</w:t>
+      </w:r>
+    </w:p>
+    <w:p>
+      <w:pPr>
+        <w:pStyle w:val="Normal"/>
+        <w:rPr>
+          <w:rStyle w:val="Strong"/>
+          <w:rFonts w:ascii="Times New Roman" w:hAnsi="Times New Roman"/>
+          <w:b w:val="false"/>
+          <w:bCs w:val="false"/>
+          <w:sz w:val="32"/>
+          <w:szCs w:val="32"/>
+        </w:rPr>
+      </w:pPr>
+      <w:r>
+        <w:rPr/>
+      </w:r>
+    </w:p>
+    <w:p>
+      <w:pPr>
+        <w:pStyle w:val="Normal"/>
+        <w:rPr/>
+      </w:pPr>
+      <w:r>
+        <w:rPr>
+          <w:rStyle w:val="Strong"/>
+          <w:rFonts w:ascii="Times New Roman" w:hAnsi="Times New Roman"/>
+          <w:b w:val="false"/>
+          <w:bCs w:val="false"/>
+          <w:sz w:val="32"/>
+          <w:szCs w:val="32"/>
+        </w:rPr>
+        <w:t>Trong mô hình ER, một thuộc tính có thể được phân tách thành các thành phần nhỏ hơn (ví dụ: Họ tên thành Họ, Tên đệm, Tên) gọi là gì?</w:t>
+      </w:r>
+    </w:p>
+    <w:p>
+      <w:pPr>
+        <w:pStyle w:val="Normal"/>
+        <w:rPr/>
+      </w:pPr>
+      <w:r>
+        <w:rPr>
+          <w:rStyle w:val="Strong"/>
+          <w:rFonts w:ascii="Times New Roman" w:hAnsi="Times New Roman"/>
+          <w:b w:val="false"/>
+          <w:bCs w:val="false"/>
+          <w:sz w:val="32"/>
+          <w:szCs w:val="32"/>
+        </w:rPr>
+        <w:t>a. Thuộc tính đơn trị (simple attribute)</w:t>
+        <w:br/>
+        <w:t>b. Thuộc tính đa trị (multivalued attribute)</w:t>
+        <w:br/>
+        <w:t>c. Thuộc tính dẫn xuất (derived attribute)</w:t>
+        <w:br/>
+      </w:r>
+      <w:r>
+        <w:rPr>
+          <w:rStyle w:val="Strong"/>
+          <w:rFonts w:ascii="Times New Roman" w:hAnsi="Times New Roman"/>
+          <w:b w:val="false"/>
+          <w:bCs w:val="false"/>
+          <w:color w:val="FF0000"/>
+          <w:sz w:val="32"/>
+          <w:szCs w:val="32"/>
+        </w:rPr>
+        <w:t>d. Thuộc tính đa hợp (composite attribute)</w:t>
+      </w:r>
+    </w:p>
+    <w:p>
+      <w:pPr>
+        <w:pStyle w:val="Normal"/>
+        <w:rPr>
+          <w:rStyle w:val="Strong"/>
+          <w:rFonts w:ascii="Times New Roman" w:hAnsi="Times New Roman"/>
+          <w:b w:val="false"/>
+          <w:bCs w:val="false"/>
+          <w:sz w:val="32"/>
+          <w:szCs w:val="32"/>
+        </w:rPr>
+      </w:pPr>
+      <w:r>
+        <w:rPr/>
+      </w:r>
+    </w:p>
+    <w:p>
+      <w:pPr>
+        <w:pStyle w:val="Normal"/>
+        <w:rPr/>
+      </w:pPr>
+      <w:r>
+        <w:rPr>
+          <w:rStyle w:val="Strong"/>
+          <w:rFonts w:ascii="Times New Roman" w:hAnsi="Times New Roman"/>
+          <w:b w:val="false"/>
+          <w:bCs w:val="false"/>
+          <w:sz w:val="32"/>
+          <w:szCs w:val="32"/>
+        </w:rPr>
+        <w:t>Trong mô hình dữ liệu quan hệ, khóa ngoại (foreign key) dùng để:</w:t>
+      </w:r>
+    </w:p>
+    <w:p>
+      <w:pPr>
+        <w:pStyle w:val="Normal"/>
+        <w:rPr/>
+      </w:pPr>
+      <w:r>
+        <w:rPr>
+          <w:rStyle w:val="Strong"/>
+          <w:rFonts w:ascii="Times New Roman" w:hAnsi="Times New Roman"/>
+          <w:b w:val="false"/>
+          <w:bCs w:val="false"/>
+          <w:sz w:val="32"/>
+          <w:szCs w:val="32"/>
+        </w:rPr>
+        <w:t>a. Đảm bảo mỗi bản ghi được phân biệt duy nhất.</w:t>
+        <w:br/>
+      </w:r>
+      <w:r>
+        <w:rPr>
+          <w:rStyle w:val="Strong"/>
+          <w:rFonts w:ascii="Times New Roman" w:hAnsi="Times New Roman"/>
+          <w:b w:val="false"/>
+          <w:bCs w:val="false"/>
+          <w:color w:val="FF0000"/>
+          <w:sz w:val="32"/>
+          <w:szCs w:val="32"/>
+        </w:rPr>
+        <w:t>b. Liên kết bảng hiện tại với một bảng khác thông qua khóa chính.</w:t>
+      </w:r>
+      <w:r>
+        <w:rPr>
+          <w:rStyle w:val="Strong"/>
+          <w:rFonts w:ascii="Times New Roman" w:hAnsi="Times New Roman"/>
+          <w:b w:val="false"/>
+          <w:bCs w:val="false"/>
+          <w:sz w:val="32"/>
+          <w:szCs w:val="32"/>
+        </w:rPr>
+        <w:br/>
+        <w:t>c. Tạo chỉ mục để tăng tốc truy vấn.</w:t>
+        <w:br/>
+        <w:t>d. Đảm bảo giá trị thuộc tính luôn thuộc đúng miền dữ liệu.</w:t>
+      </w:r>
+    </w:p>
+    <w:p>
+      <w:pPr>
+        <w:pStyle w:val="Normal"/>
+        <w:rPr>
+          <w:rStyle w:val="Strong"/>
+          <w:rFonts w:ascii="Times New Roman" w:hAnsi="Times New Roman"/>
+          <w:b w:val="false"/>
+          <w:bCs w:val="false"/>
+          <w:sz w:val="32"/>
+          <w:szCs w:val="32"/>
+        </w:rPr>
+      </w:pPr>
+      <w:r>
+        <w:rPr/>
+      </w:r>
+    </w:p>
+    <w:p>
+      <w:pPr>
+        <w:pStyle w:val="Normal"/>
+        <w:rPr>
+          <w:rStyle w:val="Strong"/>
+          <w:rFonts w:ascii="Times New Roman" w:hAnsi="Times New Roman"/>
+          <w:b w:val="false"/>
+          <w:bCs w:val="false"/>
+          <w:sz w:val="32"/>
+          <w:szCs w:val="32"/>
+        </w:rPr>
+      </w:pPr>
+      <w:r>
+        <w:rPr/>
+      </w:r>
+    </w:p>
+    <w:p>
+      <w:pPr>
+        <w:pStyle w:val="Normal"/>
+        <w:rPr>
+          <w:rStyle w:val="Strong"/>
+          <w:rFonts w:ascii="Times New Roman" w:hAnsi="Times New Roman"/>
+          <w:b w:val="false"/>
+          <w:bCs w:val="false"/>
+          <w:sz w:val="32"/>
+          <w:szCs w:val="32"/>
+        </w:rPr>
+      </w:pPr>
+      <w:r>
+        <w:rPr/>
+      </w:r>
+    </w:p>
+    <w:p>
+      <w:pPr>
+        <w:pStyle w:val="Normal"/>
+        <w:rPr/>
+      </w:pPr>
+      <w:r>
+        <w:rPr>
+          <w:rStyle w:val="Strong"/>
+          <w:rFonts w:ascii="Times New Roman" w:hAnsi="Times New Roman"/>
+          <w:b w:val="false"/>
+          <w:bCs w:val="false"/>
+          <w:sz w:val="32"/>
+          <w:szCs w:val="32"/>
+        </w:rPr>
+        <w:t>Trong sơ đồ ER, thực thể yếu (weak entity) được đặc trưng bởi:</w:t>
+      </w:r>
+    </w:p>
+    <w:p>
+      <w:pPr>
+        <w:pStyle w:val="Normal"/>
+        <w:rPr/>
+      </w:pPr>
+      <w:r>
+        <w:rPr>
+          <w:rStyle w:val="Strong"/>
+          <w:rFonts w:ascii="Times New Roman" w:hAnsi="Times New Roman"/>
+          <w:b w:val="false"/>
+          <w:bCs w:val="false"/>
+          <w:sz w:val="32"/>
+          <w:szCs w:val="32"/>
+        </w:rPr>
+        <w:t>a. Có thuộc tính khóa riêng để định danh duy nhất.</w:t>
+        <w:br/>
+      </w:r>
+      <w:r>
+        <w:rPr>
+          <w:rStyle w:val="Strong"/>
+          <w:rFonts w:ascii="Times New Roman" w:hAnsi="Times New Roman"/>
+          <w:b w:val="false"/>
+          <w:bCs w:val="false"/>
+          <w:color w:val="FF0000"/>
+          <w:sz w:val="32"/>
+          <w:szCs w:val="32"/>
+        </w:rPr>
+        <w:t>b. Chỉ tồn tại khi liên kết với thực thể mạnh.</w:t>
+      </w:r>
+      <w:r>
+        <w:rPr>
+          <w:rStyle w:val="Strong"/>
+          <w:rFonts w:ascii="Times New Roman" w:hAnsi="Times New Roman"/>
+          <w:b w:val="false"/>
+          <w:bCs w:val="false"/>
+          <w:sz w:val="32"/>
+          <w:szCs w:val="32"/>
+        </w:rPr>
+        <w:br/>
+        <w:t>c. Chỉ tham gia vào quan hệ n-n.</w:t>
+        <w:br/>
+        <w:t>d. Luôn luôn có thuộc tính đa trị.</w:t>
+      </w:r>
+    </w:p>
+    <w:p>
+      <w:pPr>
+        <w:pStyle w:val="Normal"/>
+        <w:rPr>
+          <w:rStyle w:val="Strong"/>
+          <w:rFonts w:ascii="Times New Roman" w:hAnsi="Times New Roman"/>
+          <w:b w:val="false"/>
+          <w:bCs w:val="false"/>
+          <w:sz w:val="32"/>
+          <w:szCs w:val="32"/>
+        </w:rPr>
+      </w:pPr>
+      <w:r>
+        <w:rPr/>
+      </w:r>
+    </w:p>
+    <w:p>
+      <w:pPr>
+        <w:pStyle w:val="Normal"/>
+        <w:rPr/>
+      </w:pPr>
+      <w:r>
+        <w:rPr>
+          <w:rStyle w:val="Strong"/>
+          <w:rFonts w:ascii="Times New Roman" w:hAnsi="Times New Roman"/>
+          <w:b w:val="false"/>
+          <w:bCs w:val="false"/>
+          <w:sz w:val="32"/>
+          <w:szCs w:val="32"/>
+        </w:rPr>
+        <w:t>Trong kiến trúc 3 mức CSDL, mức ngoài (external level) mô tả:</w:t>
+      </w:r>
+    </w:p>
+    <w:p>
+      <w:pPr>
+        <w:pStyle w:val="Normal"/>
+        <w:rPr/>
+      </w:pPr>
+      <w:r>
+        <w:rPr>
+          <w:rStyle w:val="Strong"/>
+          <w:rFonts w:ascii="Times New Roman" w:hAnsi="Times New Roman"/>
+          <w:b w:val="false"/>
+          <w:bCs w:val="false"/>
+          <w:sz w:val="32"/>
+          <w:szCs w:val="32"/>
+        </w:rPr>
+        <w:t>a. Cách dữ liệu được lưu trữ trên bộ nhớ vật lý.</w:t>
+        <w:br/>
+        <w:t>b. Cấu trúc tổng thể dữ liệu và mối quan hệ giữa các bảng.</w:t>
+        <w:br/>
+      </w:r>
+      <w:r>
+        <w:rPr>
+          <w:rStyle w:val="Strong"/>
+          <w:rFonts w:ascii="Times New Roman" w:hAnsi="Times New Roman"/>
+          <w:b w:val="false"/>
+          <w:bCs w:val="false"/>
+          <w:color w:val="FF0000"/>
+          <w:sz w:val="32"/>
+          <w:szCs w:val="32"/>
+        </w:rPr>
+        <w:t>c. Cách dữ liệu được trình bày cho từng nhóm người dùng hoặc ứng dụng.</w:t>
+      </w:r>
+      <w:r>
+        <w:rPr>
+          <w:rStyle w:val="Strong"/>
+          <w:rFonts w:ascii="Times New Roman" w:hAnsi="Times New Roman"/>
+          <w:b w:val="false"/>
+          <w:bCs w:val="false"/>
+          <w:sz w:val="32"/>
+          <w:szCs w:val="32"/>
+        </w:rPr>
+        <w:br/>
+        <w:t>d. Cách ánh xạ giữa mức trong và mức ngoài.</w:t>
+      </w:r>
+    </w:p>
+    <w:p>
+      <w:pPr>
+        <w:pStyle w:val="Normal"/>
+        <w:rPr>
+          <w:rStyle w:val="Strong"/>
+          <w:rFonts w:ascii="Times New Roman" w:hAnsi="Times New Roman"/>
+          <w:b w:val="false"/>
+          <w:bCs w:val="false"/>
+          <w:sz w:val="32"/>
+          <w:szCs w:val="32"/>
+        </w:rPr>
+      </w:pPr>
+      <w:r>
+        <w:rPr/>
+      </w:r>
+    </w:p>
+    <w:p>
+      <w:pPr>
+        <w:pStyle w:val="Normal"/>
+        <w:rPr/>
+      </w:pPr>
+      <w:r>
+        <w:rPr>
+          <w:rStyle w:val="Strong"/>
+          <w:rFonts w:ascii="Times New Roman" w:hAnsi="Times New Roman"/>
+          <w:b w:val="false"/>
+          <w:bCs w:val="false"/>
+          <w:sz w:val="32"/>
+          <w:szCs w:val="32"/>
+        </w:rPr>
+        <w:t>Trong mô hình dữ liệu quan hệ, siêu khóa (super key) được định nghĩa như thế nào?</w:t>
+      </w:r>
+    </w:p>
+    <w:p>
+      <w:pPr>
+        <w:pStyle w:val="Normal"/>
+        <w:rPr/>
+      </w:pPr>
+      <w:r>
+        <w:rPr>
+          <w:rStyle w:val="Strong"/>
+          <w:rFonts w:ascii="Times New Roman" w:hAnsi="Times New Roman"/>
+          <w:b w:val="false"/>
+          <w:bCs w:val="false"/>
+          <w:sz w:val="32"/>
+          <w:szCs w:val="32"/>
+        </w:rPr>
+        <w:t>a. Một tập thuộc tính tối thiểu phân biệt được mọi bộ trong quan hệ.</w:t>
+        <w:br/>
+      </w:r>
+      <w:r>
+        <w:rPr>
+          <w:rStyle w:val="Strong"/>
+          <w:rFonts w:ascii="Times New Roman" w:hAnsi="Times New Roman"/>
+          <w:b w:val="false"/>
+          <w:bCs w:val="false"/>
+          <w:color w:val="FF0000"/>
+          <w:sz w:val="32"/>
+          <w:szCs w:val="32"/>
+        </w:rPr>
+        <w:t>b. Một tập thuộc tính có thể phân biệt được mọi bộ trong quan hệ.</w:t>
+      </w:r>
+      <w:r>
+        <w:rPr>
+          <w:rStyle w:val="Strong"/>
+          <w:rFonts w:ascii="Times New Roman" w:hAnsi="Times New Roman"/>
+          <w:b w:val="false"/>
+          <w:bCs w:val="false"/>
+          <w:sz w:val="32"/>
+          <w:szCs w:val="32"/>
+        </w:rPr>
+        <w:br/>
+        <w:t>c. Một thuộc tính duy nhất làm khóa chính.</w:t>
+        <w:br/>
+        <w:t>d. Một thuộc tính được tính toán từ thuộc tính khác.</w:t>
+      </w:r>
+    </w:p>
+    <w:p>
+      <w:pPr>
+        <w:pStyle w:val="Normal"/>
+        <w:rPr>
+          <w:rStyle w:val="Strong"/>
+          <w:rFonts w:ascii="Times New Roman" w:hAnsi="Times New Roman"/>
+          <w:b w:val="false"/>
+          <w:bCs w:val="false"/>
+          <w:sz w:val="32"/>
+          <w:szCs w:val="32"/>
+        </w:rPr>
+      </w:pPr>
+      <w:r>
+        <w:rPr/>
+      </w:r>
+    </w:p>
+    <w:p>
+      <w:pPr>
+        <w:pStyle w:val="Normal"/>
+        <w:rPr/>
+      </w:pPr>
+      <w:r>
+        <w:rPr>
+          <w:rStyle w:val="Strong"/>
+          <w:rFonts w:ascii="Times New Roman" w:hAnsi="Times New Roman"/>
+          <w:b w:val="false"/>
+          <w:bCs w:val="false"/>
+          <w:sz w:val="32"/>
+          <w:szCs w:val="32"/>
+        </w:rPr>
+        <w:t>Trong mô hình ER, mối kết hợp n-n (many-to-many) có ý nghĩa gì?</w:t>
+      </w:r>
+    </w:p>
+    <w:p>
+      <w:pPr>
+        <w:pStyle w:val="Normal"/>
+        <w:rPr/>
+      </w:pPr>
+      <w:r>
+        <w:rPr>
+          <w:rStyle w:val="Strong"/>
+          <w:rFonts w:ascii="Times New Roman" w:hAnsi="Times New Roman"/>
+          <w:b w:val="false"/>
+          <w:bCs w:val="false"/>
+          <w:sz w:val="32"/>
+          <w:szCs w:val="32"/>
+        </w:rPr>
+        <w:t>a. Một thực thể A chỉ liên kết với duy nhất một thực thể B.</w:t>
+        <w:br/>
+      </w:r>
+      <w:r>
+        <w:rPr>
+          <w:rStyle w:val="Strong"/>
+          <w:rFonts w:ascii="Times New Roman" w:hAnsi="Times New Roman"/>
+          <w:b w:val="false"/>
+          <w:bCs w:val="false"/>
+          <w:color w:val="FF0000"/>
+          <w:sz w:val="32"/>
+          <w:szCs w:val="32"/>
+        </w:rPr>
+        <w:t>b. Một thực thể A có thể liên kết với nhiều thực thể B và ngược lại.</w:t>
+      </w:r>
+      <w:r>
+        <w:rPr>
+          <w:rStyle w:val="Strong"/>
+          <w:rFonts w:ascii="Times New Roman" w:hAnsi="Times New Roman"/>
+          <w:b w:val="false"/>
+          <w:bCs w:val="false"/>
+          <w:sz w:val="32"/>
+          <w:szCs w:val="32"/>
+        </w:rPr>
+        <w:br/>
+        <w:t>c. Một thực thể A liên kết với nhiều thực thể B, nhưng B chỉ liên kết với một thực thể A.</w:t>
+        <w:br/>
+        <w:t>d. Một thực thể A có thể không tham gia vào bất kỳ mối kết hợp nào với B.</w:t>
+      </w:r>
+    </w:p>
+    <w:p>
+      <w:pPr>
+        <w:pStyle w:val="Normal"/>
+        <w:rPr>
+          <w:rStyle w:val="Strong"/>
+          <w:rFonts w:ascii="Times New Roman" w:hAnsi="Times New Roman"/>
+          <w:b w:val="false"/>
+          <w:bCs w:val="false"/>
+          <w:sz w:val="32"/>
+          <w:szCs w:val="32"/>
+        </w:rPr>
+      </w:pPr>
+      <w:r>
+        <w:rPr/>
+      </w:r>
+    </w:p>
+    <w:p>
+      <w:pPr>
+        <w:pStyle w:val="Normal"/>
+        <w:rPr/>
+      </w:pPr>
+      <w:r>
+        <w:rPr>
+          <w:rStyle w:val="Strong"/>
+          <w:rFonts w:ascii="Times New Roman" w:hAnsi="Times New Roman"/>
+          <w:b w:val="false"/>
+          <w:bCs w:val="false"/>
+          <w:sz w:val="32"/>
+          <w:szCs w:val="32"/>
+        </w:rPr>
+        <w:t>Trong mô hình dữ liệu quan hệ, thuộc tính khóa (key attribute) là gì?</w:t>
+      </w:r>
+    </w:p>
+    <w:p>
+      <w:pPr>
+        <w:pStyle w:val="Normal"/>
+        <w:rPr/>
+      </w:pPr>
+      <w:r>
+        <w:rPr>
+          <w:rStyle w:val="Strong"/>
+          <w:rFonts w:ascii="Times New Roman" w:hAnsi="Times New Roman"/>
+          <w:b w:val="false"/>
+          <w:bCs w:val="false"/>
+          <w:color w:val="FF0000"/>
+          <w:sz w:val="32"/>
+          <w:szCs w:val="32"/>
+        </w:rPr>
+        <w:t>a. Thuộc tính có thể phân biệt duy nhất các bộ trong quan hệ.</w:t>
+      </w:r>
+      <w:r>
+        <w:rPr>
+          <w:rStyle w:val="Strong"/>
+          <w:rFonts w:ascii="Times New Roman" w:hAnsi="Times New Roman"/>
+          <w:b w:val="false"/>
+          <w:bCs w:val="false"/>
+          <w:sz w:val="32"/>
+          <w:szCs w:val="32"/>
+        </w:rPr>
+        <w:br/>
+        <w:t>b. Thuộc tính có thể chia nhỏ thành nhiều thuộc tính con.</w:t>
+        <w:br/>
+        <w:t>c. Thuộc tính có thể có nhiều giá trị với một thực thể.</w:t>
+        <w:br/>
+        <w:t>d. Thuộc tính được tính toán từ thuộc tính khác.</w:t>
+      </w:r>
+    </w:p>
+    <w:p>
+      <w:pPr>
+        <w:pStyle w:val="Normal"/>
+        <w:rPr>
+          <w:rStyle w:val="Strong"/>
+          <w:rFonts w:ascii="Times New Roman" w:hAnsi="Times New Roman"/>
+          <w:b w:val="false"/>
+          <w:bCs w:val="false"/>
+          <w:sz w:val="32"/>
+          <w:szCs w:val="32"/>
+        </w:rPr>
+      </w:pPr>
+      <w:r>
+        <w:rPr/>
+      </w:r>
+    </w:p>
+    <w:p>
+      <w:pPr>
+        <w:pStyle w:val="Normal"/>
+        <w:rPr>
+          <w:rStyle w:val="Strong"/>
+          <w:rFonts w:ascii="Times New Roman" w:hAnsi="Times New Roman"/>
+          <w:b w:val="false"/>
+          <w:bCs w:val="false"/>
+          <w:sz w:val="32"/>
+          <w:szCs w:val="32"/>
+        </w:rPr>
+      </w:pPr>
+      <w:r>
+        <w:rPr/>
+      </w:r>
+    </w:p>
+    <w:p>
+      <w:pPr>
+        <w:pStyle w:val="Normal"/>
+        <w:rPr>
+          <w:rStyle w:val="Strong"/>
+          <w:rFonts w:ascii="Times New Roman" w:hAnsi="Times New Roman"/>
+          <w:b w:val="false"/>
+          <w:bCs w:val="false"/>
+          <w:sz w:val="32"/>
+          <w:szCs w:val="32"/>
+        </w:rPr>
+      </w:pPr>
+      <w:r>
+        <w:rPr/>
+      </w:r>
+    </w:p>
+    <w:p>
+      <w:pPr>
+        <w:pStyle w:val="Normal"/>
+        <w:rPr>
+          <w:rStyle w:val="Strong"/>
+          <w:rFonts w:ascii="Times New Roman" w:hAnsi="Times New Roman"/>
+          <w:b w:val="false"/>
+          <w:bCs w:val="false"/>
+          <w:sz w:val="32"/>
+          <w:szCs w:val="32"/>
+        </w:rPr>
+      </w:pPr>
+      <w:r>
+        <w:rPr/>
+      </w:r>
+    </w:p>
+    <w:p>
+      <w:pPr>
+        <w:pStyle w:val="Normal"/>
+        <w:rPr>
+          <w:rStyle w:val="Strong"/>
+          <w:rFonts w:ascii="Times New Roman" w:hAnsi="Times New Roman"/>
+          <w:b w:val="false"/>
+          <w:bCs w:val="false"/>
+          <w:sz w:val="32"/>
+          <w:szCs w:val="32"/>
+        </w:rPr>
+      </w:pPr>
+      <w:r>
+        <w:rPr/>
+      </w:r>
+    </w:p>
+    <w:p>
+      <w:pPr>
+        <w:pStyle w:val="Normal"/>
+        <w:rPr/>
+      </w:pPr>
+      <w:r>
+        <w:rPr>
+          <w:rStyle w:val="Strong"/>
+          <w:rFonts w:ascii="Times New Roman" w:hAnsi="Times New Roman"/>
+          <w:b w:val="false"/>
+          <w:bCs w:val="false"/>
+          <w:sz w:val="32"/>
+          <w:szCs w:val="32"/>
+        </w:rPr>
+        <w:t>Trong kiến trúc 3 mức, mức quan niệm (conceptual level) mô tả:</w:t>
+      </w:r>
+    </w:p>
+    <w:p>
+      <w:pPr>
+        <w:pStyle w:val="Normal"/>
+        <w:rPr/>
+      </w:pPr>
+      <w:r>
+        <w:rPr>
+          <w:rStyle w:val="Strong"/>
+          <w:rFonts w:ascii="Times New Roman" w:hAnsi="Times New Roman"/>
+          <w:b w:val="false"/>
+          <w:bCs w:val="false"/>
+          <w:color w:val="FF0000"/>
+          <w:sz w:val="32"/>
+          <w:szCs w:val="32"/>
+        </w:rPr>
+        <w:t>a. Cấu trúc tổng thể của dữ liệu và mối quan hệ giữa chúng.</w:t>
+      </w:r>
+      <w:r>
+        <w:rPr>
+          <w:rStyle w:val="Strong"/>
+          <w:rFonts w:ascii="Times New Roman" w:hAnsi="Times New Roman"/>
+          <w:b w:val="false"/>
+          <w:bCs w:val="false"/>
+          <w:sz w:val="32"/>
+          <w:szCs w:val="32"/>
+        </w:rPr>
+        <w:br/>
+        <w:t>b. Cách dữ liệu được lưu trữ trên thiết bị vật lý.</w:t>
+        <w:br/>
+        <w:t>c. Cách dữ liệu được hiển thị cho từng nhóm người dùng.</w:t>
+        <w:br/>
+        <w:t>d. Cách dữ liệu được mã hóa trong bộ nhớ.</w:t>
+      </w:r>
+    </w:p>
+    <w:p>
+      <w:pPr>
+        <w:pStyle w:val="Normal"/>
+        <w:rPr>
+          <w:rStyle w:val="Strong"/>
+          <w:rFonts w:ascii="Times New Roman" w:hAnsi="Times New Roman"/>
+          <w:b w:val="false"/>
+          <w:bCs w:val="false"/>
+          <w:sz w:val="32"/>
+          <w:szCs w:val="32"/>
+        </w:rPr>
+      </w:pPr>
+      <w:r>
+        <w:rPr/>
+      </w:r>
+    </w:p>
+    <w:p>
+      <w:pPr>
+        <w:pStyle w:val="Normal"/>
+        <w:rPr/>
+      </w:pPr>
+      <w:r>
+        <w:rPr>
+          <w:rStyle w:val="Strong"/>
+          <w:rFonts w:ascii="Times New Roman" w:hAnsi="Times New Roman"/>
+          <w:b w:val="false"/>
+          <w:bCs w:val="false"/>
+          <w:sz w:val="32"/>
+          <w:szCs w:val="32"/>
+        </w:rPr>
+        <w:t>Trong mô hình ER, thuộc tính dẫn xuất (derived attribute) được biểu diễn bằng:</w:t>
+      </w:r>
+    </w:p>
+    <w:p>
+      <w:pPr>
+        <w:pStyle w:val="Normal"/>
+        <w:rPr>
+          <w:rStyle w:val="Strong"/>
+          <w:rFonts w:ascii="Times New Roman" w:hAnsi="Times New Roman"/>
+          <w:b w:val="false"/>
+          <w:bCs w:val="false"/>
+          <w:sz w:val="32"/>
+          <w:szCs w:val="32"/>
+        </w:rPr>
+      </w:pPr>
+      <w:r>
+        <w:rPr>
+          <w:rStyle w:val="Strong"/>
+          <w:rFonts w:ascii="Times New Roman" w:hAnsi="Times New Roman"/>
+          <w:b w:val="false"/>
+          <w:bCs w:val="false"/>
+          <w:sz w:val="32"/>
+          <w:szCs w:val="32"/>
+        </w:rPr>
+        <w:t xml:space="preserve">a. Elip đơn (oval) </w:t>
+      </w:r>
+      <w:r>
+        <w:rPr>
+          <w:rStyle w:val="Strong"/>
+          <w:rFonts w:ascii="Times New Roman" w:hAnsi="Times New Roman"/>
+          <w:b w:val="false"/>
+          <w:bCs w:val="false"/>
+          <w:color w:val="FF8000"/>
+          <w:sz w:val="32"/>
+          <w:szCs w:val="32"/>
+        </w:rPr>
+        <w:t xml:space="preserve">thuộc tính đơn trị </w:t>
+      </w:r>
+      <w:r>
+        <w:rPr>
+          <w:rStyle w:val="Strong"/>
+          <w:rFonts w:ascii="Times New Roman" w:hAnsi="Times New Roman"/>
+          <w:b w:val="false"/>
+          <w:bCs w:val="false"/>
+          <w:sz w:val="32"/>
+          <w:szCs w:val="32"/>
+        </w:rPr>
+        <w:br/>
+        <w:t xml:space="preserve">b. Elip kép (double oval) </w:t>
+      </w:r>
+      <w:r>
+        <w:rPr>
+          <w:rStyle w:val="Strong"/>
+          <w:rFonts w:ascii="Times New Roman" w:hAnsi="Times New Roman"/>
+          <w:b w:val="false"/>
+          <w:bCs w:val="false"/>
+          <w:color w:val="FF8000"/>
+          <w:sz w:val="32"/>
+          <w:szCs w:val="32"/>
+        </w:rPr>
+        <w:t xml:space="preserve">thuộc tính đa trị </w:t>
+      </w:r>
+      <w:r>
+        <w:rPr>
+          <w:rStyle w:val="Strong"/>
+          <w:rFonts w:ascii="Times New Roman" w:hAnsi="Times New Roman"/>
+          <w:b w:val="false"/>
+          <w:bCs w:val="false"/>
+          <w:sz w:val="32"/>
+          <w:szCs w:val="32"/>
+        </w:rPr>
+        <w:br/>
+      </w:r>
+      <w:r>
+        <w:rPr>
+          <w:rStyle w:val="Strong"/>
+          <w:rFonts w:ascii="Times New Roman" w:hAnsi="Times New Roman"/>
+          <w:b w:val="false"/>
+          <w:bCs w:val="false"/>
+          <w:color w:val="FF0000"/>
+          <w:sz w:val="32"/>
+          <w:szCs w:val="32"/>
+        </w:rPr>
+        <w:t>c. Elip nét đứt (dashed oval)</w:t>
+      </w:r>
+      <w:r>
+        <w:rPr>
+          <w:rStyle w:val="Strong"/>
+          <w:rFonts w:ascii="Times New Roman" w:hAnsi="Times New Roman"/>
+          <w:b w:val="false"/>
+          <w:bCs w:val="false"/>
+          <w:sz w:val="32"/>
+          <w:szCs w:val="32"/>
+        </w:rPr>
+        <w:br/>
+        <w:t xml:space="preserve">d. Hình chữ nhật </w:t>
+      </w:r>
+      <w:r>
+        <w:rPr>
+          <w:rStyle w:val="Strong"/>
+          <w:rFonts w:ascii="Times New Roman" w:hAnsi="Times New Roman"/>
+          <w:b w:val="false"/>
+          <w:bCs w:val="false"/>
+          <w:color w:val="FF8000"/>
+          <w:sz w:val="32"/>
+          <w:szCs w:val="32"/>
+        </w:rPr>
+        <w:t xml:space="preserve">biểu diễn thực thể </w:t>
+      </w:r>
+    </w:p>
+    <w:p>
+      <w:pPr>
+        <w:pStyle w:val="Normal"/>
+        <w:rPr>
+          <w:rStyle w:val="Strong"/>
+          <w:rFonts w:ascii="Times New Roman" w:hAnsi="Times New Roman"/>
+          <w:b w:val="false"/>
+          <w:bCs w:val="false"/>
+          <w:sz w:val="32"/>
+          <w:szCs w:val="32"/>
+        </w:rPr>
+      </w:pPr>
+      <w:r>
+        <w:rPr/>
+      </w:r>
+    </w:p>
+    <w:p>
+      <w:pPr>
+        <w:pStyle w:val="Normal"/>
+        <w:rPr/>
+      </w:pPr>
+      <w:r>
+        <w:rPr>
+          <w:rStyle w:val="Strong"/>
+          <w:rFonts w:ascii="Times New Roman" w:hAnsi="Times New Roman"/>
+          <w:b w:val="false"/>
+          <w:bCs w:val="false"/>
+          <w:sz w:val="32"/>
+          <w:szCs w:val="32"/>
+        </w:rPr>
+        <w:t>Trong mô hình dữ liệu quan hệ, ứng viên khóa (candidate key) được định nghĩa là:</w:t>
+      </w:r>
+    </w:p>
+    <w:p>
+      <w:pPr>
+        <w:pStyle w:val="Normal"/>
+        <w:rPr/>
+      </w:pPr>
+      <w:r>
+        <w:rPr>
+          <w:rStyle w:val="Strong"/>
+          <w:rFonts w:ascii="Times New Roman" w:hAnsi="Times New Roman"/>
+          <w:b w:val="false"/>
+          <w:bCs w:val="false"/>
+          <w:sz w:val="32"/>
+          <w:szCs w:val="32"/>
+        </w:rPr>
+        <w:t>a. Một siêu khóa bất kỳ.</w:t>
+        <w:br/>
+      </w:r>
+      <w:r>
+        <w:rPr>
+          <w:rStyle w:val="Strong"/>
+          <w:rFonts w:ascii="Times New Roman" w:hAnsi="Times New Roman"/>
+          <w:b w:val="false"/>
+          <w:bCs w:val="false"/>
+          <w:color w:val="FF0000"/>
+          <w:sz w:val="32"/>
+          <w:szCs w:val="32"/>
+        </w:rPr>
+        <w:t>b. Một siêu khóa tối thiểu, không chứa thuộc tính dư thừa.</w:t>
+      </w:r>
+      <w:r>
+        <w:rPr>
+          <w:rStyle w:val="Strong"/>
+          <w:rFonts w:ascii="Times New Roman" w:hAnsi="Times New Roman"/>
+          <w:b w:val="false"/>
+          <w:bCs w:val="false"/>
+          <w:sz w:val="32"/>
+          <w:szCs w:val="32"/>
+        </w:rPr>
+        <w:br/>
+        <w:t>c. Một khóa ngoại tham chiếu đến bảng khác.</w:t>
+        <w:br/>
+        <w:t>d. Một thuộc tính có thể phân tách thành nhiều thuộc tính con.</w:t>
+      </w:r>
+    </w:p>
+    <w:p>
+      <w:pPr>
+        <w:pStyle w:val="Normal"/>
+        <w:rPr>
+          <w:rStyle w:val="Strong"/>
+          <w:rFonts w:ascii="Times New Roman" w:hAnsi="Times New Roman"/>
+          <w:b w:val="false"/>
+          <w:bCs w:val="false"/>
+          <w:sz w:val="32"/>
+          <w:szCs w:val="32"/>
+        </w:rPr>
+      </w:pPr>
+      <w:r>
+        <w:rPr/>
+      </w:r>
+    </w:p>
+    <w:p>
+      <w:pPr>
+        <w:pStyle w:val="Normal"/>
+        <w:rPr/>
+      </w:pPr>
+      <w:r>
+        <w:rPr>
+          <w:rStyle w:val="Strong"/>
+          <w:rFonts w:ascii="Times New Roman" w:hAnsi="Times New Roman"/>
+          <w:b w:val="false"/>
+          <w:bCs w:val="false"/>
+          <w:sz w:val="32"/>
+          <w:szCs w:val="32"/>
+        </w:rPr>
+        <w:t>Trong mô hình ER, mối kết hợp đệ quy (recursive relationship) là gì?</w:t>
+      </w:r>
+    </w:p>
+    <w:p>
+      <w:pPr>
+        <w:pStyle w:val="Normal"/>
+        <w:rPr/>
+      </w:pPr>
+      <w:r>
+        <w:rPr>
+          <w:rStyle w:val="Strong"/>
+          <w:rFonts w:ascii="Times New Roman" w:hAnsi="Times New Roman"/>
+          <w:b w:val="false"/>
+          <w:bCs w:val="false"/>
+          <w:sz w:val="32"/>
+          <w:szCs w:val="32"/>
+        </w:rPr>
+        <w:t>a. Mối quan hệ giữa hai loại thực thể khác nhau.</w:t>
+        <w:br/>
+      </w:r>
+      <w:r>
+        <w:rPr>
+          <w:rStyle w:val="Strong"/>
+          <w:rFonts w:ascii="Times New Roman" w:hAnsi="Times New Roman"/>
+          <w:b w:val="false"/>
+          <w:bCs w:val="false"/>
+          <w:color w:val="FF0000"/>
+          <w:sz w:val="32"/>
+          <w:szCs w:val="32"/>
+        </w:rPr>
+        <w:t>b. Mối quan hệ mà một thực thể có thể tham gia liên kết với chính nó.</w:t>
+      </w:r>
+      <w:r>
+        <w:rPr>
+          <w:rStyle w:val="Strong"/>
+          <w:rFonts w:ascii="Times New Roman" w:hAnsi="Times New Roman"/>
+          <w:b w:val="false"/>
+          <w:bCs w:val="false"/>
+          <w:sz w:val="32"/>
+          <w:szCs w:val="32"/>
+        </w:rPr>
+        <w:br/>
+        <w:t>c. Mối quan hệ giữa một thực thể mạnh và một thực thể yếu.</w:t>
+        <w:br/>
+        <w:t>d. Mối quan hệ giữa các thuộc tính trong cùng một thực thể.</w:t>
+      </w:r>
+    </w:p>
+    <w:p>
+      <w:pPr>
+        <w:pStyle w:val="Normal"/>
+        <w:rPr>
+          <w:rStyle w:val="Strong"/>
+          <w:rFonts w:ascii="Times New Roman" w:hAnsi="Times New Roman"/>
+          <w:b w:val="false"/>
+          <w:bCs w:val="false"/>
+          <w:sz w:val="32"/>
+          <w:szCs w:val="32"/>
+        </w:rPr>
+      </w:pPr>
+      <w:r>
+        <w:rPr/>
+      </w:r>
+    </w:p>
+    <w:p>
+      <w:pPr>
+        <w:pStyle w:val="Normal"/>
+        <w:rPr/>
+      </w:pPr>
+      <w:r>
+        <w:rPr>
+          <w:rStyle w:val="Strong"/>
+          <w:rFonts w:ascii="Times New Roman" w:hAnsi="Times New Roman"/>
+          <w:b w:val="false"/>
+          <w:bCs w:val="false"/>
+          <w:sz w:val="32"/>
+          <w:szCs w:val="32"/>
+        </w:rPr>
+        <w:t>Trong kiến trúc 3 mức, tính độc lập logic của dữ liệu (logical data independence) có nghĩa là:</w:t>
+      </w:r>
+    </w:p>
+    <w:p>
+      <w:pPr>
+        <w:pStyle w:val="Normal"/>
+        <w:rPr/>
+      </w:pPr>
+      <w:r>
+        <w:rPr>
+          <w:rStyle w:val="Strong"/>
+          <w:rFonts w:ascii="Times New Roman" w:hAnsi="Times New Roman"/>
+          <w:b w:val="false"/>
+          <w:bCs w:val="false"/>
+          <w:sz w:val="32"/>
+          <w:szCs w:val="32"/>
+        </w:rPr>
+        <w:t xml:space="preserve">a. Có thể thay đổi cách lưu trữ vật lý mà không ảnh hưởng đến mức quan niệm. </w:t>
+      </w:r>
+      <w:r>
+        <w:rPr>
+          <w:rStyle w:val="Strong"/>
+          <w:rFonts w:ascii="Times New Roman" w:hAnsi="Times New Roman"/>
+          <w:b w:val="false"/>
+          <w:bCs w:val="false"/>
+          <w:color w:val="FF8000"/>
+          <w:sz w:val="32"/>
+          <w:szCs w:val="32"/>
+        </w:rPr>
+        <w:t xml:space="preserve">độc lập vật lý </w:t>
+      </w:r>
+      <w:r>
+        <w:rPr>
+          <w:rStyle w:val="Strong"/>
+          <w:rFonts w:ascii="Times New Roman" w:hAnsi="Times New Roman"/>
+          <w:b w:val="false"/>
+          <w:bCs w:val="false"/>
+          <w:sz w:val="32"/>
+          <w:szCs w:val="32"/>
+        </w:rPr>
+        <w:br/>
+      </w:r>
+      <w:r>
+        <w:rPr>
+          <w:rStyle w:val="Strong"/>
+          <w:rFonts w:ascii="Times New Roman" w:hAnsi="Times New Roman"/>
+          <w:b w:val="false"/>
+          <w:bCs w:val="false"/>
+          <w:color w:val="FF0000"/>
+          <w:sz w:val="32"/>
+          <w:szCs w:val="32"/>
+        </w:rPr>
+        <w:t>b. Có thể thay đổi lược đồ quan niệm mà không ảnh hưởng đến mức ngoài.</w:t>
+      </w:r>
+      <w:r>
+        <w:rPr>
+          <w:rStyle w:val="Strong"/>
+          <w:rFonts w:ascii="Times New Roman" w:hAnsi="Times New Roman"/>
+          <w:b w:val="false"/>
+          <w:bCs w:val="false"/>
+          <w:sz w:val="32"/>
+          <w:szCs w:val="32"/>
+        </w:rPr>
+        <w:br/>
+        <w:t>c. Có thể thay đổi miền giá trị của thuộc tính mà không ảnh hưởng đến dữ liệu.</w:t>
+        <w:br/>
+        <w:t>d. Có thể thay đổi khóa chính mà không ảnh hưởng đến khóa ngoại.</w:t>
+      </w:r>
+    </w:p>
+    <w:p>
+      <w:pPr>
+        <w:pStyle w:val="Normal"/>
+        <w:rPr>
+          <w:rStyle w:val="Strong"/>
+          <w:rFonts w:ascii="Times New Roman" w:hAnsi="Times New Roman"/>
+          <w:b w:val="false"/>
+          <w:bCs w:val="false"/>
+          <w:sz w:val="32"/>
+          <w:szCs w:val="32"/>
+        </w:rPr>
+      </w:pPr>
+      <w:r>
+        <w:rPr/>
+      </w:r>
+    </w:p>
+    <w:p>
+      <w:pPr>
+        <w:pStyle w:val="Normal"/>
+        <w:rPr>
+          <w:rStyle w:val="Strong"/>
+          <w:rFonts w:ascii="Times New Roman" w:hAnsi="Times New Roman"/>
+          <w:b w:val="false"/>
+          <w:bCs w:val="false"/>
+          <w:sz w:val="32"/>
+          <w:szCs w:val="32"/>
+        </w:rPr>
+      </w:pPr>
+      <w:r>
+        <w:rPr/>
+      </w:r>
+    </w:p>
+    <w:p>
+      <w:pPr>
+        <w:pStyle w:val="Normal"/>
+        <w:rPr/>
+      </w:pPr>
+      <w:r>
+        <w:rPr>
+          <w:rStyle w:val="Strong"/>
+          <w:rFonts w:ascii="Times New Roman" w:hAnsi="Times New Roman"/>
+          <w:b w:val="false"/>
+          <w:bCs w:val="false"/>
+          <w:sz w:val="32"/>
+          <w:szCs w:val="32"/>
+        </w:rPr>
+        <w:t>Trong mô hình dữ liệu quan hệ, ràng buộc toàn vẹn tham chiếu (referential integrity) đảm bảo rằng:</w:t>
+      </w:r>
+    </w:p>
+    <w:p>
+      <w:pPr>
+        <w:pStyle w:val="Normal"/>
+        <w:rPr/>
+      </w:pPr>
+      <w:r>
+        <w:rPr>
+          <w:rStyle w:val="Strong"/>
+          <w:rFonts w:ascii="Times New Roman" w:hAnsi="Times New Roman"/>
+          <w:b w:val="false"/>
+          <w:bCs w:val="false"/>
+          <w:sz w:val="32"/>
+          <w:szCs w:val="32"/>
+        </w:rPr>
+        <w:t>a. Khóa chính luôn duy nhất và khác NULL.</w:t>
+        <w:br/>
+      </w:r>
+      <w:r>
+        <w:rPr>
+          <w:rStyle w:val="Strong"/>
+          <w:rFonts w:ascii="Times New Roman" w:hAnsi="Times New Roman"/>
+          <w:b w:val="false"/>
+          <w:bCs w:val="false"/>
+          <w:color w:val="FF0000"/>
+          <w:sz w:val="32"/>
+          <w:szCs w:val="32"/>
+        </w:rPr>
+        <w:t>b. Mỗi giá trị khóa ngoại trong bảng con phải tồn tại trong khóa chính của bảng cha.</w:t>
+      </w:r>
+      <w:r>
+        <w:rPr>
+          <w:rStyle w:val="Strong"/>
+          <w:rFonts w:ascii="Times New Roman" w:hAnsi="Times New Roman"/>
+          <w:b w:val="false"/>
+          <w:bCs w:val="false"/>
+          <w:sz w:val="32"/>
+          <w:szCs w:val="32"/>
+        </w:rPr>
+        <w:br/>
+        <w:t>c. Mỗi giá trị thuộc tính đều phải thuộc đúng miền xác định.</w:t>
+        <w:br/>
+        <w:t>d. Dữ liệu phải tuân theo quy tắc nghiệp vụ cụ thể.</w:t>
+      </w:r>
+    </w:p>
+    <w:p>
+      <w:pPr>
+        <w:pStyle w:val="Normal"/>
+        <w:rPr>
+          <w:rStyle w:val="Strong"/>
+          <w:rFonts w:ascii="Times New Roman" w:hAnsi="Times New Roman"/>
+          <w:b w:val="false"/>
+          <w:bCs w:val="false"/>
+          <w:sz w:val="32"/>
+          <w:szCs w:val="32"/>
+        </w:rPr>
+      </w:pPr>
+      <w:r>
+        <w:rPr/>
+      </w:r>
+    </w:p>
+    <w:p>
+      <w:pPr>
+        <w:pStyle w:val="Normal"/>
+        <w:rPr/>
+      </w:pPr>
+      <w:r>
+        <w:rPr>
+          <w:rStyle w:val="Strong"/>
+          <w:rFonts w:ascii="Times New Roman" w:hAnsi="Times New Roman"/>
+          <w:b w:val="false"/>
+          <w:bCs w:val="false"/>
+          <w:sz w:val="32"/>
+          <w:szCs w:val="32"/>
+        </w:rPr>
+        <w:t>Trong mô hình ER, thuộc tính đa trị (multivalued attribute) của một thực thể được xử lý trong mô hình quan hệ bằng cách nào?</w:t>
+      </w:r>
+    </w:p>
+    <w:p>
+      <w:pPr>
+        <w:pStyle w:val="Normal"/>
+        <w:rPr/>
+      </w:pPr>
+      <w:r>
+        <w:rPr>
+          <w:rStyle w:val="Strong"/>
+          <w:rFonts w:ascii="Times New Roman" w:hAnsi="Times New Roman"/>
+          <w:b w:val="false"/>
+          <w:bCs w:val="false"/>
+          <w:sz w:val="32"/>
+          <w:szCs w:val="32"/>
+        </w:rPr>
+        <w:t>a. Chuyển trực tiếp thành một cột trong bảng chính.</w:t>
+        <w:br/>
+      </w:r>
+      <w:r>
+        <w:rPr>
+          <w:rStyle w:val="Strong"/>
+          <w:rFonts w:ascii="Times New Roman" w:hAnsi="Times New Roman"/>
+          <w:b w:val="false"/>
+          <w:bCs w:val="false"/>
+          <w:color w:val="FF0000"/>
+          <w:sz w:val="32"/>
+          <w:szCs w:val="32"/>
+        </w:rPr>
+        <w:t>b. Biểu diễn thành một bảng riêng, liên kết với thực thể gốc bằng khóa ngoại.</w:t>
+      </w:r>
+      <w:r>
+        <w:rPr>
+          <w:rStyle w:val="Strong"/>
+          <w:rFonts w:ascii="Times New Roman" w:hAnsi="Times New Roman"/>
+          <w:b w:val="false"/>
+          <w:bCs w:val="false"/>
+          <w:sz w:val="32"/>
+          <w:szCs w:val="32"/>
+        </w:rPr>
+        <w:br/>
+        <w:t>c. Gộp tất cả giá trị vào một cột dạng chuỗi.</w:t>
+        <w:br/>
+        <w:t>d. Loại bỏ vì không thể biểu diễn trong mô hình quan hệ.</w:t>
+      </w:r>
+    </w:p>
+    <w:p>
+      <w:pPr>
+        <w:pStyle w:val="Normal"/>
+        <w:rPr>
+          <w:rStyle w:val="Strong"/>
+          <w:rFonts w:ascii="Times New Roman" w:hAnsi="Times New Roman"/>
+          <w:b w:val="false"/>
+          <w:bCs w:val="false"/>
+          <w:sz w:val="32"/>
+          <w:szCs w:val="32"/>
+        </w:rPr>
+      </w:pPr>
+      <w:r>
+        <w:rPr/>
+      </w:r>
+    </w:p>
+    <w:p>
+      <w:pPr>
+        <w:pStyle w:val="Normal"/>
+        <w:rPr/>
+      </w:pPr>
+      <w:r>
+        <w:rPr>
+          <w:rStyle w:val="Strong"/>
+          <w:rFonts w:ascii="Times New Roman" w:hAnsi="Times New Roman"/>
+          <w:b w:val="false"/>
+          <w:bCs w:val="false"/>
+          <w:sz w:val="32"/>
+          <w:szCs w:val="32"/>
+        </w:rPr>
+        <w:t>Trong mô hình dữ liệu quan hệ, khóa chính (primary key) khác với khóa ứng viên (candidate key) ở điểm nào?</w:t>
+      </w:r>
+    </w:p>
+    <w:p>
+      <w:pPr>
+        <w:pStyle w:val="Normal"/>
+        <w:rPr/>
+      </w:pPr>
+      <w:r>
+        <w:rPr>
+          <w:rStyle w:val="Strong"/>
+          <w:rFonts w:ascii="Times New Roman" w:hAnsi="Times New Roman"/>
+          <w:b w:val="false"/>
+          <w:bCs w:val="false"/>
+          <w:sz w:val="32"/>
+          <w:szCs w:val="32"/>
+        </w:rPr>
+        <w:t>a. Khóa ứng viên có thể NULL, khóa chính thì không.</w:t>
+        <w:br/>
+      </w:r>
+      <w:r>
+        <w:rPr>
+          <w:rStyle w:val="Strong"/>
+          <w:rFonts w:ascii="Times New Roman" w:hAnsi="Times New Roman"/>
+          <w:b w:val="false"/>
+          <w:bCs w:val="false"/>
+          <w:color w:val="FF0000"/>
+          <w:sz w:val="32"/>
+          <w:szCs w:val="32"/>
+        </w:rPr>
+        <w:t>b. Khóa chính là một khóa ứng viên được chọn để đại diện.</w:t>
+      </w:r>
+      <w:r>
+        <w:rPr>
+          <w:rStyle w:val="Strong"/>
+          <w:rFonts w:ascii="Times New Roman" w:hAnsi="Times New Roman"/>
+          <w:b w:val="false"/>
+          <w:bCs w:val="false"/>
+          <w:sz w:val="32"/>
+          <w:szCs w:val="32"/>
+        </w:rPr>
+        <w:br/>
+        <w:t>c. Khóa chính luôn bao gồm nhiều thuộc tính, còn khóa ứng viên thì chỉ có một.</w:t>
+        <w:br/>
+        <w:t>d. Khóa ứng viên được dùng để tham chiếu, còn khóa chính thì không.</w:t>
+      </w:r>
+    </w:p>
+    <w:p>
+      <w:pPr>
+        <w:pStyle w:val="Normal"/>
+        <w:rPr>
+          <w:rStyle w:val="Strong"/>
+          <w:rFonts w:ascii="Times New Roman" w:hAnsi="Times New Roman"/>
+          <w:b w:val="false"/>
+          <w:bCs w:val="false"/>
+          <w:sz w:val="32"/>
+          <w:szCs w:val="32"/>
+        </w:rPr>
+      </w:pPr>
+      <w:r>
+        <w:rPr/>
+      </w:r>
+    </w:p>
+    <w:p>
+      <w:pPr>
+        <w:pStyle w:val="Normal"/>
+        <w:rPr/>
+      </w:pPr>
+      <w:r>
+        <w:rPr>
+          <w:rStyle w:val="Strong"/>
+          <w:rFonts w:ascii="Times New Roman" w:hAnsi="Times New Roman"/>
+          <w:b w:val="false"/>
+          <w:bCs w:val="false"/>
+          <w:sz w:val="32"/>
+          <w:szCs w:val="32"/>
+        </w:rPr>
+        <w:t>Trong sơ đồ ER, mối kết hợp 1-1 (one-to-one) có nghĩa là gì?</w:t>
+      </w:r>
+    </w:p>
+    <w:p>
+      <w:pPr>
+        <w:pStyle w:val="Normal"/>
+        <w:rPr/>
+      </w:pPr>
+      <w:r>
+        <w:rPr>
+          <w:rStyle w:val="Strong"/>
+          <w:rFonts w:ascii="Times New Roman" w:hAnsi="Times New Roman"/>
+          <w:b w:val="false"/>
+          <w:bCs w:val="false"/>
+          <w:color w:val="FF0000"/>
+          <w:sz w:val="32"/>
+          <w:szCs w:val="32"/>
+        </w:rPr>
+        <w:t>a. Một thực thể ở tập A chỉ quan hệ với duy nhất một thực thể ở tập B và ngược lại.</w:t>
+      </w:r>
+      <w:r>
+        <w:rPr>
+          <w:rStyle w:val="Strong"/>
+          <w:rFonts w:ascii="Times New Roman" w:hAnsi="Times New Roman"/>
+          <w:b w:val="false"/>
+          <w:bCs w:val="false"/>
+          <w:sz w:val="32"/>
+          <w:szCs w:val="32"/>
+        </w:rPr>
+        <w:br/>
+        <w:t>b. Một thực thể ở tập A có thể quan hệ với nhiều thực thể ở tập B, nhưng mỗi B chỉ quan hệ với một A.</w:t>
+        <w:br/>
+        <w:t>c. Mỗi thực thể ở tập A có thể quan hệ với nhiều thực thể ở tập B và ngược lại.</w:t>
+        <w:br/>
+        <w:t>d. Một thực thể ở tập A có thể không tham gia quan hệ nào với tập B.</w:t>
+      </w:r>
+    </w:p>
+    <w:p>
+      <w:pPr>
+        <w:pStyle w:val="Normal"/>
+        <w:rPr>
+          <w:rStyle w:val="Strong"/>
+          <w:rFonts w:ascii="Times New Roman" w:hAnsi="Times New Roman"/>
+          <w:b w:val="false"/>
+          <w:bCs w:val="false"/>
+          <w:sz w:val="32"/>
+          <w:szCs w:val="32"/>
+        </w:rPr>
+      </w:pPr>
+      <w:r>
+        <w:rPr/>
+      </w:r>
+    </w:p>
+    <w:p>
+      <w:pPr>
+        <w:pStyle w:val="Normal"/>
+        <w:rPr>
+          <w:rStyle w:val="Strong"/>
+          <w:rFonts w:ascii="Times New Roman" w:hAnsi="Times New Roman"/>
+          <w:b w:val="false"/>
+          <w:bCs w:val="false"/>
+          <w:sz w:val="32"/>
+          <w:szCs w:val="32"/>
+        </w:rPr>
+      </w:pPr>
+      <w:r>
+        <w:rPr/>
+      </w:r>
+    </w:p>
+    <w:p>
+      <w:pPr>
+        <w:pStyle w:val="Normal"/>
+        <w:rPr>
+          <w:rStyle w:val="Strong"/>
+          <w:rFonts w:ascii="Times New Roman" w:hAnsi="Times New Roman"/>
+          <w:b w:val="false"/>
+          <w:bCs w:val="false"/>
+          <w:sz w:val="32"/>
+          <w:szCs w:val="32"/>
+        </w:rPr>
+      </w:pPr>
+      <w:r>
+        <w:rPr/>
+      </w:r>
+    </w:p>
+    <w:p>
+      <w:pPr>
+        <w:pStyle w:val="Normal"/>
+        <w:rPr>
+          <w:rStyle w:val="Strong"/>
+          <w:rFonts w:ascii="Times New Roman" w:hAnsi="Times New Roman"/>
+          <w:b w:val="false"/>
+          <w:bCs w:val="false"/>
+          <w:sz w:val="32"/>
+          <w:szCs w:val="32"/>
+        </w:rPr>
+      </w:pPr>
+      <w:r>
+        <w:rPr/>
+      </w:r>
+    </w:p>
+    <w:p>
+      <w:pPr>
+        <w:pStyle w:val="Normal"/>
+        <w:rPr>
+          <w:rStyle w:val="Strong"/>
+          <w:rFonts w:ascii="Times New Roman" w:hAnsi="Times New Roman"/>
+          <w:b w:val="false"/>
+          <w:bCs w:val="false"/>
+          <w:sz w:val="32"/>
+          <w:szCs w:val="32"/>
+        </w:rPr>
+      </w:pPr>
+      <w:r>
+        <w:rPr/>
+      </w:r>
+    </w:p>
+    <w:p>
+      <w:pPr>
+        <w:pStyle w:val="Normal"/>
+        <w:rPr/>
+      </w:pPr>
+      <w:r>
+        <w:rPr>
+          <w:rStyle w:val="Strong"/>
+          <w:rFonts w:ascii="Times New Roman" w:hAnsi="Times New Roman"/>
+          <w:b w:val="false"/>
+          <w:bCs w:val="false"/>
+          <w:sz w:val="32"/>
+          <w:szCs w:val="32"/>
+        </w:rPr>
+        <w:t>Trong kiến trúc CSDL, mức trong (internal/physical level) mô tả điều gì?</w:t>
+      </w:r>
+    </w:p>
+    <w:p>
+      <w:pPr>
+        <w:pStyle w:val="Normal"/>
+        <w:rPr/>
+      </w:pPr>
+      <w:r>
+        <w:rPr>
+          <w:rStyle w:val="Strong"/>
+          <w:rFonts w:ascii="Times New Roman" w:hAnsi="Times New Roman"/>
+          <w:b w:val="false"/>
+          <w:bCs w:val="false"/>
+          <w:sz w:val="32"/>
+          <w:szCs w:val="32"/>
+        </w:rPr>
+        <w:t>a. Cách dữ liệu được biểu diễn cho từng nhóm người dùng.</w:t>
+        <w:br/>
+        <w:t>b. Cấu trúc logic toàn bộ CSDL và các mối quan hệ.</w:t>
+        <w:br/>
+      </w:r>
+      <w:r>
+        <w:rPr>
+          <w:rStyle w:val="Strong"/>
+          <w:rFonts w:ascii="Times New Roman" w:hAnsi="Times New Roman"/>
+          <w:b w:val="false"/>
+          <w:bCs w:val="false"/>
+          <w:color w:val="FF0000"/>
+          <w:sz w:val="32"/>
+          <w:szCs w:val="32"/>
+        </w:rPr>
+        <w:t>c. Cách dữ liệu được lưu trữ trên bộ nhớ vật lý.</w:t>
+      </w:r>
+      <w:r>
+        <w:rPr>
+          <w:rStyle w:val="Strong"/>
+          <w:rFonts w:ascii="Times New Roman" w:hAnsi="Times New Roman"/>
+          <w:b w:val="false"/>
+          <w:bCs w:val="false"/>
+          <w:sz w:val="32"/>
+          <w:szCs w:val="32"/>
+        </w:rPr>
+        <w:br/>
+        <w:t>d. Cách ánh xạ giữa mức quan niệm và mức ngoài.</w:t>
+      </w:r>
+    </w:p>
+    <w:p>
+      <w:pPr>
+        <w:pStyle w:val="Normal"/>
+        <w:rPr>
+          <w:rStyle w:val="Strong"/>
+          <w:rFonts w:ascii="Times New Roman" w:hAnsi="Times New Roman"/>
+          <w:b w:val="false"/>
+          <w:bCs w:val="false"/>
+          <w:sz w:val="32"/>
+          <w:szCs w:val="32"/>
+        </w:rPr>
+      </w:pPr>
+      <w:r>
+        <w:rPr/>
+      </w:r>
+    </w:p>
+    <w:p>
+      <w:pPr>
+        <w:pStyle w:val="Normal"/>
+        <w:rPr/>
+      </w:pPr>
+      <w:r>
+        <w:rPr>
+          <w:rStyle w:val="Strong"/>
+          <w:rFonts w:ascii="Times New Roman" w:hAnsi="Times New Roman"/>
+          <w:b w:val="false"/>
+          <w:bCs w:val="false"/>
+          <w:sz w:val="32"/>
+          <w:szCs w:val="32"/>
+        </w:rPr>
+        <w:t>Trong mô hình dữ liệu quan hệ, ràng buộc toàn vẹn (integrity constraints) có vai trò chính là gì?</w:t>
+      </w:r>
+    </w:p>
+    <w:p>
+      <w:pPr>
+        <w:pStyle w:val="Normal"/>
+        <w:rPr/>
+      </w:pPr>
+      <w:r>
+        <w:rPr>
+          <w:rStyle w:val="Strong"/>
+          <w:rFonts w:ascii="Times New Roman" w:hAnsi="Times New Roman"/>
+          <w:b w:val="false"/>
+          <w:bCs w:val="false"/>
+          <w:sz w:val="32"/>
+          <w:szCs w:val="32"/>
+        </w:rPr>
+        <w:t>a. Tăng tốc độ truy vấn dữ liệu.</w:t>
+        <w:br/>
+      </w:r>
+      <w:r>
+        <w:rPr>
+          <w:rStyle w:val="Strong"/>
+          <w:rFonts w:ascii="Times New Roman" w:hAnsi="Times New Roman"/>
+          <w:b w:val="false"/>
+          <w:bCs w:val="false"/>
+          <w:color w:val="FF0000"/>
+          <w:sz w:val="32"/>
+          <w:szCs w:val="32"/>
+        </w:rPr>
+        <w:t>b. Đảm bảo tính đúng đắn và nhất quán của dữ liệu.</w:t>
+      </w:r>
+      <w:r>
+        <w:rPr>
+          <w:rStyle w:val="Strong"/>
+          <w:rFonts w:ascii="Times New Roman" w:hAnsi="Times New Roman"/>
+          <w:b w:val="false"/>
+          <w:bCs w:val="false"/>
+          <w:sz w:val="32"/>
+          <w:szCs w:val="32"/>
+        </w:rPr>
+        <w:br/>
+        <w:t>c. Giảm dung lượng lưu trữ dữ liệu.</w:t>
+        <w:br/>
+        <w:t>d. Cho phép nhiều người dùng truy cập đồng thời.</w:t>
+      </w:r>
+    </w:p>
+    <w:p>
+      <w:pPr>
+        <w:pStyle w:val="Normal"/>
+        <w:rPr>
+          <w:rStyle w:val="Strong"/>
+          <w:rFonts w:ascii="Times New Roman" w:hAnsi="Times New Roman"/>
+          <w:b w:val="false"/>
+          <w:bCs w:val="false"/>
+          <w:sz w:val="32"/>
+          <w:szCs w:val="32"/>
+        </w:rPr>
+      </w:pPr>
+      <w:r>
+        <w:rPr/>
+      </w:r>
+    </w:p>
+    <w:p>
+      <w:pPr>
+        <w:pStyle w:val="Normal"/>
+        <w:rPr/>
+      </w:pPr>
+      <w:r>
+        <w:rPr>
+          <w:rStyle w:val="Strong"/>
+          <w:rFonts w:ascii="Times New Roman" w:hAnsi="Times New Roman"/>
+          <w:b w:val="false"/>
+          <w:bCs w:val="false"/>
+          <w:sz w:val="32"/>
+          <w:szCs w:val="32"/>
+        </w:rPr>
+        <w:t>Trong mô hình ER, tập thực thể (entity set) là gì?</w:t>
+      </w:r>
+    </w:p>
+    <w:p>
+      <w:pPr>
+        <w:pStyle w:val="Normal"/>
+        <w:rPr/>
+      </w:pPr>
+      <w:r>
+        <w:rPr>
+          <w:rStyle w:val="Strong"/>
+          <w:rFonts w:ascii="Times New Roman" w:hAnsi="Times New Roman"/>
+          <w:b w:val="false"/>
+          <w:bCs w:val="false"/>
+          <w:sz w:val="32"/>
+          <w:szCs w:val="32"/>
+        </w:rPr>
+        <w:t>a. Một bộ dữ liệu cụ thể mô tả đối tượng thực tế.</w:t>
+        <w:br/>
+      </w:r>
+      <w:r>
+        <w:rPr>
+          <w:rStyle w:val="Strong"/>
+          <w:rFonts w:ascii="Times New Roman" w:hAnsi="Times New Roman"/>
+          <w:b w:val="false"/>
+          <w:bCs w:val="false"/>
+          <w:color w:val="FF0000"/>
+          <w:sz w:val="32"/>
+          <w:szCs w:val="32"/>
+        </w:rPr>
+        <w:t>b. Tập hợp các thực thể cùng loại, có chung thuộc tính.</w:t>
+      </w:r>
+      <w:r>
+        <w:rPr>
+          <w:rStyle w:val="Strong"/>
+          <w:rFonts w:ascii="Times New Roman" w:hAnsi="Times New Roman"/>
+          <w:b w:val="false"/>
+          <w:bCs w:val="false"/>
+          <w:sz w:val="32"/>
+          <w:szCs w:val="32"/>
+        </w:rPr>
+        <w:br/>
+        <w:t>c. Một thuộc tính có thể phân biệt duy nhất thực thể.</w:t>
+        <w:br/>
+        <w:t>d. Một mối quan hệ giữa hai hay nhiều thực thể.</w:t>
+      </w:r>
+    </w:p>
+    <w:p>
+      <w:pPr>
+        <w:pStyle w:val="Normal"/>
+        <w:rPr>
+          <w:rStyle w:val="Strong"/>
+          <w:rFonts w:ascii="Times New Roman" w:hAnsi="Times New Roman"/>
+          <w:b w:val="false"/>
+          <w:bCs w:val="false"/>
+          <w:sz w:val="32"/>
+          <w:szCs w:val="32"/>
+        </w:rPr>
+      </w:pPr>
+      <w:r>
+        <w:rPr/>
+      </w:r>
+    </w:p>
+    <w:p>
+      <w:pPr>
+        <w:pStyle w:val="Normal"/>
+        <w:rPr/>
+      </w:pPr>
+      <w:r>
+        <w:rPr>
+          <w:rStyle w:val="Strong"/>
+          <w:rFonts w:ascii="Times New Roman" w:hAnsi="Times New Roman"/>
+          <w:b w:val="false"/>
+          <w:bCs w:val="false"/>
+          <w:sz w:val="32"/>
+          <w:szCs w:val="32"/>
+        </w:rPr>
+        <w:t>Trong kiến trúc 3 mức, mục tiêu chính của việc tách biệt các mức là gì?</w:t>
+      </w:r>
+    </w:p>
+    <w:p>
+      <w:pPr>
+        <w:pStyle w:val="Normal"/>
+        <w:rPr/>
+      </w:pPr>
+      <w:r>
+        <w:rPr>
+          <w:rStyle w:val="Strong"/>
+          <w:rFonts w:ascii="Times New Roman" w:hAnsi="Times New Roman"/>
+          <w:b w:val="false"/>
+          <w:bCs w:val="false"/>
+          <w:sz w:val="32"/>
+          <w:szCs w:val="32"/>
+        </w:rPr>
+        <w:t>a. Giảm dung lượng lưu trữ dữ liệu.</w:t>
+        <w:br/>
+      </w:r>
+      <w:r>
+        <w:rPr>
+          <w:rStyle w:val="Strong"/>
+          <w:rFonts w:ascii="Times New Roman" w:hAnsi="Times New Roman"/>
+          <w:b w:val="false"/>
+          <w:bCs w:val="false"/>
+          <w:color w:val="FF0000"/>
+          <w:sz w:val="32"/>
+          <w:szCs w:val="32"/>
+        </w:rPr>
+        <w:t>b. Đảm bảo tính độc lập dữ liệu giữa các mức.</w:t>
+      </w:r>
+      <w:r>
+        <w:rPr>
+          <w:rStyle w:val="Strong"/>
+          <w:rFonts w:ascii="Times New Roman" w:hAnsi="Times New Roman"/>
+          <w:b w:val="false"/>
+          <w:bCs w:val="false"/>
+          <w:sz w:val="32"/>
+          <w:szCs w:val="32"/>
+        </w:rPr>
+        <w:br/>
+        <w:t>c. Tăng tốc độ thực thi truy vấn SQL.</w:t>
+        <w:br/>
+        <w:t>d. Giúp tất cả người dùng nhìn thấy toàn bộ dữ liệu như nhau.</w:t>
+      </w:r>
+    </w:p>
+    <w:p>
+      <w:pPr>
+        <w:pStyle w:val="Normal"/>
+        <w:rPr>
+          <w:rStyle w:val="Strong"/>
+          <w:rFonts w:ascii="Times New Roman" w:hAnsi="Times New Roman"/>
+          <w:b w:val="false"/>
+          <w:bCs w:val="false"/>
+          <w:sz w:val="32"/>
+          <w:szCs w:val="32"/>
+        </w:rPr>
+      </w:pPr>
+      <w:r>
+        <w:rPr/>
+      </w:r>
+    </w:p>
+    <w:p>
+      <w:pPr>
+        <w:pStyle w:val="Normal"/>
+        <w:rPr/>
+      </w:pPr>
+      <w:r>
+        <w:rPr>
+          <w:rStyle w:val="Strong"/>
+          <w:rFonts w:ascii="Times New Roman" w:hAnsi="Times New Roman"/>
+          <w:b w:val="false"/>
+          <w:bCs w:val="false"/>
+          <w:sz w:val="32"/>
+          <w:szCs w:val="32"/>
+        </w:rPr>
+        <w:t>Trong mô hình dữ liệu quan hệ, một bộ (tuple) là gì?</w:t>
+      </w:r>
+    </w:p>
+    <w:p>
+      <w:pPr>
+        <w:pStyle w:val="Normal"/>
+        <w:rPr/>
+      </w:pPr>
+      <w:r>
+        <w:rPr>
+          <w:rStyle w:val="Strong"/>
+          <w:rFonts w:ascii="Times New Roman" w:hAnsi="Times New Roman"/>
+          <w:b w:val="false"/>
+          <w:bCs w:val="false"/>
+          <w:sz w:val="32"/>
+          <w:szCs w:val="32"/>
+        </w:rPr>
+        <w:t>a. Một cột (thuộc tính) trong bảng.</w:t>
+        <w:br/>
+      </w:r>
+      <w:r>
+        <w:rPr>
+          <w:rStyle w:val="Strong"/>
+          <w:rFonts w:ascii="Times New Roman" w:hAnsi="Times New Roman"/>
+          <w:b w:val="false"/>
+          <w:bCs w:val="false"/>
+          <w:color w:val="FF0000"/>
+          <w:sz w:val="32"/>
+          <w:szCs w:val="32"/>
+        </w:rPr>
+        <w:t>b. Một hàng (record) trong bảng.</w:t>
+      </w:r>
+      <w:r>
+        <w:rPr>
+          <w:rStyle w:val="Strong"/>
+          <w:rFonts w:ascii="Times New Roman" w:hAnsi="Times New Roman"/>
+          <w:b w:val="false"/>
+          <w:bCs w:val="false"/>
+          <w:sz w:val="32"/>
+          <w:szCs w:val="32"/>
+        </w:rPr>
+        <w:br/>
+        <w:t>c. Toàn bộ bảng dữ liệu.</w:t>
+        <w:br/>
+        <w:t>d. Tập hợp tất cả các giá trị có thể của một thuộc tính.</w:t>
+      </w:r>
+    </w:p>
+    <w:p>
+      <w:pPr>
+        <w:pStyle w:val="Normal"/>
+        <w:rPr>
+          <w:rStyle w:val="Strong"/>
+          <w:rFonts w:ascii="Times New Roman" w:hAnsi="Times New Roman"/>
+          <w:b w:val="false"/>
+          <w:bCs w:val="false"/>
+          <w:sz w:val="32"/>
+          <w:szCs w:val="32"/>
+        </w:rPr>
+      </w:pPr>
+      <w:r>
+        <w:rPr/>
+      </w:r>
+    </w:p>
+    <w:p>
+      <w:pPr>
+        <w:pStyle w:val="Normal"/>
+        <w:rPr/>
+      </w:pPr>
+      <w:r>
+        <w:rPr>
+          <w:rStyle w:val="Strong"/>
+          <w:rFonts w:ascii="Times New Roman" w:hAnsi="Times New Roman"/>
+          <w:b w:val="false"/>
+          <w:bCs w:val="false"/>
+          <w:sz w:val="32"/>
+          <w:szCs w:val="32"/>
+        </w:rPr>
+        <w:t>Trong mô hình ER, tập kết hợp (relationship set) là gì?</w:t>
+      </w:r>
+    </w:p>
+    <w:p>
+      <w:pPr>
+        <w:pStyle w:val="Normal"/>
+        <w:rPr/>
+      </w:pPr>
+      <w:r>
+        <w:rPr>
+          <w:rStyle w:val="Strong"/>
+          <w:rFonts w:ascii="Times New Roman" w:hAnsi="Times New Roman"/>
+          <w:b w:val="false"/>
+          <w:bCs w:val="false"/>
+          <w:sz w:val="32"/>
+          <w:szCs w:val="32"/>
+        </w:rPr>
+        <w:t>a. Một tập các thực thể cùng loại.</w:t>
+        <w:br/>
+        <w:t>b. Một tập các thuộc tính mô tả thực thể.</w:t>
+        <w:br/>
+      </w:r>
+      <w:r>
+        <w:rPr>
+          <w:rStyle w:val="Strong"/>
+          <w:rFonts w:ascii="Times New Roman" w:hAnsi="Times New Roman"/>
+          <w:b w:val="false"/>
+          <w:bCs w:val="false"/>
+          <w:color w:val="FF0000"/>
+          <w:sz w:val="32"/>
+          <w:szCs w:val="32"/>
+        </w:rPr>
+        <w:t>c. Một tập các mối liên kết cùng loại giữa các tập thực thể.</w:t>
+      </w:r>
+      <w:r>
+        <w:rPr>
+          <w:rStyle w:val="Strong"/>
+          <w:rFonts w:ascii="Times New Roman" w:hAnsi="Times New Roman"/>
+          <w:b w:val="false"/>
+          <w:bCs w:val="false"/>
+          <w:sz w:val="32"/>
+          <w:szCs w:val="32"/>
+        </w:rPr>
+        <w:br/>
+        <w:t>d. Một thuộc tính đặc biệt dùng để phân biệt thực thể.</w:t>
+      </w:r>
+    </w:p>
+    <w:p>
+      <w:pPr>
+        <w:pStyle w:val="Normal"/>
+        <w:rPr/>
+      </w:pPr>
+      <w:r>
+        <w:rPr>
+          <w:rStyle w:val="Strong"/>
+          <w:rFonts w:ascii="Times New Roman" w:hAnsi="Times New Roman"/>
+          <w:b w:val="false"/>
+          <w:bCs w:val="false"/>
+          <w:sz w:val="32"/>
+          <w:szCs w:val="32"/>
+        </w:rPr>
+        <w:t>Trong mô hình dữ liệu quan hệ, miền (domain) của một thuộc tính là gì?</w:t>
+      </w:r>
+    </w:p>
+    <w:p>
+      <w:pPr>
+        <w:pStyle w:val="Normal"/>
+        <w:rPr/>
+      </w:pPr>
+      <w:r>
+        <w:rPr>
+          <w:rStyle w:val="Strong"/>
+          <w:rFonts w:ascii="Times New Roman" w:hAnsi="Times New Roman"/>
+          <w:b w:val="false"/>
+          <w:bCs w:val="false"/>
+          <w:color w:val="FF0000"/>
+          <w:sz w:val="32"/>
+          <w:szCs w:val="32"/>
+        </w:rPr>
+        <w:t>a. Tập hợp tất cả các giá trị có thể chấp nhận được của thuộc tính đó.</w:t>
+      </w:r>
+      <w:r>
+        <w:rPr>
+          <w:rStyle w:val="Strong"/>
+          <w:rFonts w:ascii="Times New Roman" w:hAnsi="Times New Roman"/>
+          <w:b w:val="false"/>
+          <w:bCs w:val="false"/>
+          <w:sz w:val="32"/>
+          <w:szCs w:val="32"/>
+        </w:rPr>
+        <w:br/>
+        <w:t>b. Tập hợp tất cả các giá trị thực tế đang có trong CSDL.</w:t>
+        <w:br/>
+        <w:t>c. Một hàng trong bảng dữ liệu.</w:t>
+        <w:br/>
+        <w:t>d. Một tập các thuộc tính mô tả thực thể.</w:t>
+      </w:r>
+    </w:p>
+    <w:p>
+      <w:pPr>
+        <w:pStyle w:val="Normal"/>
+        <w:rPr>
+          <w:rStyle w:val="Strong"/>
+          <w:rFonts w:ascii="Times New Roman" w:hAnsi="Times New Roman"/>
+          <w:b w:val="false"/>
+          <w:bCs w:val="false"/>
+          <w:sz w:val="32"/>
+          <w:szCs w:val="32"/>
+        </w:rPr>
+      </w:pPr>
+      <w:r>
+        <w:rPr/>
+      </w:r>
+    </w:p>
+    <w:p>
+      <w:pPr>
+        <w:pStyle w:val="Normal"/>
+        <w:rPr/>
+      </w:pPr>
+      <w:r>
+        <w:rPr>
+          <w:rStyle w:val="Strong"/>
+          <w:rFonts w:ascii="Times New Roman" w:hAnsi="Times New Roman"/>
+          <w:b w:val="false"/>
+          <w:bCs w:val="false"/>
+          <w:sz w:val="32"/>
+          <w:szCs w:val="32"/>
+        </w:rPr>
+        <w:t>Trong sơ đồ ER, mối kết hợp ternary (ba ngôi) là gì?</w:t>
+      </w:r>
+    </w:p>
+    <w:p>
+      <w:pPr>
+        <w:pStyle w:val="Normal"/>
+        <w:rPr/>
+      </w:pPr>
+      <w:r>
+        <w:rPr>
+          <w:rStyle w:val="Strong"/>
+          <w:rFonts w:ascii="Times New Roman" w:hAnsi="Times New Roman"/>
+          <w:b w:val="false"/>
+          <w:bCs w:val="false"/>
+          <w:color w:val="FF0000"/>
+          <w:sz w:val="32"/>
+          <w:szCs w:val="32"/>
+        </w:rPr>
+        <w:t>a. Mối quan hệ giữa ba tập thực thể.</w:t>
+      </w:r>
+      <w:r>
+        <w:rPr>
+          <w:rStyle w:val="Strong"/>
+          <w:rFonts w:ascii="Times New Roman" w:hAnsi="Times New Roman"/>
+          <w:b w:val="false"/>
+          <w:bCs w:val="false"/>
+          <w:sz w:val="32"/>
+          <w:szCs w:val="32"/>
+        </w:rPr>
+        <w:br/>
+        <w:t>b. Mối quan hệ giữa một thực thể với chính nó.</w:t>
+        <w:br/>
+        <w:t xml:space="preserve">c. Mối quan hệ giữa nhiều hơn ba tập thực thể. </w:t>
+      </w:r>
+      <w:r>
+        <w:rPr>
+          <w:rStyle w:val="Strong"/>
+          <w:rFonts w:ascii="Times New Roman" w:hAnsi="Times New Roman"/>
+          <w:b w:val="false"/>
+          <w:bCs w:val="false"/>
+          <w:color w:val="FF4000"/>
+          <w:sz w:val="32"/>
+          <w:szCs w:val="32"/>
+        </w:rPr>
+        <w:t xml:space="preserve">n-ary </w:t>
+      </w:r>
+      <w:r>
+        <w:rPr>
+          <w:rStyle w:val="Strong"/>
+          <w:rFonts w:ascii="Times New Roman" w:hAnsi="Times New Roman"/>
+          <w:b w:val="false"/>
+          <w:bCs w:val="false"/>
+          <w:sz w:val="32"/>
+          <w:szCs w:val="32"/>
+        </w:rPr>
+        <w:br/>
+        <w:t>d. Mối quan hệ giữa thuộc tính và thực thể.</w:t>
+      </w:r>
+    </w:p>
+    <w:p>
+      <w:pPr>
+        <w:pStyle w:val="Normal"/>
+        <w:rPr>
+          <w:rStyle w:val="Strong"/>
+          <w:rFonts w:ascii="Times New Roman" w:hAnsi="Times New Roman"/>
+          <w:b w:val="false"/>
+          <w:bCs w:val="false"/>
+          <w:sz w:val="32"/>
+          <w:szCs w:val="32"/>
+        </w:rPr>
+      </w:pPr>
+      <w:r>
+        <w:rPr/>
+      </w:r>
+    </w:p>
+    <w:p>
+      <w:pPr>
+        <w:pStyle w:val="Normal"/>
+        <w:rPr/>
+      </w:pPr>
+      <w:r>
+        <w:rPr>
+          <w:rStyle w:val="Strong"/>
+          <w:rFonts w:ascii="Times New Roman" w:hAnsi="Times New Roman"/>
+          <w:b w:val="false"/>
+          <w:bCs w:val="false"/>
+          <w:sz w:val="32"/>
+          <w:szCs w:val="32"/>
+        </w:rPr>
+        <w:t>Trong mô hình dữ liệu quan hệ, lược đồ quan hệ (relation schema) bao gồm những gì?</w:t>
+      </w:r>
+    </w:p>
+    <w:p>
+      <w:pPr>
+        <w:pStyle w:val="Normal"/>
+        <w:rPr/>
+      </w:pPr>
+      <w:r>
+        <w:rPr>
+          <w:rStyle w:val="Strong"/>
+          <w:rFonts w:ascii="Times New Roman" w:hAnsi="Times New Roman"/>
+          <w:b w:val="false"/>
+          <w:bCs w:val="false"/>
+          <w:sz w:val="32"/>
+          <w:szCs w:val="32"/>
+        </w:rPr>
+        <w:t>a. Tập hợp tất cả các bộ (tuple) trong quan hệ.</w:t>
+        <w:br/>
+      </w:r>
+      <w:r>
+        <w:rPr>
+          <w:rStyle w:val="Strong"/>
+          <w:rFonts w:ascii="Times New Roman" w:hAnsi="Times New Roman"/>
+          <w:b w:val="false"/>
+          <w:bCs w:val="false"/>
+          <w:color w:val="FF0000"/>
+          <w:sz w:val="32"/>
+          <w:szCs w:val="32"/>
+        </w:rPr>
+        <w:t>b. Tên quan hệ và tập thuộc tính của quan hệ đó.</w:t>
+      </w:r>
+      <w:r>
+        <w:rPr>
+          <w:rStyle w:val="Strong"/>
+          <w:rFonts w:ascii="Times New Roman" w:hAnsi="Times New Roman"/>
+          <w:b w:val="false"/>
+          <w:bCs w:val="false"/>
+          <w:sz w:val="32"/>
+          <w:szCs w:val="32"/>
+        </w:rPr>
+        <w:br/>
+        <w:t>c. Tập hợp các giá trị hiện tại của một bảng.</w:t>
+        <w:br/>
+        <w:t>d. Các chỉ mục và cách dữ liệu được lưu trữ.</w:t>
+      </w:r>
+    </w:p>
+    <w:p>
+      <w:pPr>
+        <w:pStyle w:val="Normal"/>
+        <w:rPr>
+          <w:rStyle w:val="Strong"/>
+          <w:rFonts w:ascii="Times New Roman" w:hAnsi="Times New Roman"/>
+          <w:b w:val="false"/>
+          <w:bCs w:val="false"/>
+          <w:sz w:val="32"/>
+          <w:szCs w:val="32"/>
+        </w:rPr>
+      </w:pPr>
+      <w:r>
+        <w:rPr/>
+      </w:r>
+    </w:p>
+    <w:p>
+      <w:pPr>
+        <w:pStyle w:val="Normal"/>
+        <w:rPr/>
+      </w:pPr>
+      <w:r>
+        <w:rPr>
+          <w:rStyle w:val="Strong"/>
+          <w:rFonts w:ascii="Times New Roman" w:hAnsi="Times New Roman"/>
+          <w:b w:val="false"/>
+          <w:bCs w:val="false"/>
+          <w:sz w:val="32"/>
+          <w:szCs w:val="32"/>
+        </w:rPr>
+        <w:t>Trong mô hình ER, thuộc tính khóa của thực thể yếu được hình thành như thế nào?</w:t>
+      </w:r>
+    </w:p>
+    <w:p>
+      <w:pPr>
+        <w:pStyle w:val="Normal"/>
+        <w:rPr/>
+      </w:pPr>
+      <w:r>
+        <w:rPr>
+          <w:rStyle w:val="Strong"/>
+          <w:rFonts w:ascii="Times New Roman" w:hAnsi="Times New Roman"/>
+          <w:b w:val="false"/>
+          <w:bCs w:val="false"/>
+          <w:sz w:val="32"/>
+          <w:szCs w:val="32"/>
+        </w:rPr>
+        <w:t>a. Chỉ dựa trên thuộc tính riêng của thực thể yếu.</w:t>
+        <w:br/>
+      </w:r>
+      <w:r>
+        <w:rPr>
+          <w:rStyle w:val="Strong"/>
+          <w:rFonts w:ascii="Times New Roman" w:hAnsi="Times New Roman"/>
+          <w:b w:val="false"/>
+          <w:bCs w:val="false"/>
+          <w:color w:val="FF0000"/>
+          <w:sz w:val="32"/>
+          <w:szCs w:val="32"/>
+        </w:rPr>
+        <w:t>b. Là sự kết hợp giữa thuộc tính định danh của thực thể yếu và khóa chính của thực thể mạnh mà nó phụ thuộc.</w:t>
+      </w:r>
+      <w:r>
+        <w:rPr>
+          <w:rStyle w:val="Strong"/>
+          <w:rFonts w:ascii="Times New Roman" w:hAnsi="Times New Roman"/>
+          <w:b w:val="false"/>
+          <w:bCs w:val="false"/>
+          <w:sz w:val="32"/>
+          <w:szCs w:val="32"/>
+        </w:rPr>
+        <w:br/>
+        <w:t>c. Chỉ bao gồm khóa chính của thực thể mạnh.</w:t>
+        <w:br/>
+        <w:t>d. Là thuộc tính dẫn xuất tính từ các thực thể liên quan.</w:t>
+      </w:r>
+    </w:p>
+    <w:p>
+      <w:pPr>
+        <w:pStyle w:val="Normal"/>
+        <w:rPr>
+          <w:rStyle w:val="Strong"/>
+          <w:rFonts w:ascii="Times New Roman" w:hAnsi="Times New Roman"/>
+          <w:b w:val="false"/>
+          <w:bCs w:val="false"/>
+          <w:sz w:val="32"/>
+          <w:szCs w:val="32"/>
+        </w:rPr>
+      </w:pPr>
+      <w:r>
+        <w:rPr/>
+      </w:r>
+    </w:p>
+    <w:p>
+      <w:pPr>
+        <w:pStyle w:val="Normal"/>
+        <w:rPr>
+          <w:rStyle w:val="Strong"/>
+          <w:rFonts w:ascii="Times New Roman" w:hAnsi="Times New Roman"/>
+          <w:b w:val="false"/>
+          <w:bCs w:val="false"/>
+          <w:sz w:val="32"/>
+          <w:szCs w:val="32"/>
+        </w:rPr>
+      </w:pPr>
+      <w:r>
+        <w:rPr/>
+      </w:r>
+    </w:p>
+    <w:p>
+      <w:pPr>
+        <w:pStyle w:val="Normal"/>
+        <w:rPr>
+          <w:rStyle w:val="Strong"/>
+          <w:rFonts w:ascii="Times New Roman" w:hAnsi="Times New Roman"/>
+          <w:b w:val="false"/>
+          <w:bCs w:val="false"/>
+          <w:sz w:val="32"/>
+          <w:szCs w:val="32"/>
+        </w:rPr>
+      </w:pPr>
+      <w:r>
+        <w:rPr/>
+      </w:r>
+    </w:p>
+    <w:p>
+      <w:pPr>
+        <w:pStyle w:val="Normal"/>
+        <w:rPr/>
+      </w:pPr>
+      <w:r>
+        <w:rPr/>
+      </w:r>
+    </w:p>
+    <w:p>
+      <w:pPr>
+        <w:pStyle w:val="Normal"/>
+        <w:rPr/>
+      </w:pPr>
+      <w:r>
+        <w:rPr/>
+      </w:r>
+    </w:p>
+    <w:p>
+      <w:pPr>
+        <w:pStyle w:val="Normal"/>
+        <w:rPr/>
+      </w:pPr>
+      <w:r>
+        <w:rPr/>
+      </w:r>
+    </w:p>
+    <w:p>
+      <w:pPr>
+        <w:pStyle w:val="Normal"/>
+        <w:rPr/>
+      </w:pPr>
+      <w:r>
+        <w:rPr/>
+      </w:r>
+    </w:p>
+    <w:p>
+      <w:pPr>
+        <w:pStyle w:val="Normal"/>
+        <w:rPr/>
+      </w:pPr>
+      <w:r>
+        <w:rPr/>
+      </w:r>
+    </w:p>
+    <w:p>
+      <w:pPr>
+        <w:pStyle w:val="Normal"/>
+        <w:rPr/>
+      </w:pPr>
+      <w:r>
+        <w:rPr/>
+      </w:r>
+    </w:p>
+    <w:p>
+      <w:pPr>
+        <w:pStyle w:val="Normal"/>
+        <w:rPr/>
+      </w:pPr>
+      <w:r>
+        <w:rPr/>
+      </w:r>
+    </w:p>
+    <w:p>
+      <w:pPr>
+        <w:pStyle w:val="Normal"/>
+        <w:rPr/>
+      </w:pPr>
+      <w:r>
+        <w:rPr/>
+      </w:r>
+    </w:p>
+    <w:p>
+      <w:pPr>
+        <w:pStyle w:val="Normal"/>
+        <w:rPr/>
+      </w:pPr>
+      <w:r>
+        <w:rPr/>
+      </w:r>
+    </w:p>
+    <w:p>
+      <w:pPr>
+        <w:pStyle w:val="Normal"/>
+        <w:rPr/>
+      </w:pPr>
+      <w:r>
+        <w:rPr/>
+      </w:r>
+    </w:p>
+    <w:p>
+      <w:pPr>
+        <w:pStyle w:val="Normal"/>
+        <w:rPr/>
+      </w:pPr>
+      <w:r>
+        <w:rPr/>
+      </w:r>
+    </w:p>
+    <w:p>
+      <w:pPr>
+        <w:pStyle w:val="Normal"/>
+        <w:rPr/>
+      </w:pPr>
+      <w:r>
+        <w:rPr/>
+      </w:r>
+    </w:p>
+    <w:p>
+      <w:pPr>
+        <w:pStyle w:val="Normal"/>
+        <w:rPr/>
+      </w:pPr>
+      <w:r>
+        <w:rPr/>
+      </w:r>
+    </w:p>
+    <w:p>
+      <w:pPr>
+        <w:pStyle w:val="Normal"/>
+        <w:rPr/>
+      </w:pPr>
+      <w:r>
+        <w:rPr/>
+      </w:r>
+    </w:p>
+    <w:p>
+      <w:pPr>
+        <w:pStyle w:val="Normal"/>
+        <w:rPr/>
+      </w:pPr>
+      <w:r>
+        <w:rPr/>
+      </w:r>
+    </w:p>
+    <w:p>
+      <w:pPr>
+        <w:pStyle w:val="Normal"/>
+        <w:rPr/>
+      </w:pPr>
+      <w:r>
+        <w:rPr/>
+      </w:r>
+    </w:p>
+    <w:p>
+      <w:pPr>
+        <w:pStyle w:val="Normal"/>
+        <w:rPr/>
+      </w:pPr>
+      <w:r>
+        <w:rPr/>
+      </w:r>
+    </w:p>
+    <w:p>
+      <w:pPr>
+        <w:pStyle w:val="Normal"/>
+        <w:rPr/>
+      </w:pPr>
+      <w:r>
+        <w:rPr/>
+      </w:r>
+    </w:p>
+    <w:p>
+      <w:pPr>
+        <w:pStyle w:val="Normal"/>
+        <w:rPr/>
+      </w:pPr>
+      <w:r>
+        <w:rPr/>
+      </w:r>
+    </w:p>
+    <w:p>
+      <w:pPr>
+        <w:pStyle w:val="Normal"/>
+        <w:rPr/>
+      </w:pPr>
+      <w:r>
+        <w:rPr/>
+      </w:r>
+    </w:p>
+    <w:p>
+      <w:pPr>
+        <w:pStyle w:val="Normal"/>
+        <w:rPr/>
+      </w:pPr>
+      <w:r>
+        <w:rPr/>
+      </w:r>
+    </w:p>
+    <w:p>
+      <w:pPr>
+        <w:pStyle w:val="Normal"/>
+        <w:rPr/>
+      </w:pPr>
+      <w:r>
+        <w:rPr/>
+      </w:r>
+    </w:p>
+    <w:p>
+      <w:pPr>
+        <w:pStyle w:val="Normal"/>
+        <w:rPr/>
+      </w:pPr>
+      <w:r>
+        <w:rPr/>
+      </w:r>
+    </w:p>
+    <w:p>
+      <w:pPr>
+        <w:pStyle w:val="Normal"/>
+        <w:rPr/>
+      </w:pPr>
+      <w:r>
+        <w:rPr/>
+      </w:r>
+    </w:p>
+    <w:p>
+      <w:pPr>
+        <w:pStyle w:val="Normal"/>
+        <w:rPr/>
+      </w:pPr>
+      <w:r>
+        <w:rPr/>
+      </w:r>
+    </w:p>
+    <w:p>
+      <w:pPr>
+        <w:pStyle w:val="Normal"/>
+        <w:rPr/>
+      </w:pPr>
+      <w:r>
+        <w:rPr/>
+      </w:r>
+    </w:p>
+    <w:p>
+      <w:pPr>
+        <w:pStyle w:val="Normal"/>
+        <w:rPr/>
+      </w:pPr>
+      <w:r>
+        <w:rPr/>
+      </w:r>
+    </w:p>
+    <w:p>
+      <w:pPr>
+        <w:pStyle w:val="Normal"/>
+        <w:rPr/>
+      </w:pPr>
+      <w:r>
+        <w:rPr/>
+      </w:r>
+    </w:p>
+    <w:p>
+      <w:pPr>
+        <w:pStyle w:val="Normal"/>
+        <w:rPr/>
+      </w:pPr>
+      <w:r>
+        <w:rPr/>
+      </w:r>
+    </w:p>
+    <w:p>
+      <w:pPr>
+        <w:pStyle w:val="Normal"/>
+        <w:rPr/>
+      </w:pPr>
+      <w:r>
+        <w:rPr/>
+      </w:r>
+    </w:p>
+    <w:p>
+      <w:pPr>
+        <w:pStyle w:val="Normal"/>
+        <w:rPr/>
+      </w:pPr>
+      <w:r>
+        <w:rPr/>
+      </w:r>
+    </w:p>
+    <w:p>
+      <w:pPr>
+        <w:pStyle w:val="Normal"/>
+        <w:rPr/>
+      </w:pPr>
+      <w:r>
+        <w:rPr/>
+      </w:r>
+    </w:p>
+    <w:p>
+      <w:pPr>
+        <w:pStyle w:val="Normal"/>
+        <w:rPr/>
+      </w:pPr>
+      <w:r>
+        <w:rPr/>
       </w:r>
     </w:p>
     <w:sectPr>
